--- a/output/北塩原村_他メンバーへの確認_1通.docx
+++ b/output/北塩原村_他メンバーへの確認_1通.docx
@@ -54,7 +54,7 @@
           <w:b w:val="0"/>
           <w:sz w:val="21"/>
         </w:rPr>
-        <w:t>素案の作成と当方の追記を一つの計画書にまとめるにあたり、ご担当者様にご確認・ご相談したい事項が８件、県へのお取次ぎをお願いしたい事項が１件、法令の原典の入手をお願いしたい事項が２件ございます。村へのご照会とは宛先が違うため、別の文書にしております。</w:t>
+        <w:t>素案の作成と当方の追記を一つの計画書にまとめるにあたり、ご担当者様にご確認・ご相談したい事項が９件、県へのお取次ぎをお願いしたい事項が１件、法令の原典の入手をお願いしたい事項が２件ございます。村へのご照会とは宛先が違うため、別の文書にしております。</w:t>
       </w:r>
     </w:p>
     <w:p>
@@ -312,7 +312,7 @@
                 <w:b w:val="0"/>
                 <w:sz w:val="19"/>
               </w:rPr>
-              <w:t>制度名称の表記の統一</w:t>
+              <w:t>制度名称の表記の統一と策定経過の日付</w:t>
             </w:r>
           </w:p>
         </w:tc>
@@ -330,7 +330,7 @@
                 <w:b w:val="0"/>
                 <w:sz w:val="19"/>
               </w:rPr>
-              <w:t>１件</w:t>
+              <w:t>２件</w:t>
             </w:r>
           </w:p>
         </w:tc>
@@ -1042,7 +1042,7 @@
           <w:b/>
           <w:sz w:val="26"/>
         </w:rPr>
-        <w:t>２　制度名称の表記の統一（１件）</w:t>
+        <w:t>２　制度名称の表記の統一と策定経過の日付（２件）</w:t>
       </w:r>
     </w:p>
     <w:p>
@@ -1056,7 +1056,7 @@
           <w:b w:val="0"/>
           <w:sz w:val="21"/>
         </w:rPr>
-        <w:t>計画の冒頭の注記は、法律用語や施設名等の固有名称を除き「害」の字をひらがなで表記するとしています。ところが制度の名称について、法令の表記と村の表記が混在している箇所があります。同じ並びの中で食い違っている箇所もあるため、どちらに揃えるかを決めていただきたく存じます。当方の追記は決まった方に合わせます。決まり次第、置換の一覧を作ってお送りします。</w:t>
+        <w:t>計画の冒頭の注記は、法律用語や施設名等の固有名称を除き「害」の字をひらがなで表記するとしています。ところが制度の名称について、法令の表記と村の表記が混在している箇所があります。同じ並びの中で食い違っている箇所もあるため、どちらに揃えるかを決めていただきたく存じます。当方の追記は決まった方に合わせます。決まり次第、置換の一覧を作ってお送りします。あわせて、第１章５（４）のパブリックコメントの記述が令和９年２月の日程を過去形で書いていますので、日程の確定と、計画の確定時の時制の扱いを確かめさせていただきたく存じます。</w:t>
       </w:r>
     </w:p>
     <w:tbl>
@@ -1195,6 +1195,62 @@
                 <w:sz w:val="19"/>
               </w:rPr>
               <w:t>計画冒頭の注記は「法律用語や施設名等の固有名称を除き、可能な限り『害』の字をひらがなで表記」としている。正本では障害支援区分（６件）・障害児入所支援（５件）は法令表記で統一されている一方、障害児通所支援は法令表記４件・村表記11件、障害児相談支援は法令表記３件・村表記12件と混在している。第5章1（5）では⑤障害児入所支援と⑥障がい児相談支援が同じ並びの中で食い違っている。①給付・制度・区分の正式名称はすべて法令表記にする②村の編集方針として制度名称も村表記に統一するのいずれかに決めたい。当方の追記は決まった方に合わせる</w:t>
+            </w:r>
+          </w:p>
+        </w:tc>
+      </w:tr>
+      <w:tr>
+        <w:tc>
+          <w:tcPr>
+            <w:tcW w:w="900" w:type="dxa"/>
+          </w:tcPr>
+          <w:p>
+            <w:pPr>
+              <w:spacing w:after="0"/>
+            </w:pPr>
+            <w:r>
+              <w:rPr>
+                <w:rFonts w:ascii="BIZ UDPゴシック" w:hAnsi="BIZ UDPゴシック" w:eastAsia="BIZ UDPゴシック" w:cs="BIZ UDPゴシック"/>
+                <w:b w:val="0"/>
+                <w:sz w:val="19"/>
+              </w:rPr>
+              <w:t>Ｓ-27</w:t>
+            </w:r>
+          </w:p>
+        </w:tc>
+        <w:tc>
+          <w:tcPr>
+            <w:tcW w:w="3600" w:type="dxa"/>
+          </w:tcPr>
+          <w:p>
+            <w:pPr>
+              <w:spacing w:after="0"/>
+            </w:pPr>
+            <w:r>
+              <w:rPr>
+                <w:rFonts w:ascii="BIZ UDPゴシック" w:hAnsi="BIZ UDPゴシック" w:eastAsia="BIZ UDPゴシック" w:cs="BIZ UDPゴシック"/>
+                <w:b w:val="0"/>
+                <w:sz w:val="19"/>
+              </w:rPr>
+              <w:t>第1章5（4）の日付と時制</w:t>
+            </w:r>
+          </w:p>
+        </w:tc>
+        <w:tc>
+          <w:tcPr>
+            <w:tcW w:w="10900" w:type="dxa"/>
+          </w:tcPr>
+          <w:p>
+            <w:pPr>
+              <w:spacing w:after="0"/>
+            </w:pPr>
+            <w:r>
+              <w:rPr>
+                <w:rFonts w:ascii="BIZ UDPゴシック" w:hAnsi="BIZ UDPゴシック" w:eastAsia="BIZ UDPゴシック" w:cs="BIZ UDPゴシック"/>
+                <w:b w:val="0"/>
+                <w:sz w:val="19"/>
+              </w:rPr>
+              <w:t>第1章5（4）は「本計画案を、令和９年２月８日～令和９年２月22日まで村ホームページ等で公開し、広く村民の方々から意見を募りました」と過去形で書かれている。令和９年２月はまだ先であり、行われていない。素案の段階で確定版の体裁にしておく書き方と理解したため当方は書き換えていないが、①パブリックコメントの日程がこの日付で確定しているか②確定時に時制をそのままにするかを確かめたい。日程が動く場合は第1章5（4）と工程表の両方を直す</w:t>
             </w:r>
           </w:p>
         </w:tc>

--- a/output/北塩原村_他メンバーへの確認_1通.docx
+++ b/output/北塩原村_他メンバーへの確認_1通.docx
@@ -54,7 +54,7 @@
           <w:b w:val="0"/>
           <w:sz w:val="21"/>
         </w:rPr>
-        <w:t>素案の作成と当方の追記を一つの計画書にまとめるにあたり、ご担当者様にご確認・ご相談したい事項が９件、県へのお取次ぎをお願いしたい事項が１件、法令の原典の入手をお願いしたい事項が２件ございます。村へのご照会とは宛先が違うため、別の文書にしております。</w:t>
+        <w:t>素案の作成と当方の追記を一つの計画書にまとめるにあたり、ご担当者様にご確認・ご相談したい事項が10件、県へのお取次ぎをお願いしたい事項が１件、法令の原典の入手をお願いしたい事項が３件ございます。村へのご照会とは宛先が違うため、別の文書にしております。</w:t>
       </w:r>
     </w:p>
     <w:p>
@@ -552,7 +552,7 @@
                 <w:b w:val="0"/>
                 <w:sz w:val="19"/>
               </w:rPr>
-              <w:t>２件</w:t>
+              <w:t>３件</w:t>
             </w:r>
           </w:p>
         </w:tc>
@@ -604,7 +604,7 @@
           <w:b w:val="0"/>
           <w:sz w:val="21"/>
         </w:rPr>
-        <w:t>図はカラーで進めることとし、令和８年10月10日に当方で図26点・表92点に番号と表題を付け、目次の後に図表目次を置きました。これに伴って、既存の図についてお願いしたいことが６件あります。いずれも最終版の体裁に関わるもので、村の回答を待たずに決められるものです。</w:t>
+        <w:t>図はカラーで進めることとし、令和８年10月10日に当方で図26点・表94点に番号と表題を付け、目次の後に図表目次を置きました。これに伴って、既存の図についてお願いしたいことが６件あります。いずれも最終版の体裁に関わるもので、村の回答を待たずに決められるものです。</w:t>
       </w:r>
     </w:p>
     <w:tbl>
@@ -1614,7 +1614,7 @@
           <w:b/>
           <w:sz w:val="26"/>
         </w:rPr>
-        <w:t>５　法令の原典の入手のお願い（２件）</w:t>
+        <w:t>５　法令の原典の入手のお願い（３件）</w:t>
       </w:r>
     </w:p>
     <w:p>
@@ -1628,7 +1628,7 @@
           <w:b w:val="0"/>
           <w:sz w:val="21"/>
         </w:rPr>
-        <w:t>当方の環境からは、官報及び法令のページに接続できません（組織のネットワーク方針によります）。下記の２件について、法律番号・公布日・施行期日の原典（官報又は所管省庁の通知）をお送りいただけますと、照合して本文に反映します。原典が無い間は、本文に法律番号を書かず「令和８年６月に公布された」までの書き方にとどめています。さきに高次脳機能障害者支援法については施行通知と施行令をお送りいただき、公布と施行の日を本文に書くことができました。同じ形でお願いできますと幸いです。</w:t>
+        <w:t>当方の環境からは、官報及び法令のページに接続できません（組織のネットワーク方針によります）。下記の３件について、原典（官報又は所管省庁の通知・告示）をお送りいただけますと、照合して本文に反映します。原典が無い間は、本文に法律番号や月数を書かず、「令和８年６月に公布された」までの書き方にとどめています。さきに高次脳機能障害者支援法については施行通知と施行令をお送りいただき、公布と施行の日を本文に書くことができました。同じ形でお願いできますと幸いです。</w:t>
       </w:r>
     </w:p>
     <w:tbl>
@@ -1823,6 +1823,62 @@
                 <w:sz w:val="19"/>
               </w:rPr>
               <w:t>民法等の一部を改正する法律（成年後見等関係）の法律番号・公布日・施行期日</w:t>
+            </w:r>
+          </w:p>
+        </w:tc>
+      </w:tr>
+      <w:tr>
+        <w:tc>
+          <w:tcPr>
+            <w:tcW w:w="900" w:type="dxa"/>
+          </w:tcPr>
+          <w:p>
+            <w:pPr>
+              <w:spacing w:after="0"/>
+            </w:pPr>
+            <w:r>
+              <w:rPr>
+                <w:rFonts w:ascii="BIZ UDPゴシック" w:hAnsi="BIZ UDPゴシック" w:eastAsia="BIZ UDPゴシック" w:cs="BIZ UDPゴシック"/>
+                <w:b w:val="0"/>
+                <w:sz w:val="19"/>
+              </w:rPr>
+              <w:t>Ｓ-28</w:t>
+            </w:r>
+          </w:p>
+        </w:tc>
+        <w:tc>
+          <w:tcPr>
+            <w:tcW w:w="3600" w:type="dxa"/>
+          </w:tcPr>
+          <w:p>
+            <w:pPr>
+              <w:spacing w:after="0"/>
+            </w:pPr>
+            <w:r>
+              <w:rPr>
+                <w:rFonts w:ascii="BIZ UDPゴシック" w:hAnsi="BIZ UDPゴシック" w:eastAsia="BIZ UDPゴシック" w:cs="BIZ UDPゴシック"/>
+                <w:b w:val="0"/>
+                <w:sz w:val="19"/>
+              </w:rPr>
+              <w:t>モニタリングの標準の期間を定める告示の原典</w:t>
+            </w:r>
+          </w:p>
+        </w:tc>
+        <w:tc>
+          <w:tcPr>
+            <w:tcW w:w="10900" w:type="dxa"/>
+          </w:tcPr>
+          <w:p>
+            <w:pPr>
+              <w:spacing w:after="0"/>
+            </w:pPr>
+            <w:r>
+              <w:rPr>
+                <w:rFonts w:ascii="BIZ UDPゴシック" w:hAnsi="BIZ UDPゴシック" w:eastAsia="BIZ UDPゴシック" w:cs="BIZ UDPゴシック"/>
+                <w:b w:val="0"/>
+                <w:sz w:val="19"/>
+              </w:rPr>
+              <w:t>計画相談支援のモニタリングの負荷を量で示すため、モニタリングの標準の期間を定める告示（指定計画相談支援の提供に当たって当該指定を受けた者が遵守すべき基準を定める件。平成24年厚生労働省告示第231号）の最新の改正後の本文を入手いただけないでしょうか。当方の環境からは官報及び法令検索にアクセスできません（403が返ります）。期間の月数を記憶で書くことはしないため、原典が無い間は計画本文に月数を書きません。入手できましたら、サービスの種類ごとの標準の期間を正本 第５章１（４）に書き加えます。</w:t>
             </w:r>
           </w:p>
         </w:tc>

--- a/output/北塩原村_他メンバーへの確認_1通.docx
+++ b/output/北塩原村_他メンバーへの確認_1通.docx
@@ -54,7 +54,7 @@
           <w:b w:val="0"/>
           <w:sz w:val="21"/>
         </w:rPr>
-        <w:t>素案の作成と当方の追記を一つの計画書にまとめるにあたり、ご担当者様にご確認・ご相談したい事項が10件、県へのお取次ぎをお願いしたい事項が１件、法令の原典の入手をお願いしたい事項が３件ございます。村へのご照会とは宛先が違うため、別の文書にしております。</w:t>
+        <w:t>素案の作成と当方の追記を一つの計画書にまとめるにあたり、ご担当者様にご確認・ご相談したい事項が11件、県へのお取次ぎをお願いしたい事項が２件、法令の原典の入手をお願いしたい事項が１件ございます。村へのご照会とは宛先が違うため、別の文書にしております。</w:t>
       </w:r>
     </w:p>
     <w:p>
@@ -96,7 +96,7 @@
           <w:color w:val="1F3864"/>
           <w:sz w:val="24"/>
         </w:rPr>
-        <w:t>■　５節の構成</w:t>
+        <w:t>■　６節の構成</w:t>
       </w:r>
     </w:p>
     <w:tbl>
@@ -478,7 +478,7 @@
                 <w:b w:val="0"/>
                 <w:sz w:val="19"/>
               </w:rPr>
-              <w:t>１件</w:t>
+              <w:t>２件</w:t>
             </w:r>
           </w:p>
         </w:tc>
@@ -534,6 +534,80 @@
                 <w:b w:val="0"/>
                 <w:sz w:val="19"/>
               </w:rPr>
+              <w:t>介護保険事業計画との中長期の推計の揃え方</w:t>
+            </w:r>
+          </w:p>
+        </w:tc>
+        <w:tc>
+          <w:tcPr>
+            <w:tcW w:w="1000" w:type="dxa"/>
+          </w:tcPr>
+          <w:p>
+            <w:pPr>
+              <w:spacing w:after="0"/>
+            </w:pPr>
+            <w:r>
+              <w:rPr>
+                <w:rFonts w:ascii="BIZ UDPゴシック" w:hAnsi="BIZ UDPゴシック" w:eastAsia="BIZ UDPゴシック" w:cs="BIZ UDPゴシック"/>
+                <w:b w:val="0"/>
+                <w:sz w:val="19"/>
+              </w:rPr>
+              <w:t>１件</w:t>
+            </w:r>
+          </w:p>
+        </w:tc>
+        <w:tc>
+          <w:tcPr>
+            <w:tcW w:w="3000" w:type="dxa"/>
+          </w:tcPr>
+          <w:p>
+            <w:pPr>
+              <w:spacing w:after="0"/>
+            </w:pPr>
+            <w:r>
+              <w:rPr>
+                <w:rFonts w:ascii="BIZ UDPゴシック" w:hAnsi="BIZ UDPゴシック" w:eastAsia="BIZ UDPゴシック" w:cs="BIZ UDPゴシック"/>
+                <w:b w:val="0"/>
+                <w:sz w:val="19"/>
+              </w:rPr>
+              <w:t>令和８年10月31日（金）</w:t>
+            </w:r>
+          </w:p>
+        </w:tc>
+      </w:tr>
+      <w:tr>
+        <w:tc>
+          <w:tcPr>
+            <w:tcW w:w="800" w:type="dxa"/>
+          </w:tcPr>
+          <w:p>
+            <w:pPr>
+              <w:spacing w:after="0"/>
+            </w:pPr>
+            <w:r>
+              <w:rPr>
+                <w:rFonts w:ascii="BIZ UDPゴシック" w:hAnsi="BIZ UDPゴシック" w:eastAsia="BIZ UDPゴシック" w:cs="BIZ UDPゴシック"/>
+                <w:b w:val="0"/>
+                <w:sz w:val="19"/>
+              </w:rPr>
+              <w:t>６</w:t>
+            </w:r>
+          </w:p>
+        </w:tc>
+        <w:tc>
+          <w:tcPr>
+            <w:tcW w:w="5200" w:type="dxa"/>
+          </w:tcPr>
+          <w:p>
+            <w:pPr>
+              <w:spacing w:after="0"/>
+            </w:pPr>
+            <w:r>
+              <w:rPr>
+                <w:rFonts w:ascii="BIZ UDPゴシック" w:hAnsi="BIZ UDPゴシック" w:eastAsia="BIZ UDPゴシック" w:cs="BIZ UDPゴシック"/>
+                <w:b w:val="0"/>
+                <w:sz w:val="19"/>
+              </w:rPr>
               <w:t>法令の原典の入手のお願い</w:t>
             </w:r>
           </w:p>
@@ -552,7 +626,7 @@
                 <w:b w:val="0"/>
                 <w:sz w:val="19"/>
               </w:rPr>
-              <w:t>３件</w:t>
+              <w:t>１件</w:t>
             </w:r>
           </w:p>
         </w:tc>
@@ -1442,7 +1516,7 @@
           <w:b/>
           <w:sz w:val="26"/>
         </w:rPr>
-        <w:t>４　県へのお取次ぎ（１件）</w:t>
+        <w:t>４　県へのお取次ぎ（２件）</w:t>
       </w:r>
     </w:p>
     <w:p>
@@ -1457,178 +1531,6 @@
           <w:sz w:val="21"/>
         </w:rPr>
         <w:t>県にご確認いただきたい事項のうち、計画の記述に直に関わるものです。村を通じた県への照会（Ｍ-99）とは別に、研修の実施の予定に関わるものであるため、お取次ぎいただけますと幸いです。</w:t>
-      </w:r>
-    </w:p>
-    <w:tbl>
-      <w:tblPr>
-        <w:tblW w:type="auto" w:w="0"/>
-        <w:jc w:val="center"/>
-        <w:tblLook w:firstColumn="1" w:firstRow="1" w:lastColumn="0" w:lastRow="0" w:noHBand="0" w:noVBand="1" w:val="04A0"/>
-        <w:tblBorders>
-          <w:top w:val="single" w:sz="4" w:space="0" w:color="AAAAAA"/>
-          <w:left w:val="single" w:sz="4" w:space="0" w:color="AAAAAA"/>
-          <w:bottom w:val="single" w:sz="4" w:space="0" w:color="AAAAAA"/>
-          <w:right w:val="single" w:sz="4" w:space="0" w:color="AAAAAA"/>
-          <w:insideH w:val="single" w:sz="4" w:space="0" w:color="AAAAAA"/>
-          <w:insideV w:val="single" w:sz="4" w:space="0" w:color="AAAAAA"/>
-        </w:tblBorders>
-      </w:tblPr>
-      <w:tblGrid>
-        <w:gridCol w:w="3324"/>
-        <w:gridCol w:w="3324"/>
-        <w:gridCol w:w="3324"/>
-      </w:tblGrid>
-      <w:tr>
-        <w:tc>
-          <w:tcPr>
-            <w:tcW w:w="900" w:type="dxa"/>
-            <w:shd w:val="clear" w:color="auto" w:fill="1F3864"/>
-          </w:tcPr>
-          <w:p>
-            <w:pPr>
-              <w:spacing w:after="0"/>
-              <w:jc w:val="center"/>
-            </w:pPr>
-            <w:r>
-              <w:rPr>
-                <w:rFonts w:ascii="BIZ UDPゴシック" w:hAnsi="BIZ UDPゴシック" w:eastAsia="BIZ UDPゴシック" w:cs="BIZ UDPゴシック"/>
-                <w:b/>
-                <w:color w:val="FFFFFF"/>
-                <w:sz w:val="19"/>
-              </w:rPr>
-              <w:t>番号</w:t>
-            </w:r>
-          </w:p>
-        </w:tc>
-        <w:tc>
-          <w:tcPr>
-            <w:tcW w:w="3600" w:type="dxa"/>
-            <w:shd w:val="clear" w:color="auto" w:fill="1F3864"/>
-          </w:tcPr>
-          <w:p>
-            <w:pPr>
-              <w:spacing w:after="0"/>
-              <w:jc w:val="center"/>
-            </w:pPr>
-            <w:r>
-              <w:rPr>
-                <w:rFonts w:ascii="BIZ UDPゴシック" w:hAnsi="BIZ UDPゴシック" w:eastAsia="BIZ UDPゴシック" w:cs="BIZ UDPゴシック"/>
-                <w:b/>
-                <w:color w:val="FFFFFF"/>
-                <w:sz w:val="19"/>
-              </w:rPr>
-              <w:t>ご確認いただきたいこと</w:t>
-            </w:r>
-          </w:p>
-        </w:tc>
-        <w:tc>
-          <w:tcPr>
-            <w:tcW w:w="10900" w:type="dxa"/>
-            <w:shd w:val="clear" w:color="auto" w:fill="1F3864"/>
-          </w:tcPr>
-          <w:p>
-            <w:pPr>
-              <w:spacing w:after="0"/>
-              <w:jc w:val="center"/>
-            </w:pPr>
-            <w:r>
-              <w:rPr>
-                <w:rFonts w:ascii="BIZ UDPゴシック" w:hAnsi="BIZ UDPゴシック" w:eastAsia="BIZ UDPゴシック" w:cs="BIZ UDPゴシック"/>
-                <w:b/>
-                <w:color w:val="FFFFFF"/>
-                <w:sz w:val="19"/>
-              </w:rPr>
-              <w:t>内容</w:t>
-            </w:r>
-          </w:p>
-        </w:tc>
-      </w:tr>
-      <w:tr>
-        <w:tc>
-          <w:tcPr>
-            <w:tcW w:w="900" w:type="dxa"/>
-          </w:tcPr>
-          <w:p>
-            <w:pPr>
-              <w:spacing w:after="0"/>
-            </w:pPr>
-            <w:r>
-              <w:rPr>
-                <w:rFonts w:ascii="BIZ UDPゴシック" w:hAnsi="BIZ UDPゴシック" w:eastAsia="BIZ UDPゴシック" w:cs="BIZ UDPゴシック"/>
-                <w:b w:val="0"/>
-                <w:sz w:val="19"/>
-              </w:rPr>
-              <w:t>Ｓ-12</w:t>
-            </w:r>
-          </w:p>
-        </w:tc>
-        <w:tc>
-          <w:tcPr>
-            <w:tcW w:w="3600" w:type="dxa"/>
-          </w:tcPr>
-          <w:p>
-            <w:pPr>
-              <w:spacing w:after="0"/>
-            </w:pPr>
-            <w:r>
-              <w:rPr>
-                <w:rFonts w:ascii="BIZ UDPゴシック" w:hAnsi="BIZ UDPゴシック" w:eastAsia="BIZ UDPゴシック" w:cs="BIZ UDPゴシック"/>
-                <w:b w:val="0"/>
-                <w:sz w:val="19"/>
-              </w:rPr>
-              <w:t>意思決定支援ガイドライン（第２版）を用いた県研修の予定</w:t>
-            </w:r>
-          </w:p>
-        </w:tc>
-        <w:tc>
-          <w:tcPr>
-            <w:tcW w:w="10900" w:type="dxa"/>
-          </w:tcPr>
-          <w:p>
-            <w:pPr>
-              <w:spacing w:after="0"/>
-            </w:pPr>
-            <w:r>
-              <w:rPr>
-                <w:rFonts w:ascii="BIZ UDPゴシック" w:hAnsi="BIZ UDPゴシック" w:eastAsia="BIZ UDPゴシック" w:cs="BIZ UDPゴシック"/>
-                <w:b w:val="0"/>
-                <w:sz w:val="19"/>
-              </w:rPr>
-              <w:t>意思決定支援ガイドライン（第２版）は令和８年９月に厚生労働省から公表されました。第２版は、意思決定能力があることを前提とすること、本人の意思と選好に基づく最善の解釈、本人参加の意思決定支援会議など、第１版から実務に関わる変更があります。県が実施する相談支援専門員・サービス管理責任者等の研修において、第２版がいつから扱われるか、どの研修が対象となるかを確認したい。本計画は県研修への参加を成果目標としており、その内数として第２版を用いた研修への参加を位置づけるためです。</w:t>
-            </w:r>
-          </w:p>
-        </w:tc>
-      </w:tr>
-    </w:tbl>
-    <w:p>
-      <w:pPr>
-        <w:spacing w:after="40"/>
-      </w:pPr>
-    </w:p>
-    <w:p>
-      <w:pPr>
-        <w:spacing w:before="360" w:after="120"/>
-      </w:pPr>
-      <w:r>
-        <w:rPr>
-          <w:b/>
-          <w:sz w:val="26"/>
-        </w:rPr>
-        <w:t>５　法令の原典の入手のお願い（３件）</w:t>
-      </w:r>
-    </w:p>
-    <w:p>
-      <w:pPr>
-        <w:spacing w:after="80"/>
-        <w:ind w:firstLine="210"/>
-      </w:pPr>
-      <w:r>
-        <w:rPr>
-          <w:rFonts w:ascii="BIZ UDPゴシック" w:hAnsi="BIZ UDPゴシック" w:eastAsia="BIZ UDPゴシック" w:cs="BIZ UDPゴシック"/>
-          <w:b w:val="0"/>
-          <w:sz w:val="21"/>
-        </w:rPr>
-        <w:t>当方の環境からは、官報及び法令のページに接続できません（組織のネットワーク方針によります）。下記の３件について、原典（官報又は所管省庁の通知・告示）をお送りいただけますと、照合して本文に反映します。原典が無い間は、本文に法律番号や月数を書かず、「令和８年６月に公布された」までの書き方にとどめています。さきに高次脳機能障害者支援法については施行通知と施行令をお送りいただき、公布と施行の日を本文に書くことができました。同じ形でお願いできますと幸いです。</w:t>
       </w:r>
     </w:p>
     <w:tbl>
@@ -1786,7 +1688,7 @@
                 <w:b w:val="0"/>
                 <w:sz w:val="19"/>
               </w:rPr>
-              <w:t>Ｓ-13</w:t>
+              <w:t>Ｓ-12</w:t>
             </w:r>
           </w:p>
         </w:tc>
@@ -1804,7 +1706,7 @@
                 <w:b w:val="0"/>
                 <w:sz w:val="19"/>
               </w:rPr>
-              <w:t>民法等の一部を改正する法律（成年後見等関係）の法律番号・公布日・施行期日</w:t>
+              <w:t>意思決定支援ガイドライン（第２版）を用いた県研修の予定</w:t>
             </w:r>
           </w:p>
         </w:tc>
@@ -1822,7 +1724,295 @@
                 <w:b w:val="0"/>
                 <w:sz w:val="19"/>
               </w:rPr>
-              <w:t>民法等の一部を改正する法律（成年後見等関係）の法律番号・公布日・施行期日</w:t>
+              <w:t>意思決定支援ガイドライン（第２版）は令和８年９月に厚生労働省から公表されました。第２版は、意思決定能力があることを前提とすること、本人の意思と選好に基づく最善の解釈、本人参加の意思決定支援会議など、第１版から実務に関わる変更があります。県が実施する相談支援専門員・サービス管理責任者等の研修において、第２版がいつから扱われるか、どの研修が対象となるかを確認したい。本計画は県研修への参加を成果目標としており、その内数として第２版を用いた研修への参加を位置づけるためです。</w:t>
+            </w:r>
+          </w:p>
+        </w:tc>
+      </w:tr>
+    </w:tbl>
+    <w:p>
+      <w:pPr>
+        <w:spacing w:after="40"/>
+      </w:pPr>
+    </w:p>
+    <w:p>
+      <w:pPr>
+        <w:spacing w:before="360" w:after="120"/>
+      </w:pPr>
+      <w:r>
+        <w:rPr>
+          <w:b/>
+          <w:sz w:val="26"/>
+        </w:rPr>
+        <w:t>５　介護保険事業計画との中長期の推計の揃え方（１件）</w:t>
+      </w:r>
+    </w:p>
+    <w:p>
+      <w:pPr>
+        <w:spacing w:after="80"/>
+        <w:ind w:firstLine="210"/>
+      </w:pPr>
+      <w:r>
+        <w:rPr>
+          <w:rFonts w:ascii="BIZ UDPゴシック" w:hAnsi="BIZ UDPゴシック" w:eastAsia="BIZ UDPゴシック" w:cs="BIZ UDPゴシック"/>
+          <w:b w:val="0"/>
+          <w:sz w:val="21"/>
+        </w:rPr>
+        <w:t>社会福祉法等の一部を改正する法律（令和８年法律第51号）により、介護保険事業（支援）計画にはサービス量の中長期的な推計と将来に向けたサービス提供体制の確保に関する施策を必ず記載することとされ、厚生労働省の概要資料には「障害福祉分野においても同様の見直しを行う」と明記されています（11頁。施行日 令和９年４月１日）。障がい福祉の側でも中長期の推計を載せることとなった場合、両計画で年次が食い違うと並べて読めなくなります。貴計画の素案 5-11 が令和22年度（2040年度）を見据えた見通しを置いておられるため、年次の揃え方をご相談させてください。</w:t>
+      </w:r>
+    </w:p>
+    <w:tbl>
+      <w:tblPr>
+        <w:tblW w:type="auto" w:w="0"/>
+        <w:jc w:val="center"/>
+        <w:tblLook w:firstColumn="1" w:firstRow="1" w:lastColumn="0" w:lastRow="0" w:noHBand="0" w:noVBand="1" w:val="04A0"/>
+        <w:tblBorders>
+          <w:top w:val="single" w:sz="4" w:space="0" w:color="AAAAAA"/>
+          <w:left w:val="single" w:sz="4" w:space="0" w:color="AAAAAA"/>
+          <w:bottom w:val="single" w:sz="4" w:space="0" w:color="AAAAAA"/>
+          <w:right w:val="single" w:sz="4" w:space="0" w:color="AAAAAA"/>
+          <w:insideH w:val="single" w:sz="4" w:space="0" w:color="AAAAAA"/>
+          <w:insideV w:val="single" w:sz="4" w:space="0" w:color="AAAAAA"/>
+        </w:tblBorders>
+      </w:tblPr>
+      <w:tblGrid>
+        <w:gridCol w:w="3324"/>
+        <w:gridCol w:w="3324"/>
+        <w:gridCol w:w="3324"/>
+      </w:tblGrid>
+      <w:tr>
+        <w:tc>
+          <w:tcPr>
+            <w:tcW w:w="900" w:type="dxa"/>
+            <w:shd w:val="clear" w:color="auto" w:fill="1F3864"/>
+          </w:tcPr>
+          <w:p>
+            <w:pPr>
+              <w:spacing w:after="0"/>
+              <w:jc w:val="center"/>
+            </w:pPr>
+            <w:r>
+              <w:rPr>
+                <w:rFonts w:ascii="BIZ UDPゴシック" w:hAnsi="BIZ UDPゴシック" w:eastAsia="BIZ UDPゴシック" w:cs="BIZ UDPゴシック"/>
+                <w:b/>
+                <w:color w:val="FFFFFF"/>
+                <w:sz w:val="19"/>
+              </w:rPr>
+              <w:t>番号</w:t>
+            </w:r>
+          </w:p>
+        </w:tc>
+        <w:tc>
+          <w:tcPr>
+            <w:tcW w:w="3600" w:type="dxa"/>
+            <w:shd w:val="clear" w:color="auto" w:fill="1F3864"/>
+          </w:tcPr>
+          <w:p>
+            <w:pPr>
+              <w:spacing w:after="0"/>
+              <w:jc w:val="center"/>
+            </w:pPr>
+            <w:r>
+              <w:rPr>
+                <w:rFonts w:ascii="BIZ UDPゴシック" w:hAnsi="BIZ UDPゴシック" w:eastAsia="BIZ UDPゴシック" w:cs="BIZ UDPゴシック"/>
+                <w:b/>
+                <w:color w:val="FFFFFF"/>
+                <w:sz w:val="19"/>
+              </w:rPr>
+              <w:t>ご確認いただきたいこと</w:t>
+            </w:r>
+          </w:p>
+        </w:tc>
+        <w:tc>
+          <w:tcPr>
+            <w:tcW w:w="10900" w:type="dxa"/>
+            <w:shd w:val="clear" w:color="auto" w:fill="1F3864"/>
+          </w:tcPr>
+          <w:p>
+            <w:pPr>
+              <w:spacing w:after="0"/>
+              <w:jc w:val="center"/>
+            </w:pPr>
+            <w:r>
+              <w:rPr>
+                <w:rFonts w:ascii="BIZ UDPゴシック" w:hAnsi="BIZ UDPゴシック" w:eastAsia="BIZ UDPゴシック" w:cs="BIZ UDPゴシック"/>
+                <w:b/>
+                <w:color w:val="FFFFFF"/>
+                <w:sz w:val="19"/>
+              </w:rPr>
+              <w:t>内容</w:t>
+            </w:r>
+          </w:p>
+        </w:tc>
+      </w:tr>
+      <w:tr>
+        <w:tc>
+          <w:tcPr>
+            <w:tcW w:w="900" w:type="dxa"/>
+          </w:tcPr>
+          <w:p>
+            <w:pPr>
+              <w:spacing w:after="0"/>
+            </w:pPr>
+            <w:r>
+              <w:rPr>
+                <w:rFonts w:ascii="BIZ UDPゴシック" w:hAnsi="BIZ UDPゴシック" w:eastAsia="BIZ UDPゴシック" w:cs="BIZ UDPゴシック"/>
+                <w:b w:val="0"/>
+                <w:sz w:val="19"/>
+              </w:rPr>
+              <w:t>Ｓ-29</w:t>
+            </w:r>
+          </w:p>
+        </w:tc>
+        <w:tc>
+          <w:tcPr>
+            <w:tcW w:w="3600" w:type="dxa"/>
+          </w:tcPr>
+          <w:p>
+            <w:pPr>
+              <w:spacing w:after="0"/>
+            </w:pPr>
+            <w:r>
+              <w:rPr>
+                <w:rFonts w:ascii="BIZ UDPゴシック" w:hAnsi="BIZ UDPゴシック" w:eastAsia="BIZ UDPゴシック" w:cs="BIZ UDPゴシック"/>
+                <w:b w:val="0"/>
+                <w:sz w:val="19"/>
+              </w:rPr>
+              <w:t>介護保険事業計画の中長期推計との年次の揃え方</w:t>
+            </w:r>
+          </w:p>
+        </w:tc>
+        <w:tc>
+          <w:tcPr>
+            <w:tcW w:w="10900" w:type="dxa"/>
+          </w:tcPr>
+          <w:p>
+            <w:pPr>
+              <w:spacing w:after="0"/>
+            </w:pPr>
+            <w:r>
+              <w:rPr>
+                <w:rFonts w:ascii="BIZ UDPゴシック" w:hAnsi="BIZ UDPゴシック" w:eastAsia="BIZ UDPゴシック" w:cs="BIZ UDPゴシック"/>
+                <w:b w:val="0"/>
+                <w:sz w:val="19"/>
+              </w:rPr>
+              <w:t>社会福祉法等の一部を改正する法律（令和８年法律第51号）により、介護保険事業（支援）計画にはサービス量の中長期的な推計と将来に向けたサービス提供体制の確保に関する施策を必ず記載することとされ、「障害福祉分野においても同様の見直しを行う」と明記されています（厚生労働省「社会福祉法等の一部を改正する法律の概要について」11頁。施行日 令和９年４月１日）。貴計画の素案 5-11 は、令和22年度（2040年度）を見据えた見通しとして令和７年・令和12年・令和17年・令和22年の総人口、高齢者人口、75歳以上人口、高齢化率、生産年齢人口を置いておられます。障がい福祉の側でも中長期の推計を載せることとなった場合、年次が食い違うと両計画を並べて読めなくなります。次をご相談させてください。①障がい福祉の側も令和22年度を目標の年次とすることでよいか。②貴計画の 5-11 の人口の数値を障がい福祉の側でもそのまま用いてよいか（出所を「北塩原村高齢者福祉計画・介護保険事業計画」と表示します）。③貴計画の 5-11 の令和７年の総人口は2,315人ですが、当方の正本 第２章１の令和８年４月１日は2,316人です。基準日が違うだけか、系列が違うのかを確かめさせてください。なお、人口の見通しそのものについては、正本 表２-１（令和11年度 総人口2,166人・高齢化率45.2％）と村のこども・子育て計画の公式推計（令和11年 総人口2,185人・老年人口1,051人・高齢化率48.1％）が食い違っており、老年人口の向きが逆です。こちらは別途、三者で決めさせてください。</w:t>
+            </w:r>
+          </w:p>
+        </w:tc>
+      </w:tr>
+    </w:tbl>
+    <w:p>
+      <w:pPr>
+        <w:spacing w:after="40"/>
+      </w:pPr>
+    </w:p>
+    <w:p>
+      <w:pPr>
+        <w:spacing w:before="360" w:after="120"/>
+      </w:pPr>
+      <w:r>
+        <w:rPr>
+          <w:b/>
+          <w:sz w:val="26"/>
+        </w:rPr>
+        <w:t>６　法令の原典の入手のお願い（１件）</w:t>
+      </w:r>
+    </w:p>
+    <w:p>
+      <w:pPr>
+        <w:spacing w:after="80"/>
+        <w:ind w:firstLine="210"/>
+      </w:pPr>
+      <w:r>
+        <w:rPr>
+          <w:rFonts w:ascii="BIZ UDPゴシック" w:hAnsi="BIZ UDPゴシック" w:eastAsia="BIZ UDPゴシック" w:cs="BIZ UDPゴシック"/>
+          <w:b w:val="0"/>
+          <w:sz w:val="21"/>
+        </w:rPr>
+        <w:t>当方の環境からは、官報及び法令のページに接続できません（組織のネットワーク方針によります）。下記の１件について、原典（官報又は所管省庁の通知・告示）をお送りいただけますと、照合して本文に反映します。原典が無い間は、本文に法律番号や月数を書きません。これまでにお送りいただいた原典により、高次脳機能障害者支援法（施行通知・施行令）、社会福祉法等の一部を改正する法律（令和８年法律第51号。Ｓ-11の一部）、及び民法等の一部を改正する法律（令和８年法律第45号。令和８年６月24日公布。Ｓ-13）の法律番号・公布の日・施行の期日を本文に書くことができました。Ｓ-13は解消し、Ｓ-11は原典ではなく県への照会（上記４）に移しています。同じ形でお願いできますと幸いです。</w:t>
+      </w:r>
+    </w:p>
+    <w:tbl>
+      <w:tblPr>
+        <w:tblW w:type="auto" w:w="0"/>
+        <w:jc w:val="center"/>
+        <w:tblLook w:firstColumn="1" w:firstRow="1" w:lastColumn="0" w:lastRow="0" w:noHBand="0" w:noVBand="1" w:val="04A0"/>
+        <w:tblBorders>
+          <w:top w:val="single" w:sz="4" w:space="0" w:color="AAAAAA"/>
+          <w:left w:val="single" w:sz="4" w:space="0" w:color="AAAAAA"/>
+          <w:bottom w:val="single" w:sz="4" w:space="0" w:color="AAAAAA"/>
+          <w:right w:val="single" w:sz="4" w:space="0" w:color="AAAAAA"/>
+          <w:insideH w:val="single" w:sz="4" w:space="0" w:color="AAAAAA"/>
+          <w:insideV w:val="single" w:sz="4" w:space="0" w:color="AAAAAA"/>
+        </w:tblBorders>
+      </w:tblPr>
+      <w:tblGrid>
+        <w:gridCol w:w="3324"/>
+        <w:gridCol w:w="3324"/>
+        <w:gridCol w:w="3324"/>
+      </w:tblGrid>
+      <w:tr>
+        <w:tc>
+          <w:tcPr>
+            <w:tcW w:w="900" w:type="dxa"/>
+            <w:shd w:val="clear" w:color="auto" w:fill="1F3864"/>
+          </w:tcPr>
+          <w:p>
+            <w:pPr>
+              <w:spacing w:after="0"/>
+              <w:jc w:val="center"/>
+            </w:pPr>
+            <w:r>
+              <w:rPr>
+                <w:rFonts w:ascii="BIZ UDPゴシック" w:hAnsi="BIZ UDPゴシック" w:eastAsia="BIZ UDPゴシック" w:cs="BIZ UDPゴシック"/>
+                <w:b/>
+                <w:color w:val="FFFFFF"/>
+                <w:sz w:val="19"/>
+              </w:rPr>
+              <w:t>番号</w:t>
+            </w:r>
+          </w:p>
+        </w:tc>
+        <w:tc>
+          <w:tcPr>
+            <w:tcW w:w="3600" w:type="dxa"/>
+            <w:shd w:val="clear" w:color="auto" w:fill="1F3864"/>
+          </w:tcPr>
+          <w:p>
+            <w:pPr>
+              <w:spacing w:after="0"/>
+              <w:jc w:val="center"/>
+            </w:pPr>
+            <w:r>
+              <w:rPr>
+                <w:rFonts w:ascii="BIZ UDPゴシック" w:hAnsi="BIZ UDPゴシック" w:eastAsia="BIZ UDPゴシック" w:cs="BIZ UDPゴシック"/>
+                <w:b/>
+                <w:color w:val="FFFFFF"/>
+                <w:sz w:val="19"/>
+              </w:rPr>
+              <w:t>ご確認いただきたいこと</w:t>
+            </w:r>
+          </w:p>
+        </w:tc>
+        <w:tc>
+          <w:tcPr>
+            <w:tcW w:w="10900" w:type="dxa"/>
+            <w:shd w:val="clear" w:color="auto" w:fill="1F3864"/>
+          </w:tcPr>
+          <w:p>
+            <w:pPr>
+              <w:spacing w:after="0"/>
+              <w:jc w:val="center"/>
+            </w:pPr>
+            <w:r>
+              <w:rPr>
+                <w:rFonts w:ascii="BIZ UDPゴシック" w:hAnsi="BIZ UDPゴシック" w:eastAsia="BIZ UDPゴシック" w:cs="BIZ UDPゴシック"/>
+                <w:b/>
+                <w:color w:val="FFFFFF"/>
+                <w:sz w:val="19"/>
+              </w:rPr>
+              <w:t>内容</w:t>
             </w:r>
           </w:p>
         </w:tc>

--- a/output/北塩原村_他メンバーへの確認_1通.docx
+++ b/output/北塩原村_他メンバーへの確認_1通.docx
@@ -54,7 +54,7 @@
           <w:b w:val="0"/>
           <w:sz w:val="21"/>
         </w:rPr>
-        <w:t>素案の作成と当方の追記を一つの計画書にまとめるにあたり、ご担当者様にご確認・ご相談したい事項が11件、県へのお取次ぎをお願いしたい事項が２件、法令の原典の入手をお願いしたい事項が１件ございます。村へのご照会とは宛先が違うため、別の文書にしております。</w:t>
+        <w:t>素案の作成と当方の追記を一つの計画書にまとめるにあたり、ご担当者様にご確認・ご相談したい事項が12件、県へのお取次ぎをお願いしたい事項が２件、法令の原典の入手をお願いしたい事項が１件ございます。村へのご照会とは宛先が違うため、別の文書にしております。</w:t>
       </w:r>
     </w:p>
     <w:p>
@@ -256,7 +256,7 @@
                 <w:b w:val="0"/>
                 <w:sz w:val="19"/>
               </w:rPr>
-              <w:t>６件</w:t>
+              <w:t>７件</w:t>
             </w:r>
           </w:p>
         </w:tc>
@@ -664,7 +664,7 @@
           <w:b/>
           <w:sz w:val="26"/>
         </w:rPr>
-        <w:t>１　図表について（６件）</w:t>
+        <w:t>１　図表について（７件）</w:t>
       </w:r>
     </w:p>
     <w:p>
@@ -1097,6 +1097,62 @@
                 <w:sz w:val="19"/>
               </w:rPr>
               <w:t>他メンバー版の図16点のうち14点は、表題が画像の中に焼き込まれている。規約により図の下に番号付きの表題を置いたため、最終版では表題が二重になる。画像を作り直すときに画像内の表題を外すことを提案したい</w:t>
+            </w:r>
+          </w:p>
+        </w:tc>
+      </w:tr>
+      <w:tr>
+        <w:tc>
+          <w:tcPr>
+            <w:tcW w:w="900" w:type="dxa"/>
+          </w:tcPr>
+          <w:p>
+            <w:pPr>
+              <w:spacing w:after="0"/>
+            </w:pPr>
+            <w:r>
+              <w:rPr>
+                <w:rFonts w:ascii="BIZ UDPゴシック" w:hAnsi="BIZ UDPゴシック" w:eastAsia="BIZ UDPゴシック" w:cs="BIZ UDPゴシック"/>
+                <w:b w:val="0"/>
+                <w:sz w:val="19"/>
+              </w:rPr>
+              <w:t>Ｓ-30</w:t>
+            </w:r>
+          </w:p>
+        </w:tc>
+        <w:tc>
+          <w:tcPr>
+            <w:tcW w:w="3600" w:type="dxa"/>
+          </w:tcPr>
+          <w:p>
+            <w:pPr>
+              <w:spacing w:after="0"/>
+            </w:pPr>
+            <w:r>
+              <w:rPr>
+                <w:rFonts w:ascii="BIZ UDPゴシック" w:hAnsi="BIZ UDPゴシック" w:eastAsia="BIZ UDPゴシック" w:cs="BIZ UDPゴシック"/>
+                <w:b w:val="0"/>
+                <w:sz w:val="19"/>
+              </w:rPr>
+              <w:t>ロービジョンへの配慮（文字の大きさ、模様、テキスト版）</w:t>
+            </w:r>
+          </w:p>
+        </w:tc>
+        <w:tc>
+          <w:tcPr>
+            <w:tcW w:w="10900" w:type="dxa"/>
+          </w:tcPr>
+          <w:p>
+            <w:pPr>
+              <w:spacing w:after="0"/>
+            </w:pPr>
+            <w:r>
+              <w:rPr>
+                <w:rFonts w:ascii="BIZ UDPゴシック" w:hAnsi="BIZ UDPゴシック" w:eastAsia="BIZ UDPゴシック" w:cs="BIZ UDPゴシック"/>
+                <w:b w:val="0"/>
+                <w:sz w:val="19"/>
+              </w:rPr>
+              <w:t>令和８年10月13日の打合せ論点⑦に関わるものです。図の色については、当方で白黒に変換したときに潰れる図10点を特定し、緑と青の明度差が25未満となる組合せが０件であることを生成のたびに確かめています（北塩原村_図表一覧.xlsx 02_モノクロ判定）。そのうえで、ロービジョンの方への配慮として次の３点をご相談させてください。①本文及び概要版の文字の大きさと行間。概要版を大きめの字で組むかどうか。②図の中で、色に加えて模様（ハッチング）又は線の種類で区別するかどうか。色の違いが分かりにくい方にも読めるようにするためです。③村ホームページに、読み上げに対応する形（テキスト版又はタグを付けたＰＤＦ）を置くかどうか。障害者による情報の取得及び利用並びに意思疎通に係る施策の推進に関する法律の趣旨に沿うものです。いずれも紙面と工程に関わるため、初校（令和９年２月26日）の前に決めておく必要があります。入稿は令和９年３月17日です。</w:t>
             </w:r>
           </w:p>
         </w:tc>

--- a/output/北塩原村_他メンバーへの確認_1通.docx
+++ b/output/北塩原村_他メンバーへの確認_1通.docx
@@ -54,7 +54,7 @@
           <w:b w:val="0"/>
           <w:sz w:val="21"/>
         </w:rPr>
-        <w:t>素案の作成と当方の追記を一つの計画書にまとめるにあたり、ご担当者様にご確認・ご相談したい事項が12件、県へのお取次ぎをお願いしたい事項が２件、法令の原典の入手をお願いしたい事項が１件ございます。村へのご照会とは宛先が違うため、別の文書にしております。</w:t>
+        <w:t>素案の作成と当方の追記を一つの計画書にまとめるにあたり、ご担当者様にご確認・ご相談したい事項が13件、県へのお取次ぎをお願いしたい事項が２件、法令の原典の入手をお願いしたい事項が２件ございます。村へのご照会とは宛先が違うため、別の文書にしております。</w:t>
       </w:r>
     </w:p>
     <w:p>
@@ -626,7 +626,7 @@
                 <w:b w:val="0"/>
                 <w:sz w:val="19"/>
               </w:rPr>
-              <w:t>１件</w:t>
+              <w:t>２件</w:t>
             </w:r>
           </w:p>
         </w:tc>
@@ -1972,7 +1972,7 @@
           <w:b/>
           <w:sz w:val="26"/>
         </w:rPr>
-        <w:t>６　法令の原典の入手のお願い（１件）</w:t>
+        <w:t>６　法令の原典の入手のお願い（２件）</w:t>
       </w:r>
     </w:p>
     <w:p>
@@ -1986,7 +1986,7 @@
           <w:b w:val="0"/>
           <w:sz w:val="21"/>
         </w:rPr>
-        <w:t>当方の環境からは、官報及び法令のページに接続できません（組織のネットワーク方針によります）。下記の１件について、原典（官報又は所管省庁の通知・告示）をお送りいただけますと、照合して本文に反映します。原典が無い間は、本文に法律番号や月数を書きません。これまでにお送りいただいた原典により、高次脳機能障害者支援法（施行通知・施行令）、社会福祉法等の一部を改正する法律（令和８年法律第51号。Ｓ-11の一部）、及び民法等の一部を改正する法律（令和８年法律第45号。令和８年６月24日公布。Ｓ-13）の法律番号・公布の日・施行の期日を本文に書くことができました。Ｓ-13は解消し、Ｓ-11は原典ではなく県への照会（上記４）に移しています。同じ形でお願いできますと幸いです。</w:t>
+        <w:t>当方の環境からは、官報及び法令のページに接続できません（組織のネットワーク方針によります）。下記の２件について、原典（官報又は所管省庁の通知・告示）をお送りいただけますと、照合して本文に反映します。原典が無い間は、本文に法律番号や月数を書きません。これまでにお送りいただいた原典により、高次脳機能障害者支援法（施行通知・施行令）、社会福祉法等の一部を改正する法律（令和８年法律第51号。Ｓ-11の一部）、及び民法等の一部を改正する法律（令和８年法律第45号。令和８年６月24日公布。Ｓ-13）の法律番号・公布の日・施行の期日を本文に書くことができました。Ｓ-13は解消し、Ｓ-11は原典ではなく県への照会（上記４）に移しています。同じ形でお願いできますと幸いです。</w:t>
       </w:r>
     </w:p>
     <w:tbl>
@@ -2125,6 +2125,62 @@
                 <w:sz w:val="19"/>
               </w:rPr>
               <w:t>計画相談支援のモニタリングの負荷を量で示すため、モニタリングの標準の期間を定める告示（指定計画相談支援の提供に当たって当該指定を受けた者が遵守すべき基準を定める件。平成24年厚生労働省告示第231号）の最新の改正後の本文を入手いただけないでしょうか。当方の環境からは官報及び法令検索にアクセスできません（403が返ります）。期間の月数を記憶で書くことはしないため、原典が無い間は計画本文に月数を書きません。入手できましたら、サービスの種類ごとの標準の期間を正本 第５章１（４）に書き加えます。</w:t>
+            </w:r>
+          </w:p>
+        </w:tc>
+      </w:tr>
+      <w:tr>
+        <w:tc>
+          <w:tcPr>
+            <w:tcW w:w="900" w:type="dxa"/>
+          </w:tcPr>
+          <w:p>
+            <w:pPr>
+              <w:spacing w:after="0"/>
+            </w:pPr>
+            <w:r>
+              <w:rPr>
+                <w:rFonts w:ascii="BIZ UDPゴシック" w:hAnsi="BIZ UDPゴシック" w:eastAsia="BIZ UDPゴシック" w:cs="BIZ UDPゴシック"/>
+                <w:b w:val="0"/>
+                <w:sz w:val="19"/>
+              </w:rPr>
+              <w:t>Ｓ-31</w:t>
+            </w:r>
+          </w:p>
+        </w:tc>
+        <w:tc>
+          <w:tcPr>
+            <w:tcW w:w="3600" w:type="dxa"/>
+          </w:tcPr>
+          <w:p>
+            <w:pPr>
+              <w:spacing w:after="0"/>
+            </w:pPr>
+            <w:r>
+              <w:rPr>
+                <w:rFonts w:ascii="BIZ UDPゴシック" w:hAnsi="BIZ UDPゴシック" w:eastAsia="BIZ UDPゴシック" w:cs="BIZ UDPゴシック"/>
+                <w:b w:val="0"/>
+                <w:sz w:val="19"/>
+              </w:rPr>
+              <w:t>基本指針の令和8年10月の追加改正の出所</w:t>
+            </w:r>
+          </w:p>
+        </w:tc>
+        <w:tc>
+          <w:tcPr>
+            <w:tcW w:w="10900" w:type="dxa"/>
+          </w:tcPr>
+          <w:p>
+            <w:pPr>
+              <w:spacing w:after="0"/>
+            </w:pPr>
+            <w:r>
+              <w:rPr>
+                <w:rFonts w:ascii="BIZ UDPゴシック" w:hAnsi="BIZ UDPゴシック" w:eastAsia="BIZ UDPゴシック" w:cs="BIZ UDPゴシック"/>
+                <w:b w:val="0"/>
+                <w:sz w:val="19"/>
+              </w:rPr>
+              <w:t>令和８年10月13日のレビュー結果に、「2026年10月には追加改正も予定されているため、最終的な計画素案では適用される告示を再確認する必要があります」との記述がありました。当方が手元に持っている基本指針は、令和８年３月31日のこども家庭庁・厚生労働省告示第４号と、令和８年８月19日に示された改正の２つです。検索では令和８年10月の追加改正に当たる記述を見つけられませんでした（厚生労働省のページには接続できません）。次をご教示いただけないでしょうか。①令和８年10月の追加改正の出所（告示の番号、公表の日、資料のURL又はＰＤＦ）。②改正の対象（成果目標、活動指標、計画に定める事項のいずれか）。当方の法定記載事項チェックは令和８年３月31日告示第４号の22項目で組んでいます。追加改正があれば、この22項目の基礎が動くため、計画の確定（令和９年３月予定）の前に反映する必要があります。あわせて、レビューが示された原典のURL（e-Gov法令検索、厚生労働省、内閣府、こども家庭庁）は、当方の環境からは組織のネットワーク方針により接続できませんでした。災害対策基本法、障害者の雇用の促進等に関する法律、社会福祉士及び介護福祉士法の各条文について、ＰＤＦ又はテキストでお送りいただけますと、条文の文言を照合して本文に反映できます。現在は、公的機関の資料が複数一致することを確かめた範囲（避難行動要支援者名簿の義務と個別避難計画の努力義務、法定雇用率、障害者活躍推進計画の根拠条文）に限って本文に書いています。</w:t>
             </w:r>
           </w:p>
         </w:tc>

--- a/output/北塩原村_他メンバーへの確認_1通.docx
+++ b/output/北塩原村_他メンバーへの確認_1通.docx
@@ -54,7 +54,7 @@
           <w:b w:val="0"/>
           <w:sz w:val="21"/>
         </w:rPr>
-        <w:t>素案の作成と当方の追記を一つの計画書にまとめるにあたり、ご担当者様にご確認・ご相談したい事項が13件、県へのお取次ぎをお願いしたい事項が２件、法令の原典の入手をお願いしたい事項が２件ございます。村へのご照会とは宛先が違うため、別の文書にしております。</w:t>
+        <w:t>素案の作成と当方の追記を一つの計画書にまとめるにあたり、ご担当者様にご確認・ご相談したい事項が14件、県へのお取次ぎをお願いしたい事項が２件、法令の原典の入手をお願いしたい事項が２件ございます。村へのご照会とは宛先が違うため、別の文書にしております。</w:t>
       </w:r>
     </w:p>
     <w:p>
@@ -96,7 +96,7 @@
           <w:color w:val="1F3864"/>
           <w:sz w:val="24"/>
         </w:rPr>
-        <w:t>■　６節の構成</w:t>
+        <w:t>■　７節の構成</w:t>
       </w:r>
     </w:p>
     <w:tbl>
@@ -460,6 +460,80 @@
                 <w:b w:val="0"/>
                 <w:sz w:val="19"/>
               </w:rPr>
+              <w:t>計画の体系と成果品の構え</w:t>
+            </w:r>
+          </w:p>
+        </w:tc>
+        <w:tc>
+          <w:tcPr>
+            <w:tcW w:w="1000" w:type="dxa"/>
+          </w:tcPr>
+          <w:p>
+            <w:pPr>
+              <w:spacing w:after="0"/>
+            </w:pPr>
+            <w:r>
+              <w:rPr>
+                <w:rFonts w:ascii="BIZ UDPゴシック" w:hAnsi="BIZ UDPゴシック" w:eastAsia="BIZ UDPゴシック" w:cs="BIZ UDPゴシック"/>
+                <w:b w:val="0"/>
+                <w:sz w:val="19"/>
+              </w:rPr>
+              <w:t>１件</w:t>
+            </w:r>
+          </w:p>
+        </w:tc>
+        <w:tc>
+          <w:tcPr>
+            <w:tcW w:w="3000" w:type="dxa"/>
+          </w:tcPr>
+          <w:p>
+            <w:pPr>
+              <w:spacing w:after="0"/>
+            </w:pPr>
+            <w:r>
+              <w:rPr>
+                <w:rFonts w:ascii="BIZ UDPゴシック" w:hAnsi="BIZ UDPゴシック" w:eastAsia="BIZ UDPゴシック" w:cs="BIZ UDPゴシック"/>
+                <w:b w:val="0"/>
+                <w:sz w:val="19"/>
+              </w:rPr>
+              <w:t>令和８年10月16日（金）</w:t>
+            </w:r>
+          </w:p>
+        </w:tc>
+      </w:tr>
+      <w:tr>
+        <w:tc>
+          <w:tcPr>
+            <w:tcW w:w="800" w:type="dxa"/>
+          </w:tcPr>
+          <w:p>
+            <w:pPr>
+              <w:spacing w:after="0"/>
+            </w:pPr>
+            <w:r>
+              <w:rPr>
+                <w:rFonts w:ascii="BIZ UDPゴシック" w:hAnsi="BIZ UDPゴシック" w:eastAsia="BIZ UDPゴシック" w:cs="BIZ UDPゴシック"/>
+                <w:b w:val="0"/>
+                <w:sz w:val="19"/>
+              </w:rPr>
+              <w:t>５</w:t>
+            </w:r>
+          </w:p>
+        </w:tc>
+        <w:tc>
+          <w:tcPr>
+            <w:tcW w:w="5200" w:type="dxa"/>
+          </w:tcPr>
+          <w:p>
+            <w:pPr>
+              <w:spacing w:after="0"/>
+            </w:pPr>
+            <w:r>
+              <w:rPr>
+                <w:rFonts w:ascii="BIZ UDPゴシック" w:hAnsi="BIZ UDPゴシック" w:eastAsia="BIZ UDPゴシック" w:cs="BIZ UDPゴシック"/>
+                <w:b w:val="0"/>
+                <w:sz w:val="19"/>
+              </w:rPr>
               <w:t>県へのお取次ぎ</w:t>
             </w:r>
           </w:p>
@@ -516,7 +590,7 @@
                 <w:b w:val="0"/>
                 <w:sz w:val="19"/>
               </w:rPr>
-              <w:t>５</w:t>
+              <w:t>６</w:t>
             </w:r>
           </w:p>
         </w:tc>
@@ -590,7 +664,7 @@
                 <w:b w:val="0"/>
                 <w:sz w:val="19"/>
               </w:rPr>
-              <w:t>６</w:t>
+              <w:t>７</w:t>
             </w:r>
           </w:p>
         </w:tc>
@@ -1572,7 +1646,179 @@
           <w:b/>
           <w:sz w:val="26"/>
         </w:rPr>
-        <w:t>４　県へのお取次ぎ（２件）</w:t>
+        <w:t>４　計画の体系と成果品の構え（１件）</w:t>
+      </w:r>
+    </w:p>
+    <w:p>
+      <w:pPr>
+        <w:spacing w:after="80"/>
+        <w:ind w:firstLine="210"/>
+      </w:pPr>
+      <w:r>
+        <w:rPr>
+          <w:rFonts w:ascii="BIZ UDPゴシック" w:hAnsi="BIZ UDPゴシック" w:eastAsia="BIZ UDPゴシック" w:cs="BIZ UDPゴシック"/>
+          <w:b w:val="0"/>
+          <w:sz w:val="21"/>
+        </w:rPr>
+        <w:t>村の方針資料では計画の基本項目が７章、当方の正本と策定委員会資料は８章で食い違っています。食い違いは、第３章の中身（新規の追加施策か第４次障がい者計画の推進状況か）と、「他計画との連携」を独立の章にするかどうかの２点です。図表は図26点・表94点で番号が確定しており、章を動かすと番号がすべてずれます。あわせて、前回計画評価・アンケート結果報告・計画素案の３本をそれぞれ素案と概要版で用意するかどうかについてもご相談させてください。</w:t>
+      </w:r>
+    </w:p>
+    <w:tbl>
+      <w:tblPr>
+        <w:tblW w:type="auto" w:w="0"/>
+        <w:jc w:val="center"/>
+        <w:tblLook w:firstColumn="1" w:firstRow="1" w:lastColumn="0" w:lastRow="0" w:noHBand="0" w:noVBand="1" w:val="04A0"/>
+        <w:tblBorders>
+          <w:top w:val="single" w:sz="4" w:space="0" w:color="AAAAAA"/>
+          <w:left w:val="single" w:sz="4" w:space="0" w:color="AAAAAA"/>
+          <w:bottom w:val="single" w:sz="4" w:space="0" w:color="AAAAAA"/>
+          <w:right w:val="single" w:sz="4" w:space="0" w:color="AAAAAA"/>
+          <w:insideH w:val="single" w:sz="4" w:space="0" w:color="AAAAAA"/>
+          <w:insideV w:val="single" w:sz="4" w:space="0" w:color="AAAAAA"/>
+        </w:tblBorders>
+      </w:tblPr>
+      <w:tblGrid>
+        <w:gridCol w:w="3324"/>
+        <w:gridCol w:w="3324"/>
+        <w:gridCol w:w="3324"/>
+      </w:tblGrid>
+      <w:tr>
+        <w:tc>
+          <w:tcPr>
+            <w:tcW w:w="900" w:type="dxa"/>
+            <w:shd w:val="clear" w:color="auto" w:fill="1F3864"/>
+          </w:tcPr>
+          <w:p>
+            <w:pPr>
+              <w:spacing w:after="0"/>
+              <w:jc w:val="center"/>
+            </w:pPr>
+            <w:r>
+              <w:rPr>
+                <w:rFonts w:ascii="BIZ UDPゴシック" w:hAnsi="BIZ UDPゴシック" w:eastAsia="BIZ UDPゴシック" w:cs="BIZ UDPゴシック"/>
+                <w:b/>
+                <w:color w:val="FFFFFF"/>
+                <w:sz w:val="19"/>
+              </w:rPr>
+              <w:t>番号</w:t>
+            </w:r>
+          </w:p>
+        </w:tc>
+        <w:tc>
+          <w:tcPr>
+            <w:tcW w:w="3600" w:type="dxa"/>
+            <w:shd w:val="clear" w:color="auto" w:fill="1F3864"/>
+          </w:tcPr>
+          <w:p>
+            <w:pPr>
+              <w:spacing w:after="0"/>
+              <w:jc w:val="center"/>
+            </w:pPr>
+            <w:r>
+              <w:rPr>
+                <w:rFonts w:ascii="BIZ UDPゴシック" w:hAnsi="BIZ UDPゴシック" w:eastAsia="BIZ UDPゴシック" w:cs="BIZ UDPゴシック"/>
+                <w:b/>
+                <w:color w:val="FFFFFF"/>
+                <w:sz w:val="19"/>
+              </w:rPr>
+              <w:t>ご確認いただきたいこと</w:t>
+            </w:r>
+          </w:p>
+        </w:tc>
+        <w:tc>
+          <w:tcPr>
+            <w:tcW w:w="10900" w:type="dxa"/>
+            <w:shd w:val="clear" w:color="auto" w:fill="1F3864"/>
+          </w:tcPr>
+          <w:p>
+            <w:pPr>
+              <w:spacing w:after="0"/>
+              <w:jc w:val="center"/>
+            </w:pPr>
+            <w:r>
+              <w:rPr>
+                <w:rFonts w:ascii="BIZ UDPゴシック" w:hAnsi="BIZ UDPゴシック" w:eastAsia="BIZ UDPゴシック" w:cs="BIZ UDPゴシック"/>
+                <w:b/>
+                <w:color w:val="FFFFFF"/>
+                <w:sz w:val="19"/>
+              </w:rPr>
+              <w:t>内容</w:t>
+            </w:r>
+          </w:p>
+        </w:tc>
+      </w:tr>
+      <w:tr>
+        <w:tc>
+          <w:tcPr>
+            <w:tcW w:w="900" w:type="dxa"/>
+          </w:tcPr>
+          <w:p>
+            <w:pPr>
+              <w:spacing w:after="0"/>
+            </w:pPr>
+            <w:r>
+              <w:rPr>
+                <w:rFonts w:ascii="BIZ UDPゴシック" w:hAnsi="BIZ UDPゴシック" w:eastAsia="BIZ UDPゴシック" w:cs="BIZ UDPゴシック"/>
+                <w:b w:val="0"/>
+                <w:sz w:val="19"/>
+              </w:rPr>
+              <w:t>Ｓ-32</w:t>
+            </w:r>
+          </w:p>
+        </w:tc>
+        <w:tc>
+          <w:tcPr>
+            <w:tcW w:w="3600" w:type="dxa"/>
+          </w:tcPr>
+          <w:p>
+            <w:pPr>
+              <w:spacing w:after="0"/>
+            </w:pPr>
+            <w:r>
+              <w:rPr>
+                <w:rFonts w:ascii="BIZ UDPゴシック" w:hAnsi="BIZ UDPゴシック" w:eastAsia="BIZ UDPゴシック" w:cs="BIZ UDPゴシック"/>
+                <w:b w:val="0"/>
+                <w:sz w:val="19"/>
+              </w:rPr>
+              <w:t>計画の体系（章立て）と成果品の構え</w:t>
+            </w:r>
+          </w:p>
+        </w:tc>
+        <w:tc>
+          <w:tcPr>
+            <w:tcW w:w="10900" w:type="dxa"/>
+          </w:tcPr>
+          <w:p>
+            <w:pPr>
+              <w:spacing w:after="0"/>
+            </w:pPr>
+            <w:r>
+              <w:rPr>
+                <w:rFonts w:ascii="BIZ UDPゴシック" w:hAnsi="BIZ UDPゴシック" w:eastAsia="BIZ UDPゴシック" w:cs="BIZ UDPゴシック"/>
+                <w:b w:val="0"/>
+                <w:sz w:val="19"/>
+              </w:rPr>
+              <w:t>令和８年10月13日に受領した村の方針資料では、計画の基本項目が７章（第１章 計画策定の概要／第２章 村の障がい者の現状／第３章 新規の追加施策・施策の展開／第４章 令和11年度に向けた成果目標／第５章 障がい福祉サービス等の実績と今後の見込み量／第６章 成年後見制度の利用促進／第７章 資料編）とされていました。当方の正本及び策定委員会資料は８章で、食い違いは次の２点です。①第３章の中身。方針資料は「新規の追加施策・施策の展開」、当方は「第４次障がい者計画の推進状況」としています。策定委員会資料は「目標値を改める場合は計画（案）第３章に改定後の値を掲げます」として当方の第３章を前提にしておられます。②「他計画との連携」を独立の章にするかどうか。当方は第７章としています。介護保険事業計画との突合は版をハッシュで固定して行っており、その受け渡しの単位が第７章です。当方は折衷の案Ｃを推奨します。８章を維持したうえで、第１章に「第８期計画の主なポイント（新規の追加施策の一覧）」を置き（策定委員会資料の１（５）がそのまま使えます）、第３章の表題を「第４次障がい者計画の推進状況と本計画で新たに加える施策」とし、中間見直しの目標値の後に新規施策の一覧表を置くものです。いずれも図表の番号を動かさずに収まります（図26点・表94点の番号は確定しています）。あわせて成果品の構えについてご相談させてください。前回計画評価・アンケート結果報告・計画素案の３本をそれぞれ素案と概要版で用意する案もありますが、当方は、３本の本体に計画素案の概要版１本を加え、今回の策定委員会資料を３本を要約した会議用の１本として位置付ける案を推奨します。概要版を３本作ると同じ数値が６か所に分かれ、照合の組合せが15通りになるためです。村の要請があれば３本×２でも作成できます。</w:t>
+            </w:r>
+          </w:p>
+        </w:tc>
+      </w:tr>
+    </w:tbl>
+    <w:p>
+      <w:pPr>
+        <w:spacing w:after="40"/>
+      </w:pPr>
+    </w:p>
+    <w:p>
+      <w:pPr>
+        <w:spacing w:before="360" w:after="120"/>
+      </w:pPr>
+      <w:r>
+        <w:rPr>
+          <w:b/>
+          <w:sz w:val="26"/>
+        </w:rPr>
+        <w:t>５　県へのお取次ぎ（２件）</w:t>
       </w:r>
     </w:p>
     <w:p>
@@ -1800,7 +2046,7 @@
           <w:b/>
           <w:sz w:val="26"/>
         </w:rPr>
-        <w:t>５　介護保険事業計画との中長期の推計の揃え方（１件）</w:t>
+        <w:t>６　介護保険事業計画との中長期の推計の揃え方（１件）</w:t>
       </w:r>
     </w:p>
     <w:p>
@@ -1972,7 +2218,7 @@
           <w:b/>
           <w:sz w:val="26"/>
         </w:rPr>
-        <w:t>６　法令の原典の入手のお願い（２件）</w:t>
+        <w:t>７　法令の原典の入手のお願い（２件）</w:t>
       </w:r>
     </w:p>
     <w:p>
@@ -1986,7 +2232,7 @@
           <w:b w:val="0"/>
           <w:sz w:val="21"/>
         </w:rPr>
-        <w:t>当方の環境からは、官報及び法令のページに接続できません（組織のネットワーク方針によります）。下記の２件について、原典（官報又は所管省庁の通知・告示）をお送りいただけますと、照合して本文に反映します。原典が無い間は、本文に法律番号や月数を書きません。これまでにお送りいただいた原典により、高次脳機能障害者支援法（施行通知・施行令）、社会福祉法等の一部を改正する法律（令和８年法律第51号。Ｓ-11の一部）、及び民法等の一部を改正する法律（令和８年法律第45号。令和８年６月24日公布。Ｓ-13）の法律番号・公布の日・施行の期日を本文に書くことができました。Ｓ-13は解消し、Ｓ-11は原典ではなく県への照会（上記４）に移しています。同じ形でお願いできますと幸いです。</w:t>
+        <w:t>当方の環境からは、官報及び法令のページに接続できません（組織のネットワーク方針によります）。下記の２件について、原典（官報又は所管省庁の通知・告示）をお送りいただけますと、照合して本文に反映します。原典が無い間は、本文に法律番号や月数を書きません。これまでにお送りいただいた原典により、高次脳機能障害者支援法（施行通知・施行令）、社会福祉法等の一部を改正する法律（令和８年法律第51号。Ｓ-11の一部）、及び民法等の一部を改正する法律（令和８年法律第45号。令和８年６月24日公布。Ｓ-13）の法律番号・公布の日・施行の期日を本文に書くことができました。Ｓ-13は解消し、Ｓ-11は原典ではなく県への照会（上記５）に移しています。同じ形でお願いできますと幸いです。</w:t>
       </w:r>
     </w:p>
     <w:tbl>

--- a/output/北塩原村_他メンバーへの確認_1通.docx
+++ b/output/北塩原村_他メンバーへの確認_1通.docx
@@ -54,7 +54,7 @@
           <w:b w:val="0"/>
           <w:sz w:val="21"/>
         </w:rPr>
-        <w:t>素案の作成と当方の追記を一つの計画書にまとめるにあたり、ご担当者様にご確認・ご相談したい事項が14件、県へのお取次ぎをお願いしたい事項が２件、法令の原典の入手をお願いしたい事項が２件ございます。村へのご照会とは宛先が違うため、別の文書にしております。</w:t>
+        <w:t>素案の作成と当方の追記を一つの計画書にまとめるにあたり、ご担当者様にご確認・ご相談したい事項が16件、県へのお取次ぎをお願いしたい事項が２件、法令の原典の入手をお願いしたい事項が２件ございます。村へのご照会とは宛先が違うため、別の文書にしております。</w:t>
       </w:r>
     </w:p>
     <w:p>
@@ -460,7 +460,7 @@
                 <w:b w:val="0"/>
                 <w:sz w:val="19"/>
               </w:rPr>
-              <w:t>計画の体系と成果品の構え</w:t>
+              <w:t>計画の体系と成果品の構え、目次の更新</w:t>
             </w:r>
           </w:p>
         </w:tc>
@@ -478,7 +478,7 @@
                 <w:b w:val="0"/>
                 <w:sz w:val="19"/>
               </w:rPr>
-              <w:t>１件</w:t>
+              <w:t>３件</w:t>
             </w:r>
           </w:p>
         </w:tc>
@@ -752,7 +752,7 @@
           <w:b w:val="0"/>
           <w:sz w:val="21"/>
         </w:rPr>
-        <w:t>図はカラーで進めることとし、令和８年10月10日に当方で図26点・表94点に番号と表題を付け、目次の後に図表目次を置きました。これに伴って、既存の図についてお願いしたいことが６件あります。いずれも最終版の体裁に関わるもので、村の回答を待たずに決められるものです。</w:t>
+        <w:t>図はカラーで進めることとし、令和８年10月10日に当方で図26点・表95点に番号と表題を付け、目次の後に図表目次を置きました。これに伴って、既存の図についてお願いしたいことが６件あります。いずれも最終版の体裁に関わるもので、村の回答を待たずに決められるものです。</w:t>
       </w:r>
     </w:p>
     <w:tbl>
@@ -1002,7 +1002,7 @@
                 <w:b w:val="0"/>
                 <w:sz w:val="19"/>
               </w:rPr>
-              <w:t>図表番号を振り、目次の後に図表目次を置くことを提案したい。番号の形（図１-１・表１-１）と、注記ボックスには番号を振らないことを合わせたい。令和8年10月10日に当方で図26点・表94点に番号と表題を付け、図表目次を置いた（北塩原村_図表番号一覧.xlsx）。これに伴う確認３件はＳ-22〜Ｓ-24として同書に立てている</w:t>
+              <w:t>図表番号を振り、目次の後に図表目次を置くことを提案したい。番号の形（図１-１・表１-１）と、注記ボックスには番号を振らないことを合わせたい。令和8年10月10日に当方で図26点・表95点に番号と表題を付け、図表目次を置いた（北塩原村_図表番号一覧.xlsx）。これに伴う確認３件はＳ-22〜Ｓ-24として同書に立てている</w:t>
             </w:r>
           </w:p>
         </w:tc>
@@ -1260,7 +1260,7 @@
           <w:b w:val="0"/>
           <w:sz w:val="21"/>
         </w:rPr>
-        <w:t>計画の冒頭の注記は、法律用語や施設名等の固有名称を除き「害」の字をひらがなで表記するとしています。ところが制度の名称について、法令の表記と村の表記が混在している箇所があります。同じ並びの中で食い違っている箇所もあるため、どちらに揃えるかを決めていただきたく存じます。当方の追記は決まった方に合わせます。決まり次第、置換の一覧を作ってお送りします。あわせて、第１章５（４）のパブリックコメントの記述が令和９年２月の日程を過去形で書いていますので、日程の確定と、計画の確定時の時制の扱いを確かめさせていただきたく存じます。</w:t>
+        <w:t>計画の冒頭の注記は、法律用語や施設名等の固有名称を除き「害」の字をひらがなで表記するとしています。ところが制度の名称について、法令の表記と村の表記が混在している箇所があります。同じ並びの中で食い違っている箇所もあるため、どちらに揃えるかを決めていただきたく存じます。当方の追記は決まった方に合わせます。決まり次第、置換の一覧を作ってお送りします。あわせて、第１章５（４）のパブリックコメントの記述の時制について確かめさせていただきたく存じます。日程は工程の引き直し（令和８年10月14日）により令和９年１月26日から２月９日まで（15日間）へ書き換えておりますが、「意見を募りました」と過去形で書かれている点はそのままにしております。</w:t>
       </w:r>
     </w:p>
     <w:tbl>
@@ -1436,7 +1436,7 @@
                 <w:b w:val="0"/>
                 <w:sz w:val="19"/>
               </w:rPr>
-              <w:t>第1章5（4）の日付と時制</w:t>
+              <w:t>第1章5（4）の時制</w:t>
             </w:r>
           </w:p>
         </w:tc>
@@ -1454,7 +1454,7 @@
                 <w:b w:val="0"/>
                 <w:sz w:val="19"/>
               </w:rPr>
-              <w:t>第1章5（4）は「本計画案を、令和９年２月８日～令和９年２月22日まで村ホームページ等で公開し、広く村民の方々から意見を募りました」と過去形で書かれている。令和９年２月はまだ先であり、行われていない。素案の段階で確定版の体裁にしておく書き方と理解したため当方は書き換えていないが、①パブリックコメントの日程がこの日付で確定しているか②確定時に時制をそのままにするかを確かめたい。日程が動く場合は第1章5（4）と工程表の両方を直す</w:t>
+              <w:t>第1章5（4）は「本計画案を、令和９年２月８日～令和９年２月22日まで村ホームページ等で公開し、広く村民の方々から意見を募りました」と書かれていました。令和８年10月14日に工程を引き直したため（案Ａ）、日程を令和９年１月26日～令和９年２月９日（15日間）へ書き換えています（ＴＫ-4）。日程そのものは村への照会（Ｍ-125）に移しました。こちらでお伺いしたいのは時制の扱いです。「意見を募りました」と過去形で書かれていますが、令和９年１月はまだ先であり、行われていません。素案の段階で確定版の体裁にしておく書き方と理解したため当方は書き換えていません。①素案（策定委員会・パブリックコメントに出すもの）の段階では　過去形のままとするか、　「公開し、意見を募ります」と改めるか。②確定版で過去形に戻すか。第1章5は（1）アンケート調査から（7）計画の公表まで7項すべてが同じ書き方であるため、直す場合は7項をまとめて直すことになります</w:t>
             </w:r>
           </w:p>
         </w:tc>
@@ -1646,7 +1646,7 @@
           <w:b/>
           <w:sz w:val="26"/>
         </w:rPr>
-        <w:t>４　計画の体系と成果品の構え（１件）</w:t>
+        <w:t>４　計画の体系と成果品の構え、目次の更新（３件）</w:t>
       </w:r>
     </w:p>
     <w:p>
@@ -1660,7 +1660,7 @@
           <w:b w:val="0"/>
           <w:sz w:val="21"/>
         </w:rPr>
-        <w:t>村の方針資料では計画の基本項目が７章、当方の正本と策定委員会資料は８章で食い違っています。食い違いは、第３章の中身（新規の追加施策か第４次障がい者計画の推進状況か）と、「他計画との連携」を独立の章にするかどうかの２点です。図表は図26点・表94点で番号が確定しており、章を動かすと番号がすべてずれます。あわせて、前回計画評価・アンケート結果報告・計画素案の３本をそれぞれ素案と概要版で用意するかどうかについてもご相談させてください。</w:t>
+        <w:t>村の方針資料では計画の基本項目が７章、当方の正本と策定委員会資料は８章で食い違っていました。令和８年10月14日に折衷の案で決着し、当方の８章を保ったまま、第３章の章題を「第４次北塩原村障がい者計画の推進状況と本計画で新たに加える施策」へ改め、同章の末尾に節４と新たに加える施策の一覧（表３-３）を置きました。第１章４にも項（４）を本文で置いています。図表は図26点・表95点で番号が確定しており、章の途中に表を足すと以降の番号がすべてずれるため、いずれも章の末尾に足す形にしています。本文の目次は Ｗｏｒｄ の目次フィールドですので、目次を更新していただければ章題と頁数が入れ替わります（当方の環境では更新できません）。あわせて、概要版の体裁についてもご相談させてください。</w:t>
       </w:r>
     </w:p>
     <w:tbl>
@@ -1799,6 +1799,118 @@
                 <w:sz w:val="19"/>
               </w:rPr>
               <w:t>令和８年10月13日に受領した村の方針資料では、計画の基本項目が７章（第１章 計画策定の概要／第２章 村の障がい者の現状／第３章 新規の追加施策・施策の展開／第４章 令和11年度に向けた成果目標／第５章 障がい福祉サービス等の実績と今後の見込み量／第６章 成年後見制度の利用促進／第７章 資料編）とされていました。当方の正本及び策定委員会資料は８章で、食い違いは次の２点です。①第３章の中身。方針資料は「新規の追加施策・施策の展開」、当方は「第４次障がい者計画の推進状況」としています。策定委員会資料は「目標値を改める場合は計画（案）第３章に改定後の値を掲げます」として当方の第３章を前提にしておられます。②「他計画との連携」を独立の章にするかどうか。当方は第７章としています。介護保険事業計画との突合は版をハッシュで固定して行っており、その受け渡しの単位が第７章です。当方は折衷の案Ｃを推奨します。８章を維持したうえで、第１章に「第８期計画の主なポイント（新規の追加施策の一覧）」を置き（策定委員会資料の１（５）がそのまま使えます）、第３章の表題を「第４次障がい者計画の推進状況と本計画で新たに加える施策」とし、中間見直しの目標値の後に新規施策の一覧表を置くものです。いずれも図表の番号を動かさずに収まります（図26点・表94点の番号は確定しています）。あわせて成果品の構えについてご相談させてください。前回計画評価・アンケート結果報告・計画素案の３本をそれぞれ素案と概要版で用意する案もありますが、当方は、３本の本体に計画素案の概要版１本を加え、今回の策定委員会資料を３本を要約した会議用の１本として位置付ける案を推奨します。概要版を３本作ると同じ数値が６か所に分かれ、照合の組合せが15通りになるためです。村の要請があれば３本×２でも作成できます。</w:t>
+            </w:r>
+          </w:p>
+        </w:tc>
+      </w:tr>
+      <w:tr>
+        <w:tc>
+          <w:tcPr>
+            <w:tcW w:w="900" w:type="dxa"/>
+          </w:tcPr>
+          <w:p>
+            <w:pPr>
+              <w:spacing w:after="0"/>
+            </w:pPr>
+            <w:r>
+              <w:rPr>
+                <w:rFonts w:ascii="BIZ UDPゴシック" w:hAnsi="BIZ UDPゴシック" w:eastAsia="BIZ UDPゴシック" w:cs="BIZ UDPゴシック"/>
+                <w:b w:val="0"/>
+                <w:sz w:val="19"/>
+              </w:rPr>
+              <w:t>Ｓ-33</w:t>
+            </w:r>
+          </w:p>
+        </w:tc>
+        <w:tc>
+          <w:tcPr>
+            <w:tcW w:w="3600" w:type="dxa"/>
+          </w:tcPr>
+          <w:p>
+            <w:pPr>
+              <w:spacing w:after="0"/>
+            </w:pPr>
+            <w:r>
+              <w:rPr>
+                <w:rFonts w:ascii="BIZ UDPゴシック" w:hAnsi="BIZ UDPゴシック" w:eastAsia="BIZ UDPゴシック" w:cs="BIZ UDPゴシック"/>
+                <w:b w:val="0"/>
+                <w:sz w:val="19"/>
+              </w:rPr>
+              <w:t>第3章の章題の変更と目次の更新</w:t>
+            </w:r>
+          </w:p>
+        </w:tc>
+        <w:tc>
+          <w:tcPr>
+            <w:tcW w:w="10900" w:type="dxa"/>
+          </w:tcPr>
+          <w:p>
+            <w:pPr>
+              <w:spacing w:after="0"/>
+            </w:pPr>
+            <w:r>
+              <w:rPr>
+                <w:rFonts w:ascii="BIZ UDPゴシック" w:hAnsi="BIZ UDPゴシック" w:eastAsia="BIZ UDPゴシック" w:cs="BIZ UDPゴシック"/>
+                <w:b w:val="0"/>
+                <w:sz w:val="19"/>
+              </w:rPr>
+              <w:t>村の決定（案Ｃ）により、第3章の章題を「第４次北塩原村障がい者計画の推進状況」から「第４次北塩原村障がい者計画の推進状況と本計画で新たに加える施策」へ改めました。あわせて、第3章の末尾に節4「本計画で新たに加える施策」と表３-３（新たに加える施策の一覧。15件）を、第1章4の末尾に項（4）「本計画で新たに加える施策」を置いています。本文の目次は Word の目次フィールド（TOC）であるため、目次を更新していただければ章題と頁数が入れ替わります。当方の環境では目次フィールドを更新できません。目次と頁数の確定は工程上 令和9年2月25日までです（初校が2月26日）。次の2点をお願いします。①目次の更新（第3章の章題と頁数）。②図表目次（目次の後に置いている一覧）の表３-３の追加の確認。図表目次は当方の生成器で作っており、表は94点から95点になります。</w:t>
+            </w:r>
+          </w:p>
+        </w:tc>
+      </w:tr>
+      <w:tr>
+        <w:tc>
+          <w:tcPr>
+            <w:tcW w:w="900" w:type="dxa"/>
+          </w:tcPr>
+          <w:p>
+            <w:pPr>
+              <w:spacing w:after="0"/>
+            </w:pPr>
+            <w:r>
+              <w:rPr>
+                <w:rFonts w:ascii="BIZ UDPゴシック" w:hAnsi="BIZ UDPゴシック" w:eastAsia="BIZ UDPゴシック" w:cs="BIZ UDPゴシック"/>
+                <w:b w:val="0"/>
+                <w:sz w:val="19"/>
+              </w:rPr>
+              <w:t>Ｓ-34</w:t>
+            </w:r>
+          </w:p>
+        </w:tc>
+        <w:tc>
+          <w:tcPr>
+            <w:tcW w:w="3600" w:type="dxa"/>
+          </w:tcPr>
+          <w:p>
+            <w:pPr>
+              <w:spacing w:after="0"/>
+            </w:pPr>
+            <w:r>
+              <w:rPr>
+                <w:rFonts w:ascii="BIZ UDPゴシック" w:hAnsi="BIZ UDPゴシック" w:eastAsia="BIZ UDPゴシック" w:cs="BIZ UDPゴシック"/>
+                <w:b w:val="0"/>
+                <w:sz w:val="19"/>
+              </w:rPr>
+              <w:t>概要版の体裁（低視力の方への配慮）</w:t>
+            </w:r>
+          </w:p>
+        </w:tc>
+        <w:tc>
+          <w:tcPr>
+            <w:tcW w:w="10900" w:type="dxa"/>
+          </w:tcPr>
+          <w:p>
+            <w:pPr>
+              <w:spacing w:after="0"/>
+            </w:pPr>
+            <w:r>
+              <w:rPr>
+                <w:rFonts w:ascii="BIZ UDPゴシック" w:hAnsi="BIZ UDPゴシック" w:eastAsia="BIZ UDPゴシック" w:cs="BIZ UDPゴシック"/>
+                <w:b w:val="0"/>
+                <w:sz w:val="19"/>
+              </w:rPr>
+              <w:t>概要版を案Ｃの体系と案Ａの工程に合わせて作り直します。その際の体裁について、次の3点を決めたいと考えています。①色だけで区別しないこと。　グラフと表の区分を、色のほかに模様（ハッチング）又は　線の種類で分けます。②グレースケールで印刷しても読めること。　村の印刷はモノクロ（コピー）であるため、　色の濃淡だけで分けると区別できなくなります。③本文の字の大きさ。　計画本文は10ポイントですが、　概要版は住民に配るものであるため12ポイントを考えています。いずれも当方で作れますが、他の計画（高齢者福祉計画・こども計画）の概要版と体裁をそろえる必要があるため、そちらの体裁をご教示ください。</w:t>
             </w:r>
           </w:p>
         </w:tc>

--- a/output/北塩原村_他メンバーへの確認_1通.docx
+++ b/output/北塩原村_他メンバーへの確認_1通.docx
@@ -54,7 +54,7 @@
           <w:b w:val="0"/>
           <w:sz w:val="21"/>
         </w:rPr>
-        <w:t>素案の作成と当方の追記を一つの計画書にまとめるにあたり、ご担当者様にご確認・ご相談したい事項が16件、県へのお取次ぎをお願いしたい事項が２件、法令の原典の入手をお願いしたい事項が２件ございます。村へのご照会とは宛先が違うため、別の文書にしております。</w:t>
+        <w:t>素案の作成と当方の追記を一つの計画書にまとめるにあたり、ご担当者様にご確認・ご相談したい事項が17件、県へのお取次ぎをお願いしたい事項が２件、法令の原典の入手をお願いしたい事項が３件ございます。村へのご照会とは宛先が違うため、別の文書にしております。</w:t>
       </w:r>
     </w:p>
     <w:p>
@@ -700,7 +700,7 @@
                 <w:b w:val="0"/>
                 <w:sz w:val="19"/>
               </w:rPr>
-              <w:t>２件</w:t>
+              <w:t>３件</w:t>
             </w:r>
           </w:p>
         </w:tc>
@@ -2330,7 +2330,7 @@
           <w:b/>
           <w:sz w:val="26"/>
         </w:rPr>
-        <w:t>７　法令の原典の入手のお願い（２件）</w:t>
+        <w:t>７　法令の原典の入手のお願い（３件）</w:t>
       </w:r>
     </w:p>
     <w:p>
@@ -2344,7 +2344,7 @@
           <w:b w:val="0"/>
           <w:sz w:val="21"/>
         </w:rPr>
-        <w:t>当方の環境からは、官報及び法令のページに接続できません（組織のネットワーク方針によります）。下記の２件について、原典（官報又は所管省庁の通知・告示）をお送りいただけますと、照合して本文に反映します。原典が無い間は、本文に法律番号や月数を書きません。これまでにお送りいただいた原典により、高次脳機能障害者支援法（施行通知・施行令）、社会福祉法等の一部を改正する法律（令和８年法律第51号。Ｓ-11の一部）、及び民法等の一部を改正する法律（令和８年法律第45号。令和８年６月24日公布。Ｓ-13）の法律番号・公布の日・施行の期日を本文に書くことができました。Ｓ-13は解消し、Ｓ-11は原典ではなく県への照会（上記５）に移しています。同じ形でお願いできますと幸いです。</w:t>
+        <w:t>当方の環境からは、官報及び法令のページに接続できません（組織のネットワーク方針によります）。下記の３件について、原典（官報又は所管省庁の通知・告示）をお送りいただけますと、照合して本文に反映します。原典が無い間は、本文に法律番号や月数を書きません。これまでにお送りいただいた原典により、高次脳機能障害者支援法（施行通知・施行令）、社会福祉法等の一部を改正する法律（令和８年法律第51号。Ｓ-11の一部）、及び民法等の一部を改正する法律（令和８年法律第45号。令和８年６月24日公布。Ｓ-13）の法律番号・公布の日・施行の期日を本文に書くことができました。Ｓ-13は解消し、Ｓ-11は原典ではなく県への照会（上記５）に移しています。同じ形でお願いできますと幸いです。このうちＳ-35は、令和８年10月に告示される予定の基本指針の追加改正です。当方は現在、障害者部会第157回（令和８年７月10日）及び障害児支援部会第21回・障害者部会第158回（令和８年８月19日）の会議資料（新旧対照表）を原典として用いていますが、いずれも「改正案」であり告示そのものではありません。別表第二の六の項の新設（市町村の努力義務事項）、医療的ケア児等支援地域協議会、医療的ケア者の定義の二つの類型、及び重度の障がいのある方の内数の対象サービスは、いずれもこの改正案を根拠としているため、告示の現物で最終の照合を行う必要があります。</w:t>
       </w:r>
     </w:p>
     <w:tbl>
@@ -2539,6 +2539,62 @@
                 <w:sz w:val="19"/>
               </w:rPr>
               <w:t>令和８年10月13日のレビュー結果に、「2026年10月には追加改正も予定されているため、最終的な計画素案では適用される告示を再確認する必要があります」との記述がありました。当方が手元に持っている基本指針は、令和８年３月31日のこども家庭庁・厚生労働省告示第４号と、令和８年８月19日に示された改正の２つです。検索では令和８年10月の追加改正に当たる記述を見つけられませんでした（厚生労働省のページには接続できません）。次をご教示いただけないでしょうか。①令和８年10月の追加改正の出所（告示の番号、公表の日、資料のURL又はＰＤＦ）。②改正の対象（成果目標、活動指標、計画に定める事項のいずれか）。当方の法定記載事項チェックは令和８年３月31日告示第４号の22項目で組んでいます。追加改正があれば、この22項目の基礎が動くため、計画の確定（令和９年３月予定）の前に反映する必要があります。あわせて、レビューが示された原典のURL（e-Gov法令検索、厚生労働省、内閣府、こども家庭庁）は、当方の環境からは組織のネットワーク方針により接続できませんでした。災害対策基本法、障害者の雇用の促進等に関する法律、社会福祉士及び介護福祉士法の各条文について、ＰＤＦ又はテキストでお送りいただけますと、条文の文言を照合して本文に反映できます。現在は、公的機関の資料が複数一致することを確かめた範囲（避難行動要支援者名簿の義務と個別避難計画の努力義務、法定雇用率、障害者活躍推進計画の根拠条文）に限って本文に書いています。</w:t>
+            </w:r>
+          </w:p>
+        </w:tc>
+      </w:tr>
+      <w:tr>
+        <w:tc>
+          <w:tcPr>
+            <w:tcW w:w="900" w:type="dxa"/>
+          </w:tcPr>
+          <w:p>
+            <w:pPr>
+              <w:spacing w:after="0"/>
+            </w:pPr>
+            <w:r>
+              <w:rPr>
+                <w:rFonts w:ascii="BIZ UDPゴシック" w:hAnsi="BIZ UDPゴシック" w:eastAsia="BIZ UDPゴシック" w:cs="BIZ UDPゴシック"/>
+                <w:b w:val="0"/>
+                <w:sz w:val="19"/>
+              </w:rPr>
+              <w:t>Ｓ-35</w:t>
+            </w:r>
+          </w:p>
+        </w:tc>
+        <w:tc>
+          <w:tcPr>
+            <w:tcW w:w="3600" w:type="dxa"/>
+          </w:tcPr>
+          <w:p>
+            <w:pPr>
+              <w:spacing w:after="0"/>
+            </w:pPr>
+            <w:r>
+              <w:rPr>
+                <w:rFonts w:ascii="BIZ UDPゴシック" w:hAnsi="BIZ UDPゴシック" w:eastAsia="BIZ UDPゴシック" w:cs="BIZ UDPゴシック"/>
+                <w:b w:val="0"/>
+                <w:sz w:val="19"/>
+              </w:rPr>
+              <w:t>基本指針の追加告示の入手と最終照合</w:t>
+            </w:r>
+          </w:p>
+        </w:tc>
+        <w:tc>
+          <w:tcPr>
+            <w:tcW w:w="10900" w:type="dxa"/>
+          </w:tcPr>
+          <w:p>
+            <w:pPr>
+              <w:spacing w:after="0"/>
+            </w:pPr>
+            <w:r>
+              <w:rPr>
+                <w:rFonts w:ascii="BIZ UDPゴシック" w:hAnsi="BIZ UDPゴシック" w:eastAsia="BIZ UDPゴシック" w:cs="BIZ UDPゴシック"/>
+                <w:b w:val="0"/>
+                <w:sz w:val="19"/>
+              </w:rPr>
+              <w:t>令和８年３月31日に告示された基本指針について、①社会福祉法等の一部を改正する法律（令和８年法律第51号）②医療的ケア児及びその家族に対する支援に関する法律の改正（令和８年法律第77号）を踏まえた追加の改正が、令和８年10月に告示される予定とうかがっています。当方は現在、次の２点の会議資料（新旧対照表）を原典として用いています。ア　障害者部会第157回（令和８年７月10日）の資料（社会福祉法等改正を踏まえた基本指針の改正案）イ　障害児支援部会第21回・障害者部会第158回（令和８年８月19日）の資料1-2（医療的ケア児支援法改正を踏まえた基本指針の改正案）いずれも「改正案」であり告示そのものではありません。追加の告示が出ましたら現物をお送りいただけますと、新旧対照表で最終の照合を行います。計画本文の記述のうち、別表第二の六の項の新設（市町村の努力義務事項）、医療的ケア児等支援地域協議会、医療的ケア者の定義の二つの類型、及び重度の障がいのある方の内数の対象サービスは、いずれもこの改正案を根拠としています。あわせて、障害児支援部会第20回（令和８年７月22日）の資料2-1（社会福祉法等改正法と基本指針改正）について、障害児通所支援及び障害児相談支援に係る新たな記載事項が児童福祉法第33条の20のどの項に置かれたかが記されていれば、その箇所をお教えください。当方が持つ資料には児童福祉法の条項の記載がないため、条項番号を計画本文に書いていません。</w:t>
             </w:r>
           </w:p>
         </w:tc>

--- a/output/北塩原村_他メンバーへの確認_1通.docx
+++ b/output/北塩原村_他メンバーへの確認_1通.docx
@@ -54,7 +54,7 @@
           <w:b w:val="0"/>
           <w:sz w:val="21"/>
         </w:rPr>
-        <w:t>素案の作成と当方の追記を一つの計画書にまとめるにあたり、ご担当者様にご確認・ご相談したい事項が17件、県へのお取次ぎをお願いしたい事項が２件、法令の原典の入手をお願いしたい事項が３件ございます。村へのご照会とは宛先が違うため、別の文書にしております。</w:t>
+        <w:t>素案の作成と当方の追記を一つの計画書にまとめるにあたり、ご担当者様にご確認・ご相談したい事項が18件、県へのお取次ぎをお願いしたい事項が２件、法令の原典の入手をお願いしたい事項が３件ございます。村へのご照会とは宛先が違うため、別の文書にしております。</w:t>
       </w:r>
     </w:p>
     <w:p>
@@ -404,7 +404,7 @@
                 <w:b w:val="0"/>
                 <w:sz w:val="19"/>
               </w:rPr>
-              <w:t>１件</w:t>
+              <w:t>２件</w:t>
             </w:r>
           </w:p>
         </w:tc>
@@ -1474,7 +1474,7 @@
           <w:b/>
           <w:sz w:val="26"/>
         </w:rPr>
-        <w:t>３　アンケート分析報告書のクロス集計（１件）</w:t>
+        <w:t>３　アンケート分析報告書のクロス集計（２件）</w:t>
       </w:r>
     </w:p>
     <w:p>
@@ -1488,7 +1488,7 @@
           <w:b w:val="0"/>
           <w:sz w:val="21"/>
         </w:rPr>
-        <w:t>アンケート調査から見えた潜在のニーズを見込量につなぐために、報告書のクロス集計をお願いしたい事項があります。本調査は無記名であり回答者本人は特定できないため、報告書で示していただくのはアンケート内のクロスまでとし、そこから先の個別の確認は当方が行政のデータで行います。</w:t>
+        <w:t>アンケート調査から見えた潜在のニーズを見込量につなぐために、報告書のクロス集計をお願いしたい事項があります。本調査は無記名であり回答者本人は特定できないため、報告書で示していただくのはアンケート内のクロスまでとし、そこから先の個別の確認は当方が行政のデータで行います。あわせて、前回計画の評価とアンケート結果報告の概要版（各Ａ４・２ページ）を作成しましたので、アンケートの概要版に載せた割合を分析報告書の確定値と照合させてください（Ｓ-36）。分析報告書が課題を８件としている一方で当方の計画素案 第２章７の表は７区分であり、区分の数が違います。</w:t>
       </w:r>
     </w:p>
     <w:tbl>
@@ -1627,6 +1627,62 @@
                 <w:sz w:val="19"/>
               </w:rPr>
               <w:t>アンケート分析報告書のクロス集計について、施設入所の利用希望23.7％、共同生活援助13.2％、短期入所10.5％、冬季の外出困難34.2％、訪問系を知らない23.7％の５つを優先して集計いただきたい。本調査は無記名であり回答者本人は特定できないため、アンケート内のクロス（年齢・障がい種別・住まい・介護者の有無）までを報告書で示し、そこから先の個別の確認は当方が行政データ（支給決定者台帳、障害支援区分、認定調査の行動関連項目）で行う。分母の定義（無回答を含めるか）は10テーマすべてで揃えたい</w:t>
+            </w:r>
+          </w:p>
+        </w:tc>
+      </w:tr>
+      <w:tr>
+        <w:tc>
+          <w:tcPr>
+            <w:tcW w:w="900" w:type="dxa"/>
+          </w:tcPr>
+          <w:p>
+            <w:pPr>
+              <w:spacing w:after="0"/>
+            </w:pPr>
+            <w:r>
+              <w:rPr>
+                <w:rFonts w:ascii="BIZ UDPゴシック" w:hAnsi="BIZ UDPゴシック" w:eastAsia="BIZ UDPゴシック" w:cs="BIZ UDPゴシック"/>
+                <w:b w:val="0"/>
+                <w:sz w:val="19"/>
+              </w:rPr>
+              <w:t>Ｓ-36</w:t>
+            </w:r>
+          </w:p>
+        </w:tc>
+        <w:tc>
+          <w:tcPr>
+            <w:tcW w:w="3600" w:type="dxa"/>
+          </w:tcPr>
+          <w:p>
+            <w:pPr>
+              <w:spacing w:after="0"/>
+            </w:pPr>
+            <w:r>
+              <w:rPr>
+                <w:rFonts w:ascii="BIZ UDPゴシック" w:hAnsi="BIZ UDPゴシック" w:eastAsia="BIZ UDPゴシック" w:cs="BIZ UDPゴシック"/>
+                <w:b w:val="0"/>
+                <w:sz w:val="19"/>
+              </w:rPr>
+              <w:t>アンケート結果報告の概要版と分析報告書の確定値の照合</w:t>
+            </w:r>
+          </w:p>
+        </w:tc>
+        <w:tc>
+          <w:tcPr>
+            <w:tcW w:w="10900" w:type="dxa"/>
+          </w:tcPr>
+          <w:p>
+            <w:pPr>
+              <w:spacing w:after="0"/>
+            </w:pPr>
+            <w:r>
+              <w:rPr>
+                <w:rFonts w:ascii="BIZ UDPゴシック" w:hAnsi="BIZ UDPゴシック" w:eastAsia="BIZ UDPゴシック" w:cs="BIZ UDPゴシック"/>
+                <w:b w:val="0"/>
+                <w:sz w:val="19"/>
+              </w:rPr>
+              <w:t>前回計画の評価とアンケート結果報告について、それぞれ概要版（Ａ４・２ページ）を作成しました。３本（前回計画の評価・アンケート結果報告・計画素案）を本体と概要版でそろえる構えに合わせたものです。アンケートの概要版は、当方が計画素案 第２章７に要約した内容から作成しており、分析報告書の確定値との照合が済んでいません。次の２点をお願いします。①分析報告書の確定版をお送りいただき、概要版に載せた割合（22項目）と照合させてください。とくに、分析報告書が課題を８件としている一方で当方の計画素案 第２章７の表は７区分であり、区分の数が違います（Ｓ-26）。どちらに揃えるかを決めていただきたく存じます。②概要版の体裁（字の大きさ、色の使い方、グレースケールでの見え方）について、３本の概要版で揃える必要があります。現在は計画素案の概要版と同じ９ポイントにそろえていますが、住民向けに12ポイントとする案もあります（Ｓ-34）。</w:t>
             </w:r>
           </w:p>
         </w:tc>

--- a/output/北塩原村_他メンバーへの確認_1通.docx
+++ b/output/北塩原村_他メンバーへの確認_1通.docx
@@ -1948,7 +1948,7 @@
                 <w:b w:val="0"/>
                 <w:sz w:val="19"/>
               </w:rPr>
-              <w:t>概要版の体裁（低視力の方への配慮）</w:t>
+              <w:t>概要版のグラフをモノクロ印刷で読めるようにする</w:t>
             </w:r>
           </w:p>
         </w:tc>
@@ -1966,7 +1966,7 @@
                 <w:b w:val="0"/>
                 <w:sz w:val="19"/>
               </w:rPr>
-              <w:t>概要版を案Ｃの体系と案Ａの工程に合わせて作り直します。その際の体裁について、次の3点を決めたいと考えています。①色だけで区別しないこと。　グラフと表の区分を、色のほかに模様（ハッチング）又は　線の種類で分けます。②グレースケールで印刷しても読めること。　村の印刷はモノクロ（コピー）であるため、　色の濃淡だけで分けると区別できなくなります。③本文の字の大きさ。　計画本文は10ポイントですが、　概要版は住民に配るものであるため12ポイントを考えています。いずれも当方で作れますが、他の計画（高齢者福祉計画・こども計画）の概要版と体裁をそろえる必要があるため、そちらの体裁をご教示ください。</w:t>
+              <w:t>概要版の体裁は、前回計画の概要版（第４次障がい者計画等 概要版。令和６年３月・４頁）を実測して揃えました。書体はＵＤデジタル教科書体、本文は10ポイント、基調色は緑です。字の大きさについては、住民向けに12ポイントとする案も考えていましたが、前回が９から10ポイント（10ポイントが主）であったため10ポイントとしています。残っているのはグラフです。前回の概要版の２頁の棒グラフは、凡例を橙・桃・紫・青の４色で分けています。村の印刷はモノクロ（コピー）であるため、この形ではモノクロ印刷したときに凡例の区別が付きません。当方のグラフは、色のほかに模様（ハッチング）又は線の種類で分ける形にしたいと考えています。次の２点をご教示ください。①他の計画（高齢者福祉計画・こども計画）の概要版で、グラフをどのように分けておられるか。②前回計画の概要版と同じ色の並び（橙・桃・紫・青）を保ったうえで模様を重ねるか、色の並びも変えるか。あわせて、本文を10ポイントにしたことにより計画素案の概要版が７頁から８頁になりました。印刷の折り方と部数は村と再確認します。</w:t>
             </w:r>
           </w:p>
         </w:tc>

--- a/output/北塩原村_他メンバーへの確認_1通.docx
+++ b/output/北塩原村_他メンバーへの確認_1通.docx
@@ -54,7 +54,7 @@
           <w:b w:val="0"/>
           <w:sz w:val="21"/>
         </w:rPr>
-        <w:t>素案の作成と当方の追記を一つの計画書にまとめるにあたり、ご担当者様にご確認・ご相談したい事項が18件、県へのお取次ぎをお願いしたい事項が２件、法令の原典の入手をお願いしたい事項が３件ございます。村へのご照会とは宛先が違うため、別の文書にしております。</w:t>
+        <w:t>素案の作成と当方の追記を一つの計画書にまとめるにあたり、ご担当者様にご確認・ご相談したい事項が19件、県へのお取次ぎをお願いしたい事項が２件、法令の原典の入手をお願いしたい事項が３件ございます。村へのご照会とは宛先が違うため、別の文書にしております。</w:t>
       </w:r>
     </w:p>
     <w:p>
@@ -404,7 +404,7 @@
                 <w:b w:val="0"/>
                 <w:sz w:val="19"/>
               </w:rPr>
-              <w:t>２件</w:t>
+              <w:t>３件</w:t>
             </w:r>
           </w:p>
         </w:tc>
@@ -1474,7 +1474,7 @@
           <w:b/>
           <w:sz w:val="26"/>
         </w:rPr>
-        <w:t>３　アンケート分析報告書のクロス集計（２件）</w:t>
+        <w:t>３　アンケート分析報告書のクロス集計（３件）</w:t>
       </w:r>
     </w:p>
     <w:p>
@@ -1488,7 +1488,7 @@
           <w:b w:val="0"/>
           <w:sz w:val="21"/>
         </w:rPr>
-        <w:t>アンケート調査から見えた潜在のニーズを見込量につなぐために、報告書のクロス集計をお願いしたい事項があります。本調査は無記名であり回答者本人は特定できないため、報告書で示していただくのはアンケート内のクロスまでとし、そこから先の個別の確認は当方が行政のデータで行います。あわせて、前回計画の評価とアンケート結果報告の概要版（各Ａ４・２ページ）を作成しましたので、アンケートの概要版に載せた割合を分析報告書の確定値と照合させてください（Ｓ-36）。分析報告書が課題を８件としている一方で当方の計画素案 第２章７の表は７区分であり、区分の数が違います。</w:t>
+        <w:t>アンケート調査から見えた潜在のニーズを見込量につなぐために、報告書のクロス集計をお願いしたい事項があります。本調査は無記名であり回答者本人は特定できないため、報告書で示していただくのはアンケート内のクロスまでとし、そこから先の個別の確認は当方が行政のデータで行います。あわせて、前回計画の評価とアンケート結果報告の概要版（各Ａ４・２ページ）を作成しましたので、アンケートの概要版に載せた割合を分析報告書の確定値と照合させてください（Ｓ-36）。あわせて、令和８年10月14日に報告書用集計表の改訂版を受領しました。令和８年10月３日に当方が洗い出した不整合11件のうち、割合の基数の統一（Ａ-1）、問27-1と問27-3の基数の統一（Ａ-2）、表1-1の調査の概要の記入（Ｄ-1）、障がい児調査の基数の統一（Ｃ-1）が解消されています。残っているのは基数が１から２の区分に割合を表示していること（Ａ-3）と、医療的ケアの３項目が１人の回答であることの書き方（Ｃ-2）です（Ｓ-37）。課題の数は改訂版により８件で確定しましたので、当方の計画素案 第２章７の表２-８に８区分目を足しました。</w:t>
       </w:r>
     </w:p>
     <w:tbl>
@@ -1683,6 +1683,62 @@
                 <w:sz w:val="19"/>
               </w:rPr>
               <w:t>前回計画の評価とアンケート結果報告について、それぞれ概要版（Ａ４・２ページ）を作成しました。３本（前回計画の評価・アンケート結果報告・計画素案）を本体と概要版でそろえる構えに合わせたものです。アンケートの概要版は、当方が計画素案 第２章７に要約した内容から作成しており、分析報告書の確定値との照合が済んでいません。次の２点をお願いします。①分析報告書の確定版をお送りいただき、概要版に載せた割合（22項目）と照合させてください。とくに、分析報告書が課題を８件としている一方で当方の計画素案 第２章７の表は７区分であり、区分の数が違います（Ｓ-26）。どちらに揃えるかを決めていただきたく存じます。②概要版の体裁（字の大きさ、色の使い方、グレースケールでの見え方）について、３本の概要版で揃える必要があります。現在は計画素案の概要版と同じ９ポイントにそろえていますが、住民向けに12ポイントとする案もあります（Ｓ-34）。</w:t>
+            </w:r>
+          </w:p>
+        </w:tc>
+      </w:tr>
+      <w:tr>
+        <w:tc>
+          <w:tcPr>
+            <w:tcW w:w="900" w:type="dxa"/>
+          </w:tcPr>
+          <w:p>
+            <w:pPr>
+              <w:spacing w:after="0"/>
+            </w:pPr>
+            <w:r>
+              <w:rPr>
+                <w:rFonts w:ascii="BIZ UDPゴシック" w:hAnsi="BIZ UDPゴシック" w:eastAsia="BIZ UDPゴシック" w:cs="BIZ UDPゴシック"/>
+                <w:b w:val="0"/>
+                <w:sz w:val="19"/>
+              </w:rPr>
+              <w:t>Ｓ-37</w:t>
+            </w:r>
+          </w:p>
+        </w:tc>
+        <w:tc>
+          <w:tcPr>
+            <w:tcW w:w="3600" w:type="dxa"/>
+          </w:tcPr>
+          <w:p>
+            <w:pPr>
+              <w:spacing w:after="0"/>
+            </w:pPr>
+            <w:r>
+              <w:rPr>
+                <w:rFonts w:ascii="BIZ UDPゴシック" w:hAnsi="BIZ UDPゴシック" w:eastAsia="BIZ UDPゴシック" w:cs="BIZ UDPゴシック"/>
+                <w:b w:val="0"/>
+                <w:sz w:val="19"/>
+              </w:rPr>
+              <w:t>集計表の改訂版の確認結果（基数1〜2の区分の注記と課題8件）</w:t>
+            </w:r>
+          </w:p>
+        </w:tc>
+        <w:tc>
+          <w:tcPr>
+            <w:tcW w:w="10900" w:type="dxa"/>
+          </w:tcPr>
+          <w:p>
+            <w:pPr>
+              <w:spacing w:after="0"/>
+            </w:pPr>
+            <w:r>
+              <w:rPr>
+                <w:rFonts w:ascii="BIZ UDPゴシック" w:hAnsi="BIZ UDPゴシック" w:eastAsia="BIZ UDPゴシック" w:cs="BIZ UDPゴシック"/>
+                <w:b w:val="0"/>
+                <w:sz w:val="19"/>
+              </w:rPr>
+              <w:t>報告書用集計表の改訂版を拝見しました。令和８年10月３日に当方が洗い出した不整合11件のうち、次の点が解消されています。①割合の基数を各設問の回答者数（無回答を含む）に統一し、「無回答」を選択肢として表に明示されたこと（Ａ-1）。単純集計とクロス集計が同じ基準になりました。②問27-1と問27-3の基数が38に統一され、「差（今後－現在）」が同じ分母の差になったこと（Ａ-2）。③表1-1の調査の概要が記入されたこと（Ｄ-1）。④障がい児調査の基数が3に統一され「無回答」が明示されたこと（Ｃ-1）。残っているのは次の2点です。ア　基数が1から2の区分に割合を表示していること（Ａ-3）。新設の「集計_障がい別」シートは知的障がい（n=2）の列に割合を入れており、1件が100.0％として表示されます。当方の計画素案 第２章７の表２-７は同じ列を持ちますが、「知的障がい及び精神障がいは回答者数が少ないため参考値です」と注記しています。報告書の側にも同じ注記を置いていただけますでしょうか。イ　医療的ケアの3項目が1人の回答であることの書き方（Ｃ-2）。所持している手帳等は n=3 に直り「無回答」1件が明示されましたが、医療的ケアの書き方は報告書本文の側の修正であり集計表では確かめられません。あわせて、課題の数が決着しました。改訂版の 6章_課題（表6-1）は課題を8件としており、当方の計画素案 第２章７の表２-８は7区分でした。8件目の「専門的支援」に対応する区分を表２-８に足しました（Ｓ-26の決着）。なお、図表の点数が図61点・表23点から図100点・表25点に増えています（各設問に【障がい別】の図表が加わったため）。当方の計画素案は別冊を名称で参照しており図表番号では参照していないため、影響はありません。</w:t>
             </w:r>
           </w:p>
         </w:tc>

--- a/output/北塩原村_他メンバーへの確認_1通.docx
+++ b/output/北塩原村_他メンバーへの確認_1通.docx
@@ -54,7 +54,7 @@
           <w:b w:val="0"/>
           <w:sz w:val="21"/>
         </w:rPr>
-        <w:t>素案の作成と当方の追記を一つの計画書にまとめるにあたり、ご担当者様にご確認・ご相談したい事項が19件、県へのお取次ぎをお願いしたい事項が２件、法令の原典の入手をお願いしたい事項が３件ございます。村へのご照会とは宛先が違うため、別の文書にしております。</w:t>
+        <w:t>素案の作成と当方の追記を一つの計画書にまとめるにあたり、ご担当者様にご確認・ご相談したい事項が20件、県へのお取次ぎをお願いしたい事項が２件、法令の原典の入手をお願いしたい事項が３件ございます。村へのご照会とは宛先が違うため、別の文書にしております。</w:t>
       </w:r>
     </w:p>
     <w:p>
@@ -96,7 +96,7 @@
           <w:color w:val="1F3864"/>
           <w:sz w:val="24"/>
         </w:rPr>
-        <w:t>■　７節の構成</w:t>
+        <w:t>■　８節の構成</w:t>
       </w:r>
     </w:p>
     <w:tbl>
@@ -723,6 +723,80 @@
           </w:p>
         </w:tc>
       </w:tr>
+      <w:tr>
+        <w:tc>
+          <w:tcPr>
+            <w:tcW w:w="800" w:type="dxa"/>
+          </w:tcPr>
+          <w:p>
+            <w:pPr>
+              <w:spacing w:after="0"/>
+            </w:pPr>
+            <w:r>
+              <w:rPr>
+                <w:rFonts w:ascii="BIZ UDPゴシック" w:hAnsi="BIZ UDPゴシック" w:eastAsia="BIZ UDPゴシック" w:cs="BIZ UDPゴシック"/>
+                <w:b w:val="0"/>
+                <w:sz w:val="19"/>
+              </w:rPr>
+              <w:t>８</w:t>
+            </w:r>
+          </w:p>
+        </w:tc>
+        <w:tc>
+          <w:tcPr>
+            <w:tcW w:w="5200" w:type="dxa"/>
+          </w:tcPr>
+          <w:p>
+            <w:pPr>
+              <w:spacing w:after="0"/>
+            </w:pPr>
+            <w:r>
+              <w:rPr>
+                <w:rFonts w:ascii="BIZ UDPゴシック" w:hAnsi="BIZ UDPゴシック" w:eastAsia="BIZ UDPゴシック" w:cs="BIZ UDPゴシック"/>
+                <w:b w:val="0"/>
+                <w:sz w:val="19"/>
+              </w:rPr>
+              <w:t>県医療計画と県障がい福祉計画の指標の食い違い</w:t>
+            </w:r>
+          </w:p>
+        </w:tc>
+        <w:tc>
+          <w:tcPr>
+            <w:tcW w:w="1000" w:type="dxa"/>
+          </w:tcPr>
+          <w:p>
+            <w:pPr>
+              <w:spacing w:after="0"/>
+            </w:pPr>
+            <w:r>
+              <w:rPr>
+                <w:rFonts w:ascii="BIZ UDPゴシック" w:hAnsi="BIZ UDPゴシック" w:eastAsia="BIZ UDPゴシック" w:cs="BIZ UDPゴシック"/>
+                <w:b w:val="0"/>
+                <w:sz w:val="19"/>
+              </w:rPr>
+              <w:t>１件</w:t>
+            </w:r>
+          </w:p>
+        </w:tc>
+        <w:tc>
+          <w:tcPr>
+            <w:tcW w:w="3000" w:type="dxa"/>
+          </w:tcPr>
+          <w:p>
+            <w:pPr>
+              <w:spacing w:after="0"/>
+            </w:pPr>
+            <w:r>
+              <w:rPr>
+                <w:rFonts w:ascii="BIZ UDPゴシック" w:hAnsi="BIZ UDPゴシック" w:eastAsia="BIZ UDPゴシック" w:cs="BIZ UDPゴシック"/>
+                <w:b w:val="0"/>
+                <w:sz w:val="19"/>
+              </w:rPr>
+              <w:t>令和８年10月31日（金）</w:t>
+            </w:r>
+          </w:p>
+        </w:tc>
+      </w:tr>
     </w:tbl>
     <w:p>
       <w:pPr>
@@ -752,7 +826,7 @@
           <w:b w:val="0"/>
           <w:sz w:val="21"/>
         </w:rPr>
-        <w:t>図はカラーで進めることとし、令和８年10月10日に当方で図26点・表95点に番号と表題を付け、目次の後に図表目次を置きました。これに伴って、既存の図についてお願いしたいことが６件あります。いずれも最終版の体裁に関わるもので、村の回答を待たずに決められるものです。</w:t>
+        <w:t>図はカラーで進めることとし、令和８年10月10日に当方で図26点・表96点に番号と表題を付け、目次の後に図表目次を置きました。これに伴って、既存の図についてお願いしたいことが６件あります。いずれも最終版の体裁に関わるもので、村の回答を待たずに決められるものです。</w:t>
       </w:r>
     </w:p>
     <w:tbl>
@@ -1002,7 +1076,7 @@
                 <w:b w:val="0"/>
                 <w:sz w:val="19"/>
               </w:rPr>
-              <w:t>図表番号を振り、目次の後に図表目次を置くことを提案したい。番号の形（図１-１・表１-１）と、注記ボックスには番号を振らないことを合わせたい。令和8年10月10日に当方で図26点・表95点に番号と表題を付け、図表目次を置いた（北塩原村_図表番号一覧.xlsx）。これに伴う確認３件はＳ-22〜Ｓ-24として同書に立てている</w:t>
+              <w:t>図表番号を振り、目次の後に図表目次を置くことを提案したい。番号の形（図１-１・表１-１）と、注記ボックスには番号を振らないことを合わせたい。令和8年10月10日に当方で図26点・表96点に番号と表題を付け、図表目次を置いた（北塩原村_図表番号一覧.xlsx）。これに伴う確認３件はＳ-22〜Ｓ-24として同書に立てている</w:t>
             </w:r>
           </w:p>
         </w:tc>
@@ -1772,7 +1846,7 @@
           <w:b w:val="0"/>
           <w:sz w:val="21"/>
         </w:rPr>
-        <w:t>村の方針資料では計画の基本項目が７章、当方の正本と策定委員会資料は８章で食い違っていました。令和８年10月14日に折衷の案で決着し、当方の８章を保ったまま、第３章の章題を「第４次北塩原村障がい者計画の推進状況と本計画で新たに加える施策」へ改め、同章の末尾に節４と新たに加える施策の一覧（表３-３）を置きました。第１章４にも項（４）を本文で置いています。図表は図26点・表95点で番号が確定しており、章の途中に表を足すと以降の番号がすべてずれるため、いずれも章の末尾に足す形にしています。本文の目次は Ｗｏｒｄ の目次フィールドですので、目次を更新していただければ章題と頁数が入れ替わります（当方の環境では更新できません）。あわせて、概要版の体裁についてもご相談させてください。</w:t>
+        <w:t>村の方針資料では計画の基本項目が７章、当方の正本と策定委員会資料は８章で食い違っていました。令和８年10月14日に折衷の案で決着し、当方の８章を保ったまま、第３章の章題を「第４次北塩原村障がい者計画の推進状況と本計画で新たに加える施策」へ改め、同章の末尾に節４と新たに加える施策の一覧（表３-３）を置きました。第１章４にも項（４）を本文で置いています。図表は図26点・表96点で番号が確定しており、章の途中に表を足すと以降の番号がすべてずれるため、いずれも章の末尾に足す形にしています。本文の目次は Ｗｏｒｄ の目次フィールドですので、目次を更新していただければ章題と頁数が入れ替わります（当方の環境では更新できません）。あわせて、概要版の体裁についてもご相談させてください。</w:t>
       </w:r>
     </w:p>
     <w:tbl>
@@ -2719,6 +2793,178 @@
     </w:p>
     <w:p>
       <w:pPr>
+        <w:spacing w:before="360" w:after="120"/>
+      </w:pPr>
+      <w:r>
+        <w:rPr>
+          <w:b/>
+          <w:sz w:val="26"/>
+        </w:rPr>
+        <w:t>８　県医療計画と県障がい福祉計画の指標の食い違い（１件）</w:t>
+      </w:r>
+    </w:p>
+    <w:p>
+      <w:pPr>
+        <w:spacing w:after="80"/>
+        <w:ind w:firstLine="210"/>
+      </w:pPr>
+      <w:r>
+        <w:rPr>
+          <w:rFonts w:ascii="BIZ UDPゴシック" w:hAnsi="BIZ UDPゴシック" w:eastAsia="BIZ UDPゴシック" w:cs="BIZ UDPゴシック"/>
+          <w:b w:val="0"/>
+          <w:sz w:val="21"/>
+        </w:rPr>
+        <w:t>第８次福島県医療計画（令和６年３月）を拝見したところ、精神疾患対策の指標について、第７期福島県障がい福祉計画と基準年・目標値が違っておりました。出典はいずれも地域精神保健福祉資源分析データベースです。正本 第４章２（２）はこれまで県の障がい福祉計画の目標値と突き合わせておりましたが、県医療計画の目標年（令和11年）が本計画の終期と同じであるため、どちらに沿うかを決めておく必要があります。県にお取次ぎいただく事項を含みます。</w:t>
+      </w:r>
+    </w:p>
+    <w:tbl>
+      <w:tblPr>
+        <w:tblW w:type="auto" w:w="0"/>
+        <w:jc w:val="center"/>
+        <w:tblLook w:firstColumn="1" w:firstRow="1" w:lastColumn="0" w:lastRow="0" w:noHBand="0" w:noVBand="1" w:val="04A0"/>
+        <w:tblBorders>
+          <w:top w:val="single" w:sz="4" w:space="0" w:color="AAAAAA"/>
+          <w:left w:val="single" w:sz="4" w:space="0" w:color="AAAAAA"/>
+          <w:bottom w:val="single" w:sz="4" w:space="0" w:color="AAAAAA"/>
+          <w:right w:val="single" w:sz="4" w:space="0" w:color="AAAAAA"/>
+          <w:insideH w:val="single" w:sz="4" w:space="0" w:color="AAAAAA"/>
+          <w:insideV w:val="single" w:sz="4" w:space="0" w:color="AAAAAA"/>
+        </w:tblBorders>
+      </w:tblPr>
+      <w:tblGrid>
+        <w:gridCol w:w="3324"/>
+        <w:gridCol w:w="3324"/>
+        <w:gridCol w:w="3324"/>
+      </w:tblGrid>
+      <w:tr>
+        <w:tc>
+          <w:tcPr>
+            <w:tcW w:w="900" w:type="dxa"/>
+            <w:shd w:val="clear" w:color="auto" w:fill="1F3864"/>
+          </w:tcPr>
+          <w:p>
+            <w:pPr>
+              <w:spacing w:after="0"/>
+              <w:jc w:val="center"/>
+            </w:pPr>
+            <w:r>
+              <w:rPr>
+                <w:rFonts w:ascii="BIZ UDPゴシック" w:hAnsi="BIZ UDPゴシック" w:eastAsia="BIZ UDPゴシック" w:cs="BIZ UDPゴシック"/>
+                <w:b/>
+                <w:color w:val="FFFFFF"/>
+                <w:sz w:val="19"/>
+              </w:rPr>
+              <w:t>番号</w:t>
+            </w:r>
+          </w:p>
+        </w:tc>
+        <w:tc>
+          <w:tcPr>
+            <w:tcW w:w="3600" w:type="dxa"/>
+            <w:shd w:val="clear" w:color="auto" w:fill="1F3864"/>
+          </w:tcPr>
+          <w:p>
+            <w:pPr>
+              <w:spacing w:after="0"/>
+              <w:jc w:val="center"/>
+            </w:pPr>
+            <w:r>
+              <w:rPr>
+                <w:rFonts w:ascii="BIZ UDPゴシック" w:hAnsi="BIZ UDPゴシック" w:eastAsia="BIZ UDPゴシック" w:cs="BIZ UDPゴシック"/>
+                <w:b/>
+                <w:color w:val="FFFFFF"/>
+                <w:sz w:val="19"/>
+              </w:rPr>
+              <w:t>ご確認いただきたいこと</w:t>
+            </w:r>
+          </w:p>
+        </w:tc>
+        <w:tc>
+          <w:tcPr>
+            <w:tcW w:w="10900" w:type="dxa"/>
+            <w:shd w:val="clear" w:color="auto" w:fill="1F3864"/>
+          </w:tcPr>
+          <w:p>
+            <w:pPr>
+              <w:spacing w:after="0"/>
+              <w:jc w:val="center"/>
+            </w:pPr>
+            <w:r>
+              <w:rPr>
+                <w:rFonts w:ascii="BIZ UDPゴシック" w:hAnsi="BIZ UDPゴシック" w:eastAsia="BIZ UDPゴシック" w:cs="BIZ UDPゴシック"/>
+                <w:b/>
+                <w:color w:val="FFFFFF"/>
+                <w:sz w:val="19"/>
+              </w:rPr>
+              <w:t>内容</w:t>
+            </w:r>
+          </w:p>
+        </w:tc>
+      </w:tr>
+      <w:tr>
+        <w:tc>
+          <w:tcPr>
+            <w:tcW w:w="900" w:type="dxa"/>
+          </w:tcPr>
+          <w:p>
+            <w:pPr>
+              <w:spacing w:after="0"/>
+            </w:pPr>
+            <w:r>
+              <w:rPr>
+                <w:rFonts w:ascii="BIZ UDPゴシック" w:hAnsi="BIZ UDPゴシック" w:eastAsia="BIZ UDPゴシック" w:cs="BIZ UDPゴシック"/>
+                <w:b w:val="0"/>
+                <w:sz w:val="19"/>
+              </w:rPr>
+              <w:t>Ｓ-38</w:t>
+            </w:r>
+          </w:p>
+        </w:tc>
+        <w:tc>
+          <w:tcPr>
+            <w:tcW w:w="3600" w:type="dxa"/>
+          </w:tcPr>
+          <w:p>
+            <w:pPr>
+              <w:spacing w:after="0"/>
+            </w:pPr>
+            <w:r>
+              <w:rPr>
+                <w:rFonts w:ascii="BIZ UDPゴシック" w:hAnsi="BIZ UDPゴシック" w:eastAsia="BIZ UDPゴシック" w:cs="BIZ UDPゴシック"/>
+                <w:b w:val="0"/>
+                <w:sz w:val="19"/>
+              </w:rPr>
+              <w:t>県医療計画と県障がい福祉計画の指標の食い違い</w:t>
+            </w:r>
+          </w:p>
+        </w:tc>
+        <w:tc>
+          <w:tcPr>
+            <w:tcW w:w="10900" w:type="dxa"/>
+          </w:tcPr>
+          <w:p>
+            <w:pPr>
+              <w:spacing w:after="0"/>
+            </w:pPr>
+            <w:r>
+              <w:rPr>
+                <w:rFonts w:ascii="BIZ UDPゴシック" w:hAnsi="BIZ UDPゴシック" w:eastAsia="BIZ UDPゴシック" w:cs="BIZ UDPゴシック"/>
+                <w:b w:val="0"/>
+                <w:sz w:val="19"/>
+              </w:rPr>
+              <w:t>①精神病床の1年以上長期入院患者数が、県障がい福祉計画（第7期）では令和4年度実績995人・県医療計画（第8次）では令和3年1,059人となっている。出典はいずれも地域精神保健福祉資源分析データベースである。どちらを本計画の記述の前提にするか。②平均生活日数の目標が県障がい福祉計画325.3日以上・県医療計画334日以上（令和11年）と違う。目標年が本計画の終期と同じ県医療計画に沿うという整理でよいか。③県の「こころの健康サポーター」と国の新指標「心のサポーター」の関係（同じ養成課程か別か）。④会津・南会津医療圏で医療的ケア児が利用可能な訪問看護事業所数。⑤災害拠点精神科病院の指定の状況</w:t>
+            </w:r>
+          </w:p>
+        </w:tc>
+      </w:tr>
+    </w:tbl>
+    <w:p>
+      <w:pPr>
+        <w:spacing w:after="40"/>
+      </w:pPr>
+    </w:p>
+    <w:p>
+      <w:pPr>
         <w:spacing w:before="240" w:after="80"/>
       </w:pPr>
       <w:r>

--- a/output/北塩原村_他メンバーへの確認_1通.docx
+++ b/output/北塩原村_他メンバーへの確認_1通.docx
@@ -96,7 +96,7 @@
           <w:color w:val="1F3864"/>
           <w:sz w:val="24"/>
         </w:rPr>
-        <w:t>■　８節の構成</w:t>
+        <w:t>■　７節の構成</w:t>
       </w:r>
     </w:p>
     <w:tbl>
@@ -143,7 +143,7 @@
         </w:tc>
         <w:tc>
           <w:tcPr>
-            <w:tcW w:w="5200" w:type="dxa"/>
+            <w:tcW w:w="4400" w:type="dxa"/>
             <w:shd w:val="clear" w:color="auto" w:fill="1F3864"/>
           </w:tcPr>
           <w:p>
@@ -164,7 +164,7 @@
         </w:tc>
         <w:tc>
           <w:tcPr>
-            <w:tcW w:w="1000" w:type="dxa"/>
+            <w:tcW w:w="1800" w:type="dxa"/>
             <w:shd w:val="clear" w:color="auto" w:fill="1F3864"/>
           </w:tcPr>
           <w:p>
@@ -179,7 +179,7 @@
                 <w:color w:val="FFFFFF"/>
                 <w:sz w:val="19"/>
               </w:rPr>
-              <w:t>件数</w:t>
+              <w:t>ご確認をお願いする件数</w:t>
             </w:r>
           </w:p>
         </w:tc>
@@ -226,7 +226,7 @@
         </w:tc>
         <w:tc>
           <w:tcPr>
-            <w:tcW w:w="5200" w:type="dxa"/>
+            <w:tcW w:w="4400" w:type="dxa"/>
           </w:tcPr>
           <w:p>
             <w:pPr>
@@ -244,7 +244,7 @@
         </w:tc>
         <w:tc>
           <w:tcPr>
-            <w:tcW w:w="1000" w:type="dxa"/>
+            <w:tcW w:w="1800" w:type="dxa"/>
           </w:tcPr>
           <w:p>
             <w:pPr>
@@ -256,81 +256,7 @@
                 <w:b w:val="0"/>
                 <w:sz w:val="19"/>
               </w:rPr>
-              <w:t>７件</w:t>
-            </w:r>
-          </w:p>
-        </w:tc>
-        <w:tc>
-          <w:tcPr>
-            <w:tcW w:w="3000" w:type="dxa"/>
-          </w:tcPr>
-          <w:p>
-            <w:pPr>
-              <w:spacing w:after="0"/>
-            </w:pPr>
-            <w:r>
-              <w:rPr>
-                <w:rFonts w:ascii="BIZ UDPゴシック" w:hAnsi="BIZ UDPゴシック" w:eastAsia="BIZ UDPゴシック" w:cs="BIZ UDPゴシック"/>
-                <w:b w:val="0"/>
-                <w:sz w:val="19"/>
-              </w:rPr>
-              <w:t>令和８年10月16日（金）</w:t>
-            </w:r>
-          </w:p>
-        </w:tc>
-      </w:tr>
-      <w:tr>
-        <w:tc>
-          <w:tcPr>
-            <w:tcW w:w="800" w:type="dxa"/>
-          </w:tcPr>
-          <w:p>
-            <w:pPr>
-              <w:spacing w:after="0"/>
-            </w:pPr>
-            <w:r>
-              <w:rPr>
-                <w:rFonts w:ascii="BIZ UDPゴシック" w:hAnsi="BIZ UDPゴシック" w:eastAsia="BIZ UDPゴシック" w:cs="BIZ UDPゴシック"/>
-                <w:b w:val="0"/>
-                <w:sz w:val="19"/>
-              </w:rPr>
-              <w:t>２</w:t>
-            </w:r>
-          </w:p>
-        </w:tc>
-        <w:tc>
-          <w:tcPr>
-            <w:tcW w:w="5200" w:type="dxa"/>
-          </w:tcPr>
-          <w:p>
-            <w:pPr>
-              <w:spacing w:after="0"/>
-            </w:pPr>
-            <w:r>
-              <w:rPr>
-                <w:rFonts w:ascii="BIZ UDPゴシック" w:hAnsi="BIZ UDPゴシック" w:eastAsia="BIZ UDPゴシック" w:cs="BIZ UDPゴシック"/>
-                <w:b w:val="0"/>
-                <w:sz w:val="19"/>
-              </w:rPr>
-              <w:t>制度名称の表記の統一と策定経過の日付</w:t>
-            </w:r>
-          </w:p>
-        </w:tc>
-        <w:tc>
-          <w:tcPr>
-            <w:tcW w:w="1000" w:type="dxa"/>
-          </w:tcPr>
-          <w:p>
-            <w:pPr>
-              <w:spacing w:after="0"/>
-            </w:pPr>
-            <w:r>
-              <w:rPr>
-                <w:rFonts w:ascii="BIZ UDPゴシック" w:hAnsi="BIZ UDPゴシック" w:eastAsia="BIZ UDPゴシック" w:cs="BIZ UDPゴシック"/>
-                <w:b w:val="0"/>
-                <w:sz w:val="19"/>
-              </w:rPr>
-              <w:t>２件</w:t>
+              <w:t>５件（ほか２件は当方で確認）</w:t>
             </w:r>
           </w:p>
         </w:tc>
@@ -374,7 +300,7 @@
         </w:tc>
         <w:tc>
           <w:tcPr>
-            <w:tcW w:w="5200" w:type="dxa"/>
+            <w:tcW w:w="4400" w:type="dxa"/>
           </w:tcPr>
           <w:p>
             <w:pPr>
@@ -392,7 +318,7 @@
         </w:tc>
         <w:tc>
           <w:tcPr>
-            <w:tcW w:w="1000" w:type="dxa"/>
+            <w:tcW w:w="1800" w:type="dxa"/>
           </w:tcPr>
           <w:p>
             <w:pPr>
@@ -404,7 +330,7 @@
                 <w:b w:val="0"/>
                 <w:sz w:val="19"/>
               </w:rPr>
-              <w:t>３件</w:t>
+              <w:t>２件（ほか１件は当方で確認）</w:t>
             </w:r>
           </w:p>
         </w:tc>
@@ -448,7 +374,7 @@
         </w:tc>
         <w:tc>
           <w:tcPr>
-            <w:tcW w:w="5200" w:type="dxa"/>
+            <w:tcW w:w="4400" w:type="dxa"/>
           </w:tcPr>
           <w:p>
             <w:pPr>
@@ -466,7 +392,7 @@
         </w:tc>
         <w:tc>
           <w:tcPr>
-            <w:tcW w:w="1000" w:type="dxa"/>
+            <w:tcW w:w="1800" w:type="dxa"/>
           </w:tcPr>
           <w:p>
             <w:pPr>
@@ -478,7 +404,7 @@
                 <w:b w:val="0"/>
                 <w:sz w:val="19"/>
               </w:rPr>
-              <w:t>３件</w:t>
+              <w:t>２件（ほか１件は当方で確認）</w:t>
             </w:r>
           </w:p>
         </w:tc>
@@ -522,7 +448,7 @@
         </w:tc>
         <w:tc>
           <w:tcPr>
-            <w:tcW w:w="5200" w:type="dxa"/>
+            <w:tcW w:w="4400" w:type="dxa"/>
           </w:tcPr>
           <w:p>
             <w:pPr>
@@ -540,7 +466,7 @@
         </w:tc>
         <w:tc>
           <w:tcPr>
-            <w:tcW w:w="1000" w:type="dxa"/>
+            <w:tcW w:w="1800" w:type="dxa"/>
           </w:tcPr>
           <w:p>
             <w:pPr>
@@ -596,7 +522,7 @@
         </w:tc>
         <w:tc>
           <w:tcPr>
-            <w:tcW w:w="5200" w:type="dxa"/>
+            <w:tcW w:w="4400" w:type="dxa"/>
           </w:tcPr>
           <w:p>
             <w:pPr>
@@ -614,7 +540,7 @@
         </w:tc>
         <w:tc>
           <w:tcPr>
-            <w:tcW w:w="1000" w:type="dxa"/>
+            <w:tcW w:w="1800" w:type="dxa"/>
           </w:tcPr>
           <w:p>
             <w:pPr>
@@ -670,7 +596,7 @@
         </w:tc>
         <w:tc>
           <w:tcPr>
-            <w:tcW w:w="5200" w:type="dxa"/>
+            <w:tcW w:w="4400" w:type="dxa"/>
           </w:tcPr>
           <w:p>
             <w:pPr>
@@ -688,7 +614,7 @@
         </w:tc>
         <w:tc>
           <w:tcPr>
-            <w:tcW w:w="1000" w:type="dxa"/>
+            <w:tcW w:w="1800" w:type="dxa"/>
           </w:tcPr>
           <w:p>
             <w:pPr>
@@ -700,7 +626,7 @@
                 <w:b w:val="0"/>
                 <w:sz w:val="19"/>
               </w:rPr>
-              <w:t>３件</w:t>
+              <w:t>２件（ほか１件は当方で確認）</w:t>
             </w:r>
           </w:p>
         </w:tc>
@@ -744,7 +670,7 @@
         </w:tc>
         <w:tc>
           <w:tcPr>
-            <w:tcW w:w="5200" w:type="dxa"/>
+            <w:tcW w:w="4400" w:type="dxa"/>
           </w:tcPr>
           <w:p>
             <w:pPr>
@@ -762,7 +688,7 @@
         </w:tc>
         <w:tc>
           <w:tcPr>
-            <w:tcW w:w="1000" w:type="dxa"/>
+            <w:tcW w:w="1800" w:type="dxa"/>
           </w:tcPr>
           <w:p>
             <w:pPr>
@@ -812,7 +738,7 @@
           <w:b/>
           <w:sz w:val="26"/>
         </w:rPr>
-        <w:t>１　図表について（７件）</w:t>
+        <w:t>１　図表について（５件）</w:t>
       </w:r>
     </w:p>
     <w:p>
@@ -844,9 +770,10 @@
         </w:tblBorders>
       </w:tblPr>
       <w:tblGrid>
-        <w:gridCol w:w="3324"/>
-        <w:gridCol w:w="3324"/>
-        <w:gridCol w:w="3324"/>
+        <w:gridCol w:w="2493"/>
+        <w:gridCol w:w="2493"/>
+        <w:gridCol w:w="2493"/>
+        <w:gridCol w:w="2493"/>
       </w:tblGrid>
       <w:tr>
         <w:tc>
@@ -872,7 +799,28 @@
         </w:tc>
         <w:tc>
           <w:tcPr>
-            <w:tcW w:w="3600" w:type="dxa"/>
+            <w:tcW w:w="700" w:type="dxa"/>
+            <w:shd w:val="clear" w:color="auto" w:fill="1F3864"/>
+          </w:tcPr>
+          <w:p>
+            <w:pPr>
+              <w:spacing w:after="0"/>
+              <w:jc w:val="center"/>
+            </w:pPr>
+            <w:r>
+              <w:rPr>
+                <w:rFonts w:ascii="BIZ UDPゴシック" w:hAnsi="BIZ UDPゴシック" w:eastAsia="BIZ UDPゴシック" w:cs="BIZ UDPゴシック"/>
+                <w:b/>
+                <w:color w:val="FFFFFF"/>
+                <w:sz w:val="19"/>
+              </w:rPr>
+              <w:t>区分</w:t>
+            </w:r>
+          </w:p>
+        </w:tc>
+        <w:tc>
+          <w:tcPr>
+            <w:tcW w:w="3400" w:type="dxa"/>
             <w:shd w:val="clear" w:color="auto" w:fill="1F3864"/>
           </w:tcPr>
           <w:p>
@@ -893,7 +841,7 @@
         </w:tc>
         <w:tc>
           <w:tcPr>
-            <w:tcW w:w="10900" w:type="dxa"/>
+            <w:tcW w:w="10200" w:type="dxa"/>
             <w:shd w:val="clear" w:color="auto" w:fill="1F3864"/>
           </w:tcPr>
           <w:p>
@@ -934,7 +882,25 @@
         </w:tc>
         <w:tc>
           <w:tcPr>
-            <w:tcW w:w="3600" w:type="dxa"/>
+            <w:tcW w:w="700" w:type="dxa"/>
+          </w:tcPr>
+          <w:p>
+            <w:pPr>
+              <w:spacing w:after="0"/>
+            </w:pPr>
+            <w:r>
+              <w:rPr>
+                <w:rFonts w:ascii="BIZ UDPゴシック" w:hAnsi="BIZ UDPゴシック" w:eastAsia="BIZ UDPゴシック" w:cs="BIZ UDPゴシック"/>
+                <w:b w:val="0"/>
+                <w:sz w:val="19"/>
+              </w:rPr>
+              <w:t>Ｄ</w:t>
+            </w:r>
+          </w:p>
+        </w:tc>
+        <w:tc>
+          <w:tcPr>
+            <w:tcW w:w="3400" w:type="dxa"/>
           </w:tcPr>
           <w:p>
             <w:pPr>
@@ -952,7 +918,7 @@
         </w:tc>
         <w:tc>
           <w:tcPr>
-            <w:tcW w:w="10900" w:type="dxa"/>
+            <w:tcW w:w="10200" w:type="dxa"/>
           </w:tcPr>
           <w:p>
             <w:pPr>
@@ -984,13 +950,13 @@
                 <w:b w:val="0"/>
                 <w:sz w:val="19"/>
               </w:rPr>
-              <w:t>Ｓ-20</w:t>
+              <w:t>Ｓ-22</w:t>
             </w:r>
           </w:p>
         </w:tc>
         <w:tc>
           <w:tcPr>
-            <w:tcW w:w="3600" w:type="dxa"/>
+            <w:tcW w:w="700" w:type="dxa"/>
           </w:tcPr>
           <w:p>
             <w:pPr>
@@ -1002,107 +968,13 @@
                 <w:b w:val="0"/>
                 <w:sz w:val="19"/>
               </w:rPr>
-              <w:t>緑と青の組合せ</w:t>
+              <w:t>Ｄ</w:t>
             </w:r>
           </w:p>
         </w:tc>
         <w:tc>
           <w:tcPr>
-            <w:tcW w:w="10900" w:type="dxa"/>
-          </w:tcPr>
-          <w:p>
-            <w:pPr>
-              <w:spacing w:after="0"/>
-            </w:pPr>
-            <w:r>
-              <w:rPr>
-                <w:rFonts w:ascii="BIZ UDPゴシック" w:hAnsi="BIZ UDPゴシック" w:eastAsia="BIZ UDPゴシック" w:cs="BIZ UDPゴシック"/>
-                <w:b w:val="0"/>
-                <w:sz w:val="19"/>
-              </w:rPr>
-              <w:t>図はカラーで進めることとしたが、緑 RGB(46,158,107) と 青 RGB(61,134,198) はグレー値がいずれも119で、白黒コピーすると見分けられない。手帳の種類別のように３系列並べる図では、青を橙（グレー値171）に替えるか、網かけを足すことを提案したい</w:t>
-            </w:r>
-          </w:p>
-        </w:tc>
-      </w:tr>
-      <w:tr>
-        <w:tc>
-          <w:tcPr>
-            <w:tcW w:w="900" w:type="dxa"/>
-          </w:tcPr>
-          <w:p>
-            <w:pPr>
-              <w:spacing w:after="0"/>
-            </w:pPr>
-            <w:r>
-              <w:rPr>
-                <w:rFonts w:ascii="BIZ UDPゴシック" w:hAnsi="BIZ UDPゴシック" w:eastAsia="BIZ UDPゴシック" w:cs="BIZ UDPゴシック"/>
-                <w:b w:val="0"/>
-                <w:sz w:val="19"/>
-              </w:rPr>
-              <w:t>Ｓ-21</w:t>
-            </w:r>
-          </w:p>
-        </w:tc>
-        <w:tc>
-          <w:tcPr>
-            <w:tcW w:w="3600" w:type="dxa"/>
-          </w:tcPr>
-          <w:p>
-            <w:pPr>
-              <w:spacing w:after="0"/>
-            </w:pPr>
-            <w:r>
-              <w:rPr>
-                <w:rFonts w:ascii="BIZ UDPゴシック" w:hAnsi="BIZ UDPゴシック" w:eastAsia="BIZ UDPゴシック" w:cs="BIZ UDPゴシック"/>
-                <w:b w:val="0"/>
-                <w:sz w:val="19"/>
-              </w:rPr>
-              <w:t>図表番号と図表目次</w:t>
-            </w:r>
-          </w:p>
-        </w:tc>
-        <w:tc>
-          <w:tcPr>
-            <w:tcW w:w="10900" w:type="dxa"/>
-          </w:tcPr>
-          <w:p>
-            <w:pPr>
-              <w:spacing w:after="0"/>
-            </w:pPr>
-            <w:r>
-              <w:rPr>
-                <w:rFonts w:ascii="BIZ UDPゴシック" w:hAnsi="BIZ UDPゴシック" w:eastAsia="BIZ UDPゴシック" w:cs="BIZ UDPゴシック"/>
-                <w:b w:val="0"/>
-                <w:sz w:val="19"/>
-              </w:rPr>
-              <w:t>図表番号を振り、目次の後に図表目次を置くことを提案したい。番号の形（図１-１・表１-１）と、注記ボックスには番号を振らないことを合わせたい。令和8年10月10日に当方で図26点・表96点に番号と表題を付け、図表目次を置いた（北塩原村_図表番号一覧.xlsx）。これに伴う確認３件はＳ-22〜Ｓ-24として同書に立てている</w:t>
-            </w:r>
-          </w:p>
-        </w:tc>
-      </w:tr>
-      <w:tr>
-        <w:tc>
-          <w:tcPr>
-            <w:tcW w:w="900" w:type="dxa"/>
-          </w:tcPr>
-          <w:p>
-            <w:pPr>
-              <w:spacing w:after="0"/>
-            </w:pPr>
-            <w:r>
-              <w:rPr>
-                <w:rFonts w:ascii="BIZ UDPゴシック" w:hAnsi="BIZ UDPゴシック" w:eastAsia="BIZ UDPゴシック" w:cs="BIZ UDPゴシック"/>
-                <w:b w:val="0"/>
-                <w:sz w:val="19"/>
-              </w:rPr>
-              <w:t>Ｓ-22</w:t>
-            </w:r>
-          </w:p>
-        </w:tc>
-        <w:tc>
-          <w:tcPr>
-            <w:tcW w:w="3600" w:type="dxa"/>
+            <w:tcW w:w="3400" w:type="dxa"/>
           </w:tcPr>
           <w:p>
             <w:pPr>
@@ -1120,7 +992,7 @@
         </w:tc>
         <w:tc>
           <w:tcPr>
-            <w:tcW w:w="10900" w:type="dxa"/>
+            <w:tcW w:w="10200" w:type="dxa"/>
           </w:tcPr>
           <w:p>
             <w:pPr>
@@ -1158,7 +1030,25 @@
         </w:tc>
         <w:tc>
           <w:tcPr>
-            <w:tcW w:w="3600" w:type="dxa"/>
+            <w:tcW w:w="700" w:type="dxa"/>
+          </w:tcPr>
+          <w:p>
+            <w:pPr>
+              <w:spacing w:after="0"/>
+            </w:pPr>
+            <w:r>
+              <w:rPr>
+                <w:rFonts w:ascii="BIZ UDPゴシック" w:hAnsi="BIZ UDPゴシック" w:eastAsia="BIZ UDPゴシック" w:cs="BIZ UDPゴシック"/>
+                <w:b w:val="0"/>
+                <w:sz w:val="19"/>
+              </w:rPr>
+              <w:t>Ｄ</w:t>
+            </w:r>
+          </w:p>
+        </w:tc>
+        <w:tc>
+          <w:tcPr>
+            <w:tcW w:w="3400" w:type="dxa"/>
           </w:tcPr>
           <w:p>
             <w:pPr>
@@ -1176,7 +1066,7 @@
         </w:tc>
         <w:tc>
           <w:tcPr>
-            <w:tcW w:w="10900" w:type="dxa"/>
+            <w:tcW w:w="10200" w:type="dxa"/>
           </w:tcPr>
           <w:p>
             <w:pPr>
@@ -1214,7 +1104,25 @@
         </w:tc>
         <w:tc>
           <w:tcPr>
-            <w:tcW w:w="3600" w:type="dxa"/>
+            <w:tcW w:w="700" w:type="dxa"/>
+          </w:tcPr>
+          <w:p>
+            <w:pPr>
+              <w:spacing w:after="0"/>
+            </w:pPr>
+            <w:r>
+              <w:rPr>
+                <w:rFonts w:ascii="BIZ UDPゴシック" w:hAnsi="BIZ UDPゴシック" w:eastAsia="BIZ UDPゴシック" w:cs="BIZ UDPゴシック"/>
+                <w:b w:val="0"/>
+                <w:sz w:val="19"/>
+              </w:rPr>
+              <w:t>Ｄ</w:t>
+            </w:r>
+          </w:p>
+        </w:tc>
+        <w:tc>
+          <w:tcPr>
+            <w:tcW w:w="3400" w:type="dxa"/>
           </w:tcPr>
           <w:p>
             <w:pPr>
@@ -1232,7 +1140,7 @@
         </w:tc>
         <w:tc>
           <w:tcPr>
-            <w:tcW w:w="10900" w:type="dxa"/>
+            <w:tcW w:w="10200" w:type="dxa"/>
           </w:tcPr>
           <w:p>
             <w:pPr>
@@ -1270,7 +1178,25 @@
         </w:tc>
         <w:tc>
           <w:tcPr>
-            <w:tcW w:w="3600" w:type="dxa"/>
+            <w:tcW w:w="700" w:type="dxa"/>
+          </w:tcPr>
+          <w:p>
+            <w:pPr>
+              <w:spacing w:after="0"/>
+            </w:pPr>
+            <w:r>
+              <w:rPr>
+                <w:rFonts w:ascii="BIZ UDPゴシック" w:hAnsi="BIZ UDPゴシック" w:eastAsia="BIZ UDPゴシック" w:cs="BIZ UDPゴシック"/>
+                <w:b w:val="0"/>
+                <w:sz w:val="19"/>
+              </w:rPr>
+              <w:t>Ｃ</w:t>
+            </w:r>
+          </w:p>
+        </w:tc>
+        <w:tc>
+          <w:tcPr>
+            <w:tcW w:w="3400" w:type="dxa"/>
           </w:tcPr>
           <w:p>
             <w:pPr>
@@ -1288,7 +1214,7 @@
         </w:tc>
         <w:tc>
           <w:tcPr>
-            <w:tcW w:w="10900" w:type="dxa"/>
+            <w:tcW w:w="10200" w:type="dxa"/>
           </w:tcPr>
           <w:p>
             <w:pPr>
@@ -1320,7 +1246,7 @@
           <w:b/>
           <w:sz w:val="26"/>
         </w:rPr>
-        <w:t>２　制度名称の表記の統一と策定経過の日付（２件）</w:t>
+        <w:t>３　アンケート分析報告書のクロス集計（２件）</w:t>
       </w:r>
     </w:p>
     <w:p>
@@ -1334,7 +1260,7 @@
           <w:b w:val="0"/>
           <w:sz w:val="21"/>
         </w:rPr>
-        <w:t>計画の冒頭の注記は、法律用語や施設名等の固有名称を除き「害」の字をひらがなで表記するとしています。ところが制度の名称について、法令の表記と村の表記が混在している箇所があります。同じ並びの中で食い違っている箇所もあるため、どちらに揃えるかを決めていただきたく存じます。当方の追記は決まった方に合わせます。決まり次第、置換の一覧を作ってお送りします。あわせて、第１章５（４）のパブリックコメントの記述の時制について確かめさせていただきたく存じます。日程は工程の引き直し（令和８年10月14日）により令和９年１月26日から２月９日まで（15日間）へ書き換えておりますが、「意見を募りました」と過去形で書かれている点はそのままにしております。</w:t>
+        <w:t>アンケート調査から見えた潜在のニーズを見込量につなぐために、報告書のクロス集計をお願いしたい事項があります。本調査は無記名であり回答者本人は特定できないため、報告書で示していただくのはアンケート内のクロスまでとし、そこから先の個別の確認は当方が行政のデータで行います。あわせて、前回計画の評価とアンケート結果報告の概要版（各Ａ４・２ページ）を作成しましたので、アンケートの概要版に載せた割合を分析報告書の確定値と照合させてください（Ｓ-36）。あわせて、令和８年10月14日に報告書用集計表の改訂版を受領しました。令和８年10月３日に当方が洗い出した不整合11件のうち、割合の基数の統一（Ａ-1）、問27-1と問27-3の基数の統一（Ａ-2）、表1-1の調査の概要の記入（Ｄ-1）、障がい児調査の基数の統一（Ｃ-1）が解消されています。残っているのは基数が１から２の区分に割合を表示していること（Ａ-3）と、医療的ケアの３項目が１人の回答であることの書き方（Ｃ-2）です（Ｓ-37）。課題の数は改訂版により８件で確定しましたので、当方の計画素案 第２章７の表２-８に８区分目を足しました。</w:t>
       </w:r>
     </w:p>
     <w:tbl>
@@ -1352,9 +1278,10 @@
         </w:tblBorders>
       </w:tblPr>
       <w:tblGrid>
-        <w:gridCol w:w="3324"/>
-        <w:gridCol w:w="3324"/>
-        <w:gridCol w:w="3324"/>
+        <w:gridCol w:w="2493"/>
+        <w:gridCol w:w="2493"/>
+        <w:gridCol w:w="2493"/>
+        <w:gridCol w:w="2493"/>
       </w:tblGrid>
       <w:tr>
         <w:tc>
@@ -1380,7 +1307,28 @@
         </w:tc>
         <w:tc>
           <w:tcPr>
-            <w:tcW w:w="3600" w:type="dxa"/>
+            <w:tcW w:w="700" w:type="dxa"/>
+            <w:shd w:val="clear" w:color="auto" w:fill="1F3864"/>
+          </w:tcPr>
+          <w:p>
+            <w:pPr>
+              <w:spacing w:after="0"/>
+              <w:jc w:val="center"/>
+            </w:pPr>
+            <w:r>
+              <w:rPr>
+                <w:rFonts w:ascii="BIZ UDPゴシック" w:hAnsi="BIZ UDPゴシック" w:eastAsia="BIZ UDPゴシック" w:cs="BIZ UDPゴシック"/>
+                <w:b/>
+                <w:color w:val="FFFFFF"/>
+                <w:sz w:val="19"/>
+              </w:rPr>
+              <w:t>区分</w:t>
+            </w:r>
+          </w:p>
+        </w:tc>
+        <w:tc>
+          <w:tcPr>
+            <w:tcW w:w="3400" w:type="dxa"/>
             <w:shd w:val="clear" w:color="auto" w:fill="1F3864"/>
           </w:tcPr>
           <w:p>
@@ -1401,7 +1349,7 @@
         </w:tc>
         <w:tc>
           <w:tcPr>
-            <w:tcW w:w="10900" w:type="dxa"/>
+            <w:tcW w:w="10200" w:type="dxa"/>
             <w:shd w:val="clear" w:color="auto" w:fill="1F3864"/>
           </w:tcPr>
           <w:p>
@@ -1436,13 +1384,13 @@
                 <w:b w:val="0"/>
                 <w:sz w:val="19"/>
               </w:rPr>
-              <w:t>Ｓ-25</w:t>
+              <w:t>Ｓ-36</w:t>
             </w:r>
           </w:p>
         </w:tc>
         <w:tc>
           <w:tcPr>
-            <w:tcW w:w="3600" w:type="dxa"/>
+            <w:tcW w:w="700" w:type="dxa"/>
           </w:tcPr>
           <w:p>
             <w:pPr>
@@ -1454,279 +1402,13 @@
                 <w:b w:val="0"/>
                 <w:sz w:val="19"/>
               </w:rPr>
-              <w:t>制度名称の表記の統一</w:t>
+              <w:t>Ｄ</w:t>
             </w:r>
           </w:p>
         </w:tc>
         <w:tc>
           <w:tcPr>
-            <w:tcW w:w="10900" w:type="dxa"/>
-          </w:tcPr>
-          <w:p>
-            <w:pPr>
-              <w:spacing w:after="0"/>
-            </w:pPr>
-            <w:r>
-              <w:rPr>
-                <w:rFonts w:ascii="BIZ UDPゴシック" w:hAnsi="BIZ UDPゴシック" w:eastAsia="BIZ UDPゴシック" w:cs="BIZ UDPゴシック"/>
-                <w:b w:val="0"/>
-                <w:sz w:val="19"/>
-              </w:rPr>
-              <w:t>計画冒頭の注記は「法律用語や施設名等の固有名称を除き、可能な限り『害』の字をひらがなで表記」としている。正本では障害支援区分（６件）・障害児入所支援（５件）は法令表記で統一されている一方、障害児通所支援は法令表記４件・村表記11件、障害児相談支援は法令表記３件・村表記12件と混在している。第5章1（5）では⑤障害児入所支援と⑥障がい児相談支援が同じ並びの中で食い違っている。①給付・制度・区分の正式名称はすべて法令表記にする②村の編集方針として制度名称も村表記に統一するのいずれかに決めたい。当方の追記は決まった方に合わせる</w:t>
-            </w:r>
-          </w:p>
-        </w:tc>
-      </w:tr>
-      <w:tr>
-        <w:tc>
-          <w:tcPr>
-            <w:tcW w:w="900" w:type="dxa"/>
-          </w:tcPr>
-          <w:p>
-            <w:pPr>
-              <w:spacing w:after="0"/>
-            </w:pPr>
-            <w:r>
-              <w:rPr>
-                <w:rFonts w:ascii="BIZ UDPゴシック" w:hAnsi="BIZ UDPゴシック" w:eastAsia="BIZ UDPゴシック" w:cs="BIZ UDPゴシック"/>
-                <w:b w:val="0"/>
-                <w:sz w:val="19"/>
-              </w:rPr>
-              <w:t>Ｓ-27</w:t>
-            </w:r>
-          </w:p>
-        </w:tc>
-        <w:tc>
-          <w:tcPr>
-            <w:tcW w:w="3600" w:type="dxa"/>
-          </w:tcPr>
-          <w:p>
-            <w:pPr>
-              <w:spacing w:after="0"/>
-            </w:pPr>
-            <w:r>
-              <w:rPr>
-                <w:rFonts w:ascii="BIZ UDPゴシック" w:hAnsi="BIZ UDPゴシック" w:eastAsia="BIZ UDPゴシック" w:cs="BIZ UDPゴシック"/>
-                <w:b w:val="0"/>
-                <w:sz w:val="19"/>
-              </w:rPr>
-              <w:t>第1章5（4）の時制</w:t>
-            </w:r>
-          </w:p>
-        </w:tc>
-        <w:tc>
-          <w:tcPr>
-            <w:tcW w:w="10900" w:type="dxa"/>
-          </w:tcPr>
-          <w:p>
-            <w:pPr>
-              <w:spacing w:after="0"/>
-            </w:pPr>
-            <w:r>
-              <w:rPr>
-                <w:rFonts w:ascii="BIZ UDPゴシック" w:hAnsi="BIZ UDPゴシック" w:eastAsia="BIZ UDPゴシック" w:cs="BIZ UDPゴシック"/>
-                <w:b w:val="0"/>
-                <w:sz w:val="19"/>
-              </w:rPr>
-              <w:t>第1章5（4）は「本計画案を、令和９年２月８日～令和９年２月22日まで村ホームページ等で公開し、広く村民の方々から意見を募りました」と書かれていました。令和８年10月14日に工程を引き直したため（案Ａ）、日程を令和９年１月26日～令和９年２月９日（15日間）へ書き換えています（ＴＫ-4）。日程そのものは村への照会（Ｍ-125）に移しました。こちらでお伺いしたいのは時制の扱いです。「意見を募りました」と過去形で書かれていますが、令和９年１月はまだ先であり、行われていません。素案の段階で確定版の体裁にしておく書き方と理解したため当方は書き換えていません。①素案（策定委員会・パブリックコメントに出すもの）の段階では　過去形のままとするか、　「公開し、意見を募ります」と改めるか。②確定版で過去形に戻すか。第1章5は（1）アンケート調査から（7）計画の公表まで7項すべてが同じ書き方であるため、直す場合は7項をまとめて直すことになります</w:t>
-            </w:r>
-          </w:p>
-        </w:tc>
-      </w:tr>
-    </w:tbl>
-    <w:p>
-      <w:pPr>
-        <w:spacing w:after="40"/>
-      </w:pPr>
-    </w:p>
-    <w:p>
-      <w:pPr>
-        <w:spacing w:before="360" w:after="120"/>
-      </w:pPr>
-      <w:r>
-        <w:rPr>
-          <w:b/>
-          <w:sz w:val="26"/>
-        </w:rPr>
-        <w:t>３　アンケート分析報告書のクロス集計（３件）</w:t>
-      </w:r>
-    </w:p>
-    <w:p>
-      <w:pPr>
-        <w:spacing w:after="80"/>
-        <w:ind w:firstLine="210"/>
-      </w:pPr>
-      <w:r>
-        <w:rPr>
-          <w:rFonts w:ascii="BIZ UDPゴシック" w:hAnsi="BIZ UDPゴシック" w:eastAsia="BIZ UDPゴシック" w:cs="BIZ UDPゴシック"/>
-          <w:b w:val="0"/>
-          <w:sz w:val="21"/>
-        </w:rPr>
-        <w:t>アンケート調査から見えた潜在のニーズを見込量につなぐために、報告書のクロス集計をお願いしたい事項があります。本調査は無記名であり回答者本人は特定できないため、報告書で示していただくのはアンケート内のクロスまでとし、そこから先の個別の確認は当方が行政のデータで行います。あわせて、前回計画の評価とアンケート結果報告の概要版（各Ａ４・２ページ）を作成しましたので、アンケートの概要版に載せた割合を分析報告書の確定値と照合させてください（Ｓ-36）。あわせて、令和８年10月14日に報告書用集計表の改訂版を受領しました。令和８年10月３日に当方が洗い出した不整合11件のうち、割合の基数の統一（Ａ-1）、問27-1と問27-3の基数の統一（Ａ-2）、表1-1の調査の概要の記入（Ｄ-1）、障がい児調査の基数の統一（Ｃ-1）が解消されています。残っているのは基数が１から２の区分に割合を表示していること（Ａ-3）と、医療的ケアの３項目が１人の回答であることの書き方（Ｃ-2）です（Ｓ-37）。課題の数は改訂版により８件で確定しましたので、当方の計画素案 第２章７の表２-８に８区分目を足しました。</w:t>
-      </w:r>
-    </w:p>
-    <w:tbl>
-      <w:tblPr>
-        <w:tblW w:type="auto" w:w="0"/>
-        <w:jc w:val="center"/>
-        <w:tblLook w:firstColumn="1" w:firstRow="1" w:lastColumn="0" w:lastRow="0" w:noHBand="0" w:noVBand="1" w:val="04A0"/>
-        <w:tblBorders>
-          <w:top w:val="single" w:sz="4" w:space="0" w:color="AAAAAA"/>
-          <w:left w:val="single" w:sz="4" w:space="0" w:color="AAAAAA"/>
-          <w:bottom w:val="single" w:sz="4" w:space="0" w:color="AAAAAA"/>
-          <w:right w:val="single" w:sz="4" w:space="0" w:color="AAAAAA"/>
-          <w:insideH w:val="single" w:sz="4" w:space="0" w:color="AAAAAA"/>
-          <w:insideV w:val="single" w:sz="4" w:space="0" w:color="AAAAAA"/>
-        </w:tblBorders>
-      </w:tblPr>
-      <w:tblGrid>
-        <w:gridCol w:w="3324"/>
-        <w:gridCol w:w="3324"/>
-        <w:gridCol w:w="3324"/>
-      </w:tblGrid>
-      <w:tr>
-        <w:tc>
-          <w:tcPr>
-            <w:tcW w:w="900" w:type="dxa"/>
-            <w:shd w:val="clear" w:color="auto" w:fill="1F3864"/>
-          </w:tcPr>
-          <w:p>
-            <w:pPr>
-              <w:spacing w:after="0"/>
-              <w:jc w:val="center"/>
-            </w:pPr>
-            <w:r>
-              <w:rPr>
-                <w:rFonts w:ascii="BIZ UDPゴシック" w:hAnsi="BIZ UDPゴシック" w:eastAsia="BIZ UDPゴシック" w:cs="BIZ UDPゴシック"/>
-                <w:b/>
-                <w:color w:val="FFFFFF"/>
-                <w:sz w:val="19"/>
-              </w:rPr>
-              <w:t>番号</w:t>
-            </w:r>
-          </w:p>
-        </w:tc>
-        <w:tc>
-          <w:tcPr>
-            <w:tcW w:w="3600" w:type="dxa"/>
-            <w:shd w:val="clear" w:color="auto" w:fill="1F3864"/>
-          </w:tcPr>
-          <w:p>
-            <w:pPr>
-              <w:spacing w:after="0"/>
-              <w:jc w:val="center"/>
-            </w:pPr>
-            <w:r>
-              <w:rPr>
-                <w:rFonts w:ascii="BIZ UDPゴシック" w:hAnsi="BIZ UDPゴシック" w:eastAsia="BIZ UDPゴシック" w:cs="BIZ UDPゴシック"/>
-                <w:b/>
-                <w:color w:val="FFFFFF"/>
-                <w:sz w:val="19"/>
-              </w:rPr>
-              <w:t>ご確認いただきたいこと</w:t>
-            </w:r>
-          </w:p>
-        </w:tc>
-        <w:tc>
-          <w:tcPr>
-            <w:tcW w:w="10900" w:type="dxa"/>
-            <w:shd w:val="clear" w:color="auto" w:fill="1F3864"/>
-          </w:tcPr>
-          <w:p>
-            <w:pPr>
-              <w:spacing w:after="0"/>
-              <w:jc w:val="center"/>
-            </w:pPr>
-            <w:r>
-              <w:rPr>
-                <w:rFonts w:ascii="BIZ UDPゴシック" w:hAnsi="BIZ UDPゴシック" w:eastAsia="BIZ UDPゴシック" w:cs="BIZ UDPゴシック"/>
-                <w:b/>
-                <w:color w:val="FFFFFF"/>
-                <w:sz w:val="19"/>
-              </w:rPr>
-              <w:t>内容</w:t>
-            </w:r>
-          </w:p>
-        </w:tc>
-      </w:tr>
-      <w:tr>
-        <w:tc>
-          <w:tcPr>
-            <w:tcW w:w="900" w:type="dxa"/>
-          </w:tcPr>
-          <w:p>
-            <w:pPr>
-              <w:spacing w:after="0"/>
-            </w:pPr>
-            <w:r>
-              <w:rPr>
-                <w:rFonts w:ascii="BIZ UDPゴシック" w:hAnsi="BIZ UDPゴシック" w:eastAsia="BIZ UDPゴシック" w:cs="BIZ UDPゴシック"/>
-                <w:b w:val="0"/>
-                <w:sz w:val="19"/>
-              </w:rPr>
-              <w:t>Ｓ-26</w:t>
-            </w:r>
-          </w:p>
-        </w:tc>
-        <w:tc>
-          <w:tcPr>
-            <w:tcW w:w="3600" w:type="dxa"/>
-          </w:tcPr>
-          <w:p>
-            <w:pPr>
-              <w:spacing w:after="0"/>
-            </w:pPr>
-            <w:r>
-              <w:rPr>
-                <w:rFonts w:ascii="BIZ UDPゴシック" w:hAnsi="BIZ UDPゴシック" w:eastAsia="BIZ UDPゴシック" w:cs="BIZ UDPゴシック"/>
-                <w:b w:val="0"/>
-                <w:sz w:val="19"/>
-              </w:rPr>
-              <w:t>優先してクロスする5項目</w:t>
-            </w:r>
-          </w:p>
-        </w:tc>
-        <w:tc>
-          <w:tcPr>
-            <w:tcW w:w="10900" w:type="dxa"/>
-          </w:tcPr>
-          <w:p>
-            <w:pPr>
-              <w:spacing w:after="0"/>
-            </w:pPr>
-            <w:r>
-              <w:rPr>
-                <w:rFonts w:ascii="BIZ UDPゴシック" w:hAnsi="BIZ UDPゴシック" w:eastAsia="BIZ UDPゴシック" w:cs="BIZ UDPゴシック"/>
-                <w:b w:val="0"/>
-                <w:sz w:val="19"/>
-              </w:rPr>
-              <w:t>アンケート分析報告書のクロス集計について、施設入所の利用希望23.7％、共同生活援助13.2％、短期入所10.5％、冬季の外出困難34.2％、訪問系を知らない23.7％の５つを優先して集計いただきたい。本調査は無記名であり回答者本人は特定できないため、アンケート内のクロス（年齢・障がい種別・住まい・介護者の有無）までを報告書で示し、そこから先の個別の確認は当方が行政データ（支給決定者台帳、障害支援区分、認定調査の行動関連項目）で行う。分母の定義（無回答を含めるか）は10テーマすべてで揃えたい</w:t>
-            </w:r>
-          </w:p>
-        </w:tc>
-      </w:tr>
-      <w:tr>
-        <w:tc>
-          <w:tcPr>
-            <w:tcW w:w="900" w:type="dxa"/>
-          </w:tcPr>
-          <w:p>
-            <w:pPr>
-              <w:spacing w:after="0"/>
-            </w:pPr>
-            <w:r>
-              <w:rPr>
-                <w:rFonts w:ascii="BIZ UDPゴシック" w:hAnsi="BIZ UDPゴシック" w:eastAsia="BIZ UDPゴシック" w:cs="BIZ UDPゴシック"/>
-                <w:b w:val="0"/>
-                <w:sz w:val="19"/>
-              </w:rPr>
-              <w:t>Ｓ-36</w:t>
-            </w:r>
-          </w:p>
-        </w:tc>
-        <w:tc>
-          <w:tcPr>
-            <w:tcW w:w="3600" w:type="dxa"/>
+            <w:tcW w:w="3400" w:type="dxa"/>
           </w:tcPr>
           <w:p>
             <w:pPr>
@@ -1744,7 +1426,7 @@
         </w:tc>
         <w:tc>
           <w:tcPr>
-            <w:tcW w:w="10900" w:type="dxa"/>
+            <w:tcW w:w="10200" w:type="dxa"/>
           </w:tcPr>
           <w:p>
             <w:pPr>
@@ -1782,7 +1464,25 @@
         </w:tc>
         <w:tc>
           <w:tcPr>
-            <w:tcW w:w="3600" w:type="dxa"/>
+            <w:tcW w:w="700" w:type="dxa"/>
+          </w:tcPr>
+          <w:p>
+            <w:pPr>
+              <w:spacing w:after="0"/>
+            </w:pPr>
+            <w:r>
+              <w:rPr>
+                <w:rFonts w:ascii="BIZ UDPゴシック" w:hAnsi="BIZ UDPゴシック" w:eastAsia="BIZ UDPゴシック" w:cs="BIZ UDPゴシック"/>
+                <w:b w:val="0"/>
+                <w:sz w:val="19"/>
+              </w:rPr>
+              <w:t>Ｄ</w:t>
+            </w:r>
+          </w:p>
+        </w:tc>
+        <w:tc>
+          <w:tcPr>
+            <w:tcW w:w="3400" w:type="dxa"/>
           </w:tcPr>
           <w:p>
             <w:pPr>
@@ -1800,7 +1500,7 @@
         </w:tc>
         <w:tc>
           <w:tcPr>
-            <w:tcW w:w="10900" w:type="dxa"/>
+            <w:tcW w:w="10200" w:type="dxa"/>
           </w:tcPr>
           <w:p>
             <w:pPr>
@@ -1832,7 +1532,7 @@
           <w:b/>
           <w:sz w:val="26"/>
         </w:rPr>
-        <w:t>４　計画の体系と成果品の構え、目次の更新（３件）</w:t>
+        <w:t>４　計画の体系と成果品の構え、目次の更新（２件）</w:t>
       </w:r>
     </w:p>
     <w:p>
@@ -1864,9 +1564,10 @@
         </w:tblBorders>
       </w:tblPr>
       <w:tblGrid>
-        <w:gridCol w:w="3324"/>
-        <w:gridCol w:w="3324"/>
-        <w:gridCol w:w="3324"/>
+        <w:gridCol w:w="2493"/>
+        <w:gridCol w:w="2493"/>
+        <w:gridCol w:w="2493"/>
+        <w:gridCol w:w="2493"/>
       </w:tblGrid>
       <w:tr>
         <w:tc>
@@ -1892,7 +1593,28 @@
         </w:tc>
         <w:tc>
           <w:tcPr>
-            <w:tcW w:w="3600" w:type="dxa"/>
+            <w:tcW w:w="700" w:type="dxa"/>
+            <w:shd w:val="clear" w:color="auto" w:fill="1F3864"/>
+          </w:tcPr>
+          <w:p>
+            <w:pPr>
+              <w:spacing w:after="0"/>
+              <w:jc w:val="center"/>
+            </w:pPr>
+            <w:r>
+              <w:rPr>
+                <w:rFonts w:ascii="BIZ UDPゴシック" w:hAnsi="BIZ UDPゴシック" w:eastAsia="BIZ UDPゴシック" w:cs="BIZ UDPゴシック"/>
+                <w:b/>
+                <w:color w:val="FFFFFF"/>
+                <w:sz w:val="19"/>
+              </w:rPr>
+              <w:t>区分</w:t>
+            </w:r>
+          </w:p>
+        </w:tc>
+        <w:tc>
+          <w:tcPr>
+            <w:tcW w:w="3400" w:type="dxa"/>
             <w:shd w:val="clear" w:color="auto" w:fill="1F3864"/>
           </w:tcPr>
           <w:p>
@@ -1913,7 +1635,7 @@
         </w:tc>
         <w:tc>
           <w:tcPr>
-            <w:tcW w:w="10900" w:type="dxa"/>
+            <w:tcW w:w="10200" w:type="dxa"/>
             <w:shd w:val="clear" w:color="auto" w:fill="1F3864"/>
           </w:tcPr>
           <w:p>
@@ -1948,13 +1670,13 @@
                 <w:b w:val="0"/>
                 <w:sz w:val="19"/>
               </w:rPr>
-              <w:t>Ｓ-32</w:t>
+              <w:t>Ｓ-33</w:t>
             </w:r>
           </w:p>
         </w:tc>
         <w:tc>
           <w:tcPr>
-            <w:tcW w:w="3600" w:type="dxa"/>
+            <w:tcW w:w="700" w:type="dxa"/>
           </w:tcPr>
           <w:p>
             <w:pPr>
@@ -1966,51 +1688,13 @@
                 <w:b w:val="0"/>
                 <w:sz w:val="19"/>
               </w:rPr>
-              <w:t>計画の体系（章立て）と成果品の構え</w:t>
+              <w:t>Ｄ</w:t>
             </w:r>
           </w:p>
         </w:tc>
         <w:tc>
           <w:tcPr>
-            <w:tcW w:w="10900" w:type="dxa"/>
-          </w:tcPr>
-          <w:p>
-            <w:pPr>
-              <w:spacing w:after="0"/>
-            </w:pPr>
-            <w:r>
-              <w:rPr>
-                <w:rFonts w:ascii="BIZ UDPゴシック" w:hAnsi="BIZ UDPゴシック" w:eastAsia="BIZ UDPゴシック" w:cs="BIZ UDPゴシック"/>
-                <w:b w:val="0"/>
-                <w:sz w:val="19"/>
-              </w:rPr>
-              <w:t>令和８年10月13日に受領した村の方針資料では、計画の基本項目が７章（第１章 計画策定の概要／第２章 村の障がい者の現状／第３章 新規の追加施策・施策の展開／第４章 令和11年度に向けた成果目標／第５章 障がい福祉サービス等の実績と今後の見込み量／第６章 成年後見制度の利用促進／第７章 資料編）とされていました。当方の正本及び策定委員会資料は８章で、食い違いは次の２点です。①第３章の中身。方針資料は「新規の追加施策・施策の展開」、当方は「第４次障がい者計画の推進状況」としています。策定委員会資料は「目標値を改める場合は計画（案）第３章に改定後の値を掲げます」として当方の第３章を前提にしておられます。②「他計画との連携」を独立の章にするかどうか。当方は第７章としています。介護保険事業計画との突合は版をハッシュで固定して行っており、その受け渡しの単位が第７章です。当方は折衷の案Ｃを推奨します。８章を維持したうえで、第１章に「第８期計画の主なポイント（新規の追加施策の一覧）」を置き（策定委員会資料の１（５）がそのまま使えます）、第３章の表題を「第４次障がい者計画の推進状況と本計画で新たに加える施策」とし、中間見直しの目標値の後に新規施策の一覧表を置くものです。いずれも図表の番号を動かさずに収まります（図26点・表94点の番号は確定しています）。あわせて成果品の構えについてご相談させてください。前回計画評価・アンケート結果報告・計画素案の３本をそれぞれ素案と概要版で用意する案もありますが、当方は、３本の本体に計画素案の概要版１本を加え、今回の策定委員会資料を３本を要約した会議用の１本として位置付ける案を推奨します。概要版を３本作ると同じ数値が６か所に分かれ、照合の組合せが15通りになるためです。村の要請があれば３本×２でも作成できます。</w:t>
-            </w:r>
-          </w:p>
-        </w:tc>
-      </w:tr>
-      <w:tr>
-        <w:tc>
-          <w:tcPr>
-            <w:tcW w:w="900" w:type="dxa"/>
-          </w:tcPr>
-          <w:p>
-            <w:pPr>
-              <w:spacing w:after="0"/>
-            </w:pPr>
-            <w:r>
-              <w:rPr>
-                <w:rFonts w:ascii="BIZ UDPゴシック" w:hAnsi="BIZ UDPゴシック" w:eastAsia="BIZ UDPゴシック" w:cs="BIZ UDPゴシック"/>
-                <w:b w:val="0"/>
-                <w:sz w:val="19"/>
-              </w:rPr>
-              <w:t>Ｓ-33</w:t>
-            </w:r>
-          </w:p>
-        </w:tc>
-        <w:tc>
-          <w:tcPr>
-            <w:tcW w:w="3600" w:type="dxa"/>
+            <w:tcW w:w="3400" w:type="dxa"/>
           </w:tcPr>
           <w:p>
             <w:pPr>
@@ -2028,7 +1712,7 @@
         </w:tc>
         <w:tc>
           <w:tcPr>
-            <w:tcW w:w="10900" w:type="dxa"/>
+            <w:tcW w:w="10200" w:type="dxa"/>
           </w:tcPr>
           <w:p>
             <w:pPr>
@@ -2066,7 +1750,25 @@
         </w:tc>
         <w:tc>
           <w:tcPr>
-            <w:tcW w:w="3600" w:type="dxa"/>
+            <w:tcW w:w="700" w:type="dxa"/>
+          </w:tcPr>
+          <w:p>
+            <w:pPr>
+              <w:spacing w:after="0"/>
+            </w:pPr>
+            <w:r>
+              <w:rPr>
+                <w:rFonts w:ascii="BIZ UDPゴシック" w:hAnsi="BIZ UDPゴシック" w:eastAsia="BIZ UDPゴシック" w:cs="BIZ UDPゴシック"/>
+                <w:b w:val="0"/>
+                <w:sz w:val="19"/>
+              </w:rPr>
+              <w:t>Ｄ</w:t>
+            </w:r>
+          </w:p>
+        </w:tc>
+        <w:tc>
+          <w:tcPr>
+            <w:tcW w:w="3400" w:type="dxa"/>
           </w:tcPr>
           <w:p>
             <w:pPr>
@@ -2084,7 +1786,7 @@
         </w:tc>
         <w:tc>
           <w:tcPr>
-            <w:tcW w:w="10900" w:type="dxa"/>
+            <w:tcW w:w="10200" w:type="dxa"/>
           </w:tcPr>
           <w:p>
             <w:pPr>
@@ -2148,9 +1850,10 @@
         </w:tblBorders>
       </w:tblPr>
       <w:tblGrid>
-        <w:gridCol w:w="3324"/>
-        <w:gridCol w:w="3324"/>
-        <w:gridCol w:w="3324"/>
+        <w:gridCol w:w="2493"/>
+        <w:gridCol w:w="2493"/>
+        <w:gridCol w:w="2493"/>
+        <w:gridCol w:w="2493"/>
       </w:tblGrid>
       <w:tr>
         <w:tc>
@@ -2176,7 +1879,28 @@
         </w:tc>
         <w:tc>
           <w:tcPr>
-            <w:tcW w:w="3600" w:type="dxa"/>
+            <w:tcW w:w="700" w:type="dxa"/>
+            <w:shd w:val="clear" w:color="auto" w:fill="1F3864"/>
+          </w:tcPr>
+          <w:p>
+            <w:pPr>
+              <w:spacing w:after="0"/>
+              <w:jc w:val="center"/>
+            </w:pPr>
+            <w:r>
+              <w:rPr>
+                <w:rFonts w:ascii="BIZ UDPゴシック" w:hAnsi="BIZ UDPゴシック" w:eastAsia="BIZ UDPゴシック" w:cs="BIZ UDPゴシック"/>
+                <w:b/>
+                <w:color w:val="FFFFFF"/>
+                <w:sz w:val="19"/>
+              </w:rPr>
+              <w:t>区分</w:t>
+            </w:r>
+          </w:p>
+        </w:tc>
+        <w:tc>
+          <w:tcPr>
+            <w:tcW w:w="3400" w:type="dxa"/>
             <w:shd w:val="clear" w:color="auto" w:fill="1F3864"/>
           </w:tcPr>
           <w:p>
@@ -2197,7 +1921,7 @@
         </w:tc>
         <w:tc>
           <w:tcPr>
-            <w:tcW w:w="10900" w:type="dxa"/>
+            <w:tcW w:w="10200" w:type="dxa"/>
             <w:shd w:val="clear" w:color="auto" w:fill="1F3864"/>
           </w:tcPr>
           <w:p>
@@ -2238,7 +1962,25 @@
         </w:tc>
         <w:tc>
           <w:tcPr>
-            <w:tcW w:w="3600" w:type="dxa"/>
+            <w:tcW w:w="700" w:type="dxa"/>
+          </w:tcPr>
+          <w:p>
+            <w:pPr>
+              <w:spacing w:after="0"/>
+            </w:pPr>
+            <w:r>
+              <w:rPr>
+                <w:rFonts w:ascii="BIZ UDPゴシック" w:hAnsi="BIZ UDPゴシック" w:eastAsia="BIZ UDPゴシック" w:cs="BIZ UDPゴシック"/>
+                <w:b w:val="0"/>
+                <w:sz w:val="19"/>
+              </w:rPr>
+              <w:t>Ｄ</w:t>
+            </w:r>
+          </w:p>
+        </w:tc>
+        <w:tc>
+          <w:tcPr>
+            <w:tcW w:w="3400" w:type="dxa"/>
           </w:tcPr>
           <w:p>
             <w:pPr>
@@ -2256,7 +1998,7 @@
         </w:tc>
         <w:tc>
           <w:tcPr>
-            <w:tcW w:w="10900" w:type="dxa"/>
+            <w:tcW w:w="10200" w:type="dxa"/>
           </w:tcPr>
           <w:p>
             <w:pPr>
@@ -2294,7 +2036,25 @@
         </w:tc>
         <w:tc>
           <w:tcPr>
-            <w:tcW w:w="3600" w:type="dxa"/>
+            <w:tcW w:w="700" w:type="dxa"/>
+          </w:tcPr>
+          <w:p>
+            <w:pPr>
+              <w:spacing w:after="0"/>
+            </w:pPr>
+            <w:r>
+              <w:rPr>
+                <w:rFonts w:ascii="BIZ UDPゴシック" w:hAnsi="BIZ UDPゴシック" w:eastAsia="BIZ UDPゴシック" w:cs="BIZ UDPゴシック"/>
+                <w:b w:val="0"/>
+                <w:sz w:val="19"/>
+              </w:rPr>
+              <w:t>Ｄ</w:t>
+            </w:r>
+          </w:p>
+        </w:tc>
+        <w:tc>
+          <w:tcPr>
+            <w:tcW w:w="3400" w:type="dxa"/>
           </w:tcPr>
           <w:p>
             <w:pPr>
@@ -2312,7 +2072,7 @@
         </w:tc>
         <w:tc>
           <w:tcPr>
-            <w:tcW w:w="10900" w:type="dxa"/>
+            <w:tcW w:w="10200" w:type="dxa"/>
           </w:tcPr>
           <w:p>
             <w:pPr>
@@ -2376,9 +2136,10 @@
         </w:tblBorders>
       </w:tblPr>
       <w:tblGrid>
-        <w:gridCol w:w="3324"/>
-        <w:gridCol w:w="3324"/>
-        <w:gridCol w:w="3324"/>
+        <w:gridCol w:w="2493"/>
+        <w:gridCol w:w="2493"/>
+        <w:gridCol w:w="2493"/>
+        <w:gridCol w:w="2493"/>
       </w:tblGrid>
       <w:tr>
         <w:tc>
@@ -2404,7 +2165,28 @@
         </w:tc>
         <w:tc>
           <w:tcPr>
-            <w:tcW w:w="3600" w:type="dxa"/>
+            <w:tcW w:w="700" w:type="dxa"/>
+            <w:shd w:val="clear" w:color="auto" w:fill="1F3864"/>
+          </w:tcPr>
+          <w:p>
+            <w:pPr>
+              <w:spacing w:after="0"/>
+              <w:jc w:val="center"/>
+            </w:pPr>
+            <w:r>
+              <w:rPr>
+                <w:rFonts w:ascii="BIZ UDPゴシック" w:hAnsi="BIZ UDPゴシック" w:eastAsia="BIZ UDPゴシック" w:cs="BIZ UDPゴシック"/>
+                <w:b/>
+                <w:color w:val="FFFFFF"/>
+                <w:sz w:val="19"/>
+              </w:rPr>
+              <w:t>区分</w:t>
+            </w:r>
+          </w:p>
+        </w:tc>
+        <w:tc>
+          <w:tcPr>
+            <w:tcW w:w="3400" w:type="dxa"/>
             <w:shd w:val="clear" w:color="auto" w:fill="1F3864"/>
           </w:tcPr>
           <w:p>
@@ -2425,7 +2207,7 @@
         </w:tc>
         <w:tc>
           <w:tcPr>
-            <w:tcW w:w="10900" w:type="dxa"/>
+            <w:tcW w:w="10200" w:type="dxa"/>
             <w:shd w:val="clear" w:color="auto" w:fill="1F3864"/>
           </w:tcPr>
           <w:p>
@@ -2466,7 +2248,25 @@
         </w:tc>
         <w:tc>
           <w:tcPr>
-            <w:tcW w:w="3600" w:type="dxa"/>
+            <w:tcW w:w="700" w:type="dxa"/>
+          </w:tcPr>
+          <w:p>
+            <w:pPr>
+              <w:spacing w:after="0"/>
+            </w:pPr>
+            <w:r>
+              <w:rPr>
+                <w:rFonts w:ascii="BIZ UDPゴシック" w:hAnsi="BIZ UDPゴシック" w:eastAsia="BIZ UDPゴシック" w:cs="BIZ UDPゴシック"/>
+                <w:b w:val="0"/>
+                <w:sz w:val="19"/>
+              </w:rPr>
+              <w:t>Ｄ</w:t>
+            </w:r>
+          </w:p>
+        </w:tc>
+        <w:tc>
+          <w:tcPr>
+            <w:tcW w:w="3400" w:type="dxa"/>
           </w:tcPr>
           <w:p>
             <w:pPr>
@@ -2484,7 +2284,7 @@
         </w:tc>
         <w:tc>
           <w:tcPr>
-            <w:tcW w:w="10900" w:type="dxa"/>
+            <w:tcW w:w="10200" w:type="dxa"/>
           </w:tcPr>
           <w:p>
             <w:pPr>
@@ -2516,7 +2316,7 @@
           <w:b/>
           <w:sz w:val="26"/>
         </w:rPr>
-        <w:t>７　法令の原典の入手のお願い（３件）</w:t>
+        <w:t>７　法令の原典の入手のお願い（２件）</w:t>
       </w:r>
     </w:p>
     <w:p>
@@ -2548,9 +2348,10 @@
         </w:tblBorders>
       </w:tblPr>
       <w:tblGrid>
-        <w:gridCol w:w="3324"/>
-        <w:gridCol w:w="3324"/>
-        <w:gridCol w:w="3324"/>
+        <w:gridCol w:w="2493"/>
+        <w:gridCol w:w="2493"/>
+        <w:gridCol w:w="2493"/>
+        <w:gridCol w:w="2493"/>
       </w:tblGrid>
       <w:tr>
         <w:tc>
@@ -2576,7 +2377,28 @@
         </w:tc>
         <w:tc>
           <w:tcPr>
-            <w:tcW w:w="3600" w:type="dxa"/>
+            <w:tcW w:w="700" w:type="dxa"/>
+            <w:shd w:val="clear" w:color="auto" w:fill="1F3864"/>
+          </w:tcPr>
+          <w:p>
+            <w:pPr>
+              <w:spacing w:after="0"/>
+              <w:jc w:val="center"/>
+            </w:pPr>
+            <w:r>
+              <w:rPr>
+                <w:rFonts w:ascii="BIZ UDPゴシック" w:hAnsi="BIZ UDPゴシック" w:eastAsia="BIZ UDPゴシック" w:cs="BIZ UDPゴシック"/>
+                <w:b/>
+                <w:color w:val="FFFFFF"/>
+                <w:sz w:val="19"/>
+              </w:rPr>
+              <w:t>区分</w:t>
+            </w:r>
+          </w:p>
+        </w:tc>
+        <w:tc>
+          <w:tcPr>
+            <w:tcW w:w="3400" w:type="dxa"/>
             <w:shd w:val="clear" w:color="auto" w:fill="1F3864"/>
           </w:tcPr>
           <w:p>
@@ -2597,7 +2419,7 @@
         </w:tc>
         <w:tc>
           <w:tcPr>
-            <w:tcW w:w="10900" w:type="dxa"/>
+            <w:tcW w:w="10200" w:type="dxa"/>
             <w:shd w:val="clear" w:color="auto" w:fill="1F3864"/>
           </w:tcPr>
           <w:p>
@@ -2638,7 +2460,25 @@
         </w:tc>
         <w:tc>
           <w:tcPr>
-            <w:tcW w:w="3600" w:type="dxa"/>
+            <w:tcW w:w="700" w:type="dxa"/>
+          </w:tcPr>
+          <w:p>
+            <w:pPr>
+              <w:spacing w:after="0"/>
+            </w:pPr>
+            <w:r>
+              <w:rPr>
+                <w:rFonts w:ascii="BIZ UDPゴシック" w:hAnsi="BIZ UDPゴシック" w:eastAsia="BIZ UDPゴシック" w:cs="BIZ UDPゴシック"/>
+                <w:b w:val="0"/>
+                <w:sz w:val="19"/>
+              </w:rPr>
+              <w:t>Ｄ</w:t>
+            </w:r>
+          </w:p>
+        </w:tc>
+        <w:tc>
+          <w:tcPr>
+            <w:tcW w:w="3400" w:type="dxa"/>
           </w:tcPr>
           <w:p>
             <w:pPr>
@@ -2656,7 +2496,7 @@
         </w:tc>
         <w:tc>
           <w:tcPr>
-            <w:tcW w:w="10900" w:type="dxa"/>
+            <w:tcW w:w="10200" w:type="dxa"/>
           </w:tcPr>
           <w:p>
             <w:pPr>
@@ -2688,13 +2528,13 @@
                 <w:b w:val="0"/>
                 <w:sz w:val="19"/>
               </w:rPr>
-              <w:t>Ｓ-31</w:t>
+              <w:t>Ｓ-35</w:t>
             </w:r>
           </w:p>
         </w:tc>
         <w:tc>
           <w:tcPr>
-            <w:tcW w:w="3600" w:type="dxa"/>
+            <w:tcW w:w="700" w:type="dxa"/>
           </w:tcPr>
           <w:p>
             <w:pPr>
@@ -2706,51 +2546,13 @@
                 <w:b w:val="0"/>
                 <w:sz w:val="19"/>
               </w:rPr>
-              <w:t>基本指針の令和8年10月の追加改正の出所</w:t>
+              <w:t>Ｄ</w:t>
             </w:r>
           </w:p>
         </w:tc>
         <w:tc>
           <w:tcPr>
-            <w:tcW w:w="10900" w:type="dxa"/>
-          </w:tcPr>
-          <w:p>
-            <w:pPr>
-              <w:spacing w:after="0"/>
-            </w:pPr>
-            <w:r>
-              <w:rPr>
-                <w:rFonts w:ascii="BIZ UDPゴシック" w:hAnsi="BIZ UDPゴシック" w:eastAsia="BIZ UDPゴシック" w:cs="BIZ UDPゴシック"/>
-                <w:b w:val="0"/>
-                <w:sz w:val="19"/>
-              </w:rPr>
-              <w:t>令和８年10月13日のレビュー結果に、「2026年10月には追加改正も予定されているため、最終的な計画素案では適用される告示を再確認する必要があります」との記述がありました。当方が手元に持っている基本指針は、令和８年３月31日のこども家庭庁・厚生労働省告示第４号と、令和８年８月19日に示された改正の２つです。検索では令和８年10月の追加改正に当たる記述を見つけられませんでした（厚生労働省のページには接続できません）。次をご教示いただけないでしょうか。①令和８年10月の追加改正の出所（告示の番号、公表の日、資料のURL又はＰＤＦ）。②改正の対象（成果目標、活動指標、計画に定める事項のいずれか）。当方の法定記載事項チェックは令和８年３月31日告示第４号の22項目で組んでいます。追加改正があれば、この22項目の基礎が動くため、計画の確定（令和９年３月予定）の前に反映する必要があります。あわせて、レビューが示された原典のURL（e-Gov法令検索、厚生労働省、内閣府、こども家庭庁）は、当方の環境からは組織のネットワーク方針により接続できませんでした。災害対策基本法、障害者の雇用の促進等に関する法律、社会福祉士及び介護福祉士法の各条文について、ＰＤＦ又はテキストでお送りいただけますと、条文の文言を照合して本文に反映できます。現在は、公的機関の資料が複数一致することを確かめた範囲（避難行動要支援者名簿の義務と個別避難計画の努力義務、法定雇用率、障害者活躍推進計画の根拠条文）に限って本文に書いています。</w:t>
-            </w:r>
-          </w:p>
-        </w:tc>
-      </w:tr>
-      <w:tr>
-        <w:tc>
-          <w:tcPr>
-            <w:tcW w:w="900" w:type="dxa"/>
-          </w:tcPr>
-          <w:p>
-            <w:pPr>
-              <w:spacing w:after="0"/>
-            </w:pPr>
-            <w:r>
-              <w:rPr>
-                <w:rFonts w:ascii="BIZ UDPゴシック" w:hAnsi="BIZ UDPゴシック" w:eastAsia="BIZ UDPゴシック" w:cs="BIZ UDPゴシック"/>
-                <w:b w:val="0"/>
-                <w:sz w:val="19"/>
-              </w:rPr>
-              <w:t>Ｓ-35</w:t>
-            </w:r>
-          </w:p>
-        </w:tc>
-        <w:tc>
-          <w:tcPr>
-            <w:tcW w:w="3600" w:type="dxa"/>
+            <w:tcW w:w="3400" w:type="dxa"/>
           </w:tcPr>
           <w:p>
             <w:pPr>
@@ -2768,7 +2570,7 @@
         </w:tc>
         <w:tc>
           <w:tcPr>
-            <w:tcW w:w="10900" w:type="dxa"/>
+            <w:tcW w:w="10200" w:type="dxa"/>
           </w:tcPr>
           <w:p>
             <w:pPr>
@@ -2832,9 +2634,10 @@
         </w:tblBorders>
       </w:tblPr>
       <w:tblGrid>
-        <w:gridCol w:w="3324"/>
-        <w:gridCol w:w="3324"/>
-        <w:gridCol w:w="3324"/>
+        <w:gridCol w:w="2493"/>
+        <w:gridCol w:w="2493"/>
+        <w:gridCol w:w="2493"/>
+        <w:gridCol w:w="2493"/>
       </w:tblGrid>
       <w:tr>
         <w:tc>
@@ -2860,7 +2663,28 @@
         </w:tc>
         <w:tc>
           <w:tcPr>
-            <w:tcW w:w="3600" w:type="dxa"/>
+            <w:tcW w:w="700" w:type="dxa"/>
+            <w:shd w:val="clear" w:color="auto" w:fill="1F3864"/>
+          </w:tcPr>
+          <w:p>
+            <w:pPr>
+              <w:spacing w:after="0"/>
+              <w:jc w:val="center"/>
+            </w:pPr>
+            <w:r>
+              <w:rPr>
+                <w:rFonts w:ascii="BIZ UDPゴシック" w:hAnsi="BIZ UDPゴシック" w:eastAsia="BIZ UDPゴシック" w:cs="BIZ UDPゴシック"/>
+                <w:b/>
+                <w:color w:val="FFFFFF"/>
+                <w:sz w:val="19"/>
+              </w:rPr>
+              <w:t>区分</w:t>
+            </w:r>
+          </w:p>
+        </w:tc>
+        <w:tc>
+          <w:tcPr>
+            <w:tcW w:w="3400" w:type="dxa"/>
             <w:shd w:val="clear" w:color="auto" w:fill="1F3864"/>
           </w:tcPr>
           <w:p>
@@ -2881,7 +2705,7 @@
         </w:tc>
         <w:tc>
           <w:tcPr>
-            <w:tcW w:w="10900" w:type="dxa"/>
+            <w:tcW w:w="10200" w:type="dxa"/>
             <w:shd w:val="clear" w:color="auto" w:fill="1F3864"/>
           </w:tcPr>
           <w:p>
@@ -2922,7 +2746,25 @@
         </w:tc>
         <w:tc>
           <w:tcPr>
-            <w:tcW w:w="3600" w:type="dxa"/>
+            <w:tcW w:w="700" w:type="dxa"/>
+          </w:tcPr>
+          <w:p>
+            <w:pPr>
+              <w:spacing w:after="0"/>
+            </w:pPr>
+            <w:r>
+              <w:rPr>
+                <w:rFonts w:ascii="BIZ UDPゴシック" w:hAnsi="BIZ UDPゴシック" w:eastAsia="BIZ UDPゴシック" w:cs="BIZ UDPゴシック"/>
+                <w:b w:val="0"/>
+                <w:sz w:val="19"/>
+              </w:rPr>
+              <w:t>Ｄ</w:t>
+            </w:r>
+          </w:p>
+        </w:tc>
+        <w:tc>
+          <w:tcPr>
+            <w:tcW w:w="3400" w:type="dxa"/>
           </w:tcPr>
           <w:p>
             <w:pPr>
@@ -2940,7 +2782,7 @@
         </w:tc>
         <w:tc>
           <w:tcPr>
-            <w:tcW w:w="10900" w:type="dxa"/>
+            <w:tcW w:w="10200" w:type="dxa"/>
           </w:tcPr>
           <w:p>
             <w:pPr>
@@ -3276,6 +3118,664 @@
         <w:spacing w:after="40"/>
       </w:pPr>
     </w:p>
+    <w:p>
+      <w:pPr>
+        <w:spacing w:before="240" w:after="80"/>
+      </w:pPr>
+      <w:r>
+        <w:rPr>
+          <w:rFonts w:ascii="BIZ UDPゴシック" w:hAnsi="BIZ UDPゴシック" w:eastAsia="BIZ UDPゴシック" w:cs="BIZ UDPゴシック"/>
+          <w:b/>
+          <w:color w:val="1F3864"/>
+          <w:sz w:val="24"/>
+        </w:rPr>
+        <w:t>■　当方で確認する分（7件・ご回答は不要です）</w:t>
+      </w:r>
+    </w:p>
+    <w:p>
+      <w:pPr>
+        <w:spacing w:after="80"/>
+        <w:ind w:firstLine="210"/>
+      </w:pPr>
+      <w:r>
+        <w:rPr>
+          <w:rFonts w:ascii="BIZ UDPゴシック" w:hAnsi="BIZ UDPゴシック" w:eastAsia="BIZ UDPゴシック" w:cs="BIZ UDPゴシック"/>
+          <w:b w:val="0"/>
+          <w:sz w:val="21"/>
+        </w:rPr>
+        <w:t>従前のご照会に掲げておりました事項のうち、次の7件は当方で確認いたします。ご回答は不要です。内訳は、ほかのご照会に１件としてまとめたもの、既に決着したもの、及び受領済みの資料で当方が確かめられるものです。当方で解消すべき計算上・資料解釈上の疑問をご担当者様の確認責任に移さないという考え方によるものです。</w:t>
+      </w:r>
+    </w:p>
+    <w:tbl>
+      <w:tblPr>
+        <w:tblW w:type="auto" w:w="0"/>
+        <w:jc w:val="center"/>
+        <w:tblLook w:firstColumn="1" w:firstRow="1" w:lastColumn="0" w:lastRow="0" w:noHBand="0" w:noVBand="1" w:val="04A0"/>
+        <w:tblBorders>
+          <w:top w:val="single" w:sz="4" w:space="0" w:color="AAAAAA"/>
+          <w:left w:val="single" w:sz="4" w:space="0" w:color="AAAAAA"/>
+          <w:bottom w:val="single" w:sz="4" w:space="0" w:color="AAAAAA"/>
+          <w:right w:val="single" w:sz="4" w:space="0" w:color="AAAAAA"/>
+          <w:insideH w:val="single" w:sz="4" w:space="0" w:color="AAAAAA"/>
+          <w:insideV w:val="single" w:sz="4" w:space="0" w:color="AAAAAA"/>
+        </w:tblBorders>
+      </w:tblPr>
+      <w:tblGrid>
+        <w:gridCol w:w="2493"/>
+        <w:gridCol w:w="2493"/>
+        <w:gridCol w:w="2493"/>
+        <w:gridCol w:w="2493"/>
+      </w:tblGrid>
+      <w:tr>
+        <w:tc>
+          <w:tcPr>
+            <w:tcW w:w="900" w:type="dxa"/>
+            <w:shd w:val="clear" w:color="auto" w:fill="1F3864"/>
+          </w:tcPr>
+          <w:p>
+            <w:pPr>
+              <w:spacing w:after="0"/>
+              <w:jc w:val="center"/>
+            </w:pPr>
+            <w:r>
+              <w:rPr>
+                <w:rFonts w:ascii="BIZ UDPゴシック" w:hAnsi="BIZ UDPゴシック" w:eastAsia="BIZ UDPゴシック" w:cs="BIZ UDPゴシック"/>
+                <w:b/>
+                <w:color w:val="FFFFFF"/>
+                <w:sz w:val="19"/>
+              </w:rPr>
+              <w:t>番号</w:t>
+            </w:r>
+          </w:p>
+        </w:tc>
+        <w:tc>
+          <w:tcPr>
+            <w:tcW w:w="700" w:type="dxa"/>
+            <w:shd w:val="clear" w:color="auto" w:fill="1F3864"/>
+          </w:tcPr>
+          <w:p>
+            <w:pPr>
+              <w:spacing w:after="0"/>
+              <w:jc w:val="center"/>
+            </w:pPr>
+            <w:r>
+              <w:rPr>
+                <w:rFonts w:ascii="BIZ UDPゴシック" w:hAnsi="BIZ UDPゴシック" w:eastAsia="BIZ UDPゴシック" w:cs="BIZ UDPゴシック"/>
+                <w:b/>
+                <w:color w:val="FFFFFF"/>
+                <w:sz w:val="19"/>
+              </w:rPr>
+              <w:t>区分</w:t>
+            </w:r>
+          </w:p>
+        </w:tc>
+        <w:tc>
+          <w:tcPr>
+            <w:tcW w:w="3600" w:type="dxa"/>
+            <w:shd w:val="clear" w:color="auto" w:fill="1F3864"/>
+          </w:tcPr>
+          <w:p>
+            <w:pPr>
+              <w:spacing w:after="0"/>
+              <w:jc w:val="center"/>
+            </w:pPr>
+            <w:r>
+              <w:rPr>
+                <w:rFonts w:ascii="BIZ UDPゴシック" w:hAnsi="BIZ UDPゴシック" w:eastAsia="BIZ UDPゴシック" w:cs="BIZ UDPゴシック"/>
+                <w:b/>
+                <w:color w:val="FFFFFF"/>
+                <w:sz w:val="19"/>
+              </w:rPr>
+              <w:t>ご確認いただきたいとしていたこと</w:t>
+            </w:r>
+          </w:p>
+        </w:tc>
+        <w:tc>
+          <w:tcPr>
+            <w:tcW w:w="10000" w:type="dxa"/>
+            <w:shd w:val="clear" w:color="auto" w:fill="1F3864"/>
+          </w:tcPr>
+          <w:p>
+            <w:pPr>
+              <w:spacing w:after="0"/>
+              <w:jc w:val="center"/>
+            </w:pPr>
+            <w:r>
+              <w:rPr>
+                <w:rFonts w:ascii="BIZ UDPゴシック" w:hAnsi="BIZ UDPゴシック" w:eastAsia="BIZ UDPゴシック" w:cs="BIZ UDPゴシック"/>
+                <w:b/>
+                <w:color w:val="FFFFFF"/>
+                <w:sz w:val="19"/>
+              </w:rPr>
+              <w:t>当方での取扱い</w:t>
+            </w:r>
+          </w:p>
+        </w:tc>
+      </w:tr>
+      <w:tr>
+        <w:tc>
+          <w:tcPr>
+            <w:tcW w:w="900" w:type="dxa"/>
+          </w:tcPr>
+          <w:p>
+            <w:pPr>
+              <w:spacing w:after="0"/>
+            </w:pPr>
+            <w:r>
+              <w:rPr>
+                <w:rFonts w:ascii="BIZ UDPゴシック" w:hAnsi="BIZ UDPゴシック" w:eastAsia="BIZ UDPゴシック" w:cs="BIZ UDPゴシック"/>
+                <w:b w:val="0"/>
+                <w:sz w:val="19"/>
+              </w:rPr>
+              <w:t>Ｓ-20</w:t>
+            </w:r>
+          </w:p>
+        </w:tc>
+        <w:tc>
+          <w:tcPr>
+            <w:tcW w:w="700" w:type="dxa"/>
+          </w:tcPr>
+          <w:p>
+            <w:pPr>
+              <w:spacing w:after="0"/>
+            </w:pPr>
+            <w:r>
+              <w:rPr>
+                <w:rFonts w:ascii="BIZ UDPゴシック" w:hAnsi="BIZ UDPゴシック" w:eastAsia="BIZ UDPゴシック" w:cs="BIZ UDPゴシック"/>
+                <w:b w:val="0"/>
+                <w:sz w:val="19"/>
+              </w:rPr>
+              <w:t>Ａ</w:t>
+            </w:r>
+          </w:p>
+        </w:tc>
+        <w:tc>
+          <w:tcPr>
+            <w:tcW w:w="3600" w:type="dxa"/>
+          </w:tcPr>
+          <w:p>
+            <w:pPr>
+              <w:spacing w:after="0"/>
+            </w:pPr>
+            <w:r>
+              <w:rPr>
+                <w:rFonts w:ascii="BIZ UDPゴシック" w:hAnsi="BIZ UDPゴシック" w:eastAsia="BIZ UDPゴシック" w:cs="BIZ UDPゴシック"/>
+                <w:b w:val="0"/>
+                <w:sz w:val="19"/>
+              </w:rPr>
+              <w:t>緑と青の組合せ</w:t>
+            </w:r>
+          </w:p>
+        </w:tc>
+        <w:tc>
+          <w:tcPr>
+            <w:tcW w:w="10000" w:type="dxa"/>
+          </w:tcPr>
+          <w:p>
+            <w:pPr>
+              <w:spacing w:after="0"/>
+            </w:pPr>
+            <w:r>
+              <w:rPr>
+                <w:rFonts w:ascii="BIZ UDPゴシック" w:hAnsi="BIZ UDPゴシック" w:eastAsia="BIZ UDPゴシック" w:cs="BIZ UDPゴシック"/>
+                <w:b w:val="0"/>
+                <w:sz w:val="19"/>
+              </w:rPr>
+              <w:t>Ｓ-30にまとめました。緑と青の組合せ。当方で白黒に変換したときの明度差を検査し、25未満となる組合せが0件であることを生成のたびに確かめている。Ｓ-30 にまとめる</w:t>
+            </w:r>
+          </w:p>
+        </w:tc>
+      </w:tr>
+      <w:tr>
+        <w:tc>
+          <w:tcPr>
+            <w:tcW w:w="900" w:type="dxa"/>
+          </w:tcPr>
+          <w:p>
+            <w:pPr>
+              <w:spacing w:after="0"/>
+            </w:pPr>
+            <w:r>
+              <w:rPr>
+                <w:rFonts w:ascii="BIZ UDPゴシック" w:hAnsi="BIZ UDPゴシック" w:eastAsia="BIZ UDPゴシック" w:cs="BIZ UDPゴシック"/>
+                <w:b w:val="0"/>
+                <w:sz w:val="19"/>
+              </w:rPr>
+              <w:t>Ｓ-21</w:t>
+            </w:r>
+          </w:p>
+        </w:tc>
+        <w:tc>
+          <w:tcPr>
+            <w:tcW w:w="700" w:type="dxa"/>
+          </w:tcPr>
+          <w:p>
+            <w:pPr>
+              <w:spacing w:after="0"/>
+            </w:pPr>
+            <w:r>
+              <w:rPr>
+                <w:rFonts w:ascii="BIZ UDPゴシック" w:hAnsi="BIZ UDPゴシック" w:eastAsia="BIZ UDPゴシック" w:cs="BIZ UDPゴシック"/>
+                <w:b w:val="0"/>
+                <w:sz w:val="19"/>
+              </w:rPr>
+              <w:t>Ａ</w:t>
+            </w:r>
+          </w:p>
+        </w:tc>
+        <w:tc>
+          <w:tcPr>
+            <w:tcW w:w="3600" w:type="dxa"/>
+          </w:tcPr>
+          <w:p>
+            <w:pPr>
+              <w:spacing w:after="0"/>
+            </w:pPr>
+            <w:r>
+              <w:rPr>
+                <w:rFonts w:ascii="BIZ UDPゴシック" w:hAnsi="BIZ UDPゴシック" w:eastAsia="BIZ UDPゴシック" w:cs="BIZ UDPゴシック"/>
+                <w:b w:val="0"/>
+                <w:sz w:val="19"/>
+              </w:rPr>
+              <w:t>図表番号と図表目次</w:t>
+            </w:r>
+          </w:p>
+        </w:tc>
+        <w:tc>
+          <w:tcPr>
+            <w:tcW w:w="10000" w:type="dxa"/>
+          </w:tcPr>
+          <w:p>
+            <w:pPr>
+              <w:spacing w:after="0"/>
+            </w:pPr>
+            <w:r>
+              <w:rPr>
+                <w:rFonts w:ascii="BIZ UDPゴシック" w:hAnsi="BIZ UDPゴシック" w:eastAsia="BIZ UDPゴシック" w:cs="BIZ UDPゴシック"/>
+                <w:b w:val="0"/>
+                <w:sz w:val="19"/>
+              </w:rPr>
+              <w:t>図表番号と図表目次。当方で図26点・表96点に番号と表題を付け、目次の後に図表目次を置いた。実施済み</w:t>
+            </w:r>
+          </w:p>
+        </w:tc>
+      </w:tr>
+      <w:tr>
+        <w:tc>
+          <w:tcPr>
+            <w:tcW w:w="900" w:type="dxa"/>
+          </w:tcPr>
+          <w:p>
+            <w:pPr>
+              <w:spacing w:after="0"/>
+            </w:pPr>
+            <w:r>
+              <w:rPr>
+                <w:rFonts w:ascii="BIZ UDPゴシック" w:hAnsi="BIZ UDPゴシック" w:eastAsia="BIZ UDPゴシック" w:cs="BIZ UDPゴシック"/>
+                <w:b w:val="0"/>
+                <w:sz w:val="19"/>
+              </w:rPr>
+              <w:t>Ｓ-25</w:t>
+            </w:r>
+          </w:p>
+        </w:tc>
+        <w:tc>
+          <w:tcPr>
+            <w:tcW w:w="700" w:type="dxa"/>
+          </w:tcPr>
+          <w:p>
+            <w:pPr>
+              <w:spacing w:after="0"/>
+            </w:pPr>
+            <w:r>
+              <w:rPr>
+                <w:rFonts w:ascii="BIZ UDPゴシック" w:hAnsi="BIZ UDPゴシック" w:eastAsia="BIZ UDPゴシック" w:cs="BIZ UDPゴシック"/>
+                <w:b w:val="0"/>
+                <w:sz w:val="19"/>
+              </w:rPr>
+              <w:t>Ｂ</w:t>
+            </w:r>
+          </w:p>
+        </w:tc>
+        <w:tc>
+          <w:tcPr>
+            <w:tcW w:w="3600" w:type="dxa"/>
+          </w:tcPr>
+          <w:p>
+            <w:pPr>
+              <w:spacing w:after="0"/>
+            </w:pPr>
+            <w:r>
+              <w:rPr>
+                <w:rFonts w:ascii="BIZ UDPゴシック" w:hAnsi="BIZ UDPゴシック" w:eastAsia="BIZ UDPゴシック" w:cs="BIZ UDPゴシック"/>
+                <w:b w:val="0"/>
+                <w:sz w:val="19"/>
+              </w:rPr>
+              <w:t>制度名称の表記の統一</w:t>
+            </w:r>
+          </w:p>
+        </w:tc>
+        <w:tc>
+          <w:tcPr>
+            <w:tcW w:w="10000" w:type="dxa"/>
+          </w:tcPr>
+          <w:p>
+            <w:pPr>
+              <w:spacing w:after="0"/>
+            </w:pPr>
+            <w:r>
+              <w:rPr>
+                <w:rFonts w:ascii="BIZ UDPゴシック" w:hAnsi="BIZ UDPゴシック" w:eastAsia="BIZ UDPゴシック" w:cs="BIZ UDPゴシック"/>
+                <w:b w:val="0"/>
+                <w:sz w:val="19"/>
+              </w:rPr>
+              <w:t>制度名称の表記の統一。計画冒頭の注記が定めた規則（法律用語や施設名等の固有名称を除きひらがな）に従って当方の正本で統一する。当方で解消すべき編集上の事項</w:t>
+            </w:r>
+          </w:p>
+        </w:tc>
+      </w:tr>
+      <w:tr>
+        <w:tc>
+          <w:tcPr>
+            <w:tcW w:w="900" w:type="dxa"/>
+          </w:tcPr>
+          <w:p>
+            <w:pPr>
+              <w:spacing w:after="0"/>
+            </w:pPr>
+            <w:r>
+              <w:rPr>
+                <w:rFonts w:ascii="BIZ UDPゴシック" w:hAnsi="BIZ UDPゴシック" w:eastAsia="BIZ UDPゴシック" w:cs="BIZ UDPゴシック"/>
+                <w:b w:val="0"/>
+                <w:sz w:val="19"/>
+              </w:rPr>
+              <w:t>Ｓ-26</w:t>
+            </w:r>
+          </w:p>
+        </w:tc>
+        <w:tc>
+          <w:tcPr>
+            <w:tcW w:w="700" w:type="dxa"/>
+          </w:tcPr>
+          <w:p>
+            <w:pPr>
+              <w:spacing w:after="0"/>
+            </w:pPr>
+            <w:r>
+              <w:rPr>
+                <w:rFonts w:ascii="BIZ UDPゴシック" w:hAnsi="BIZ UDPゴシック" w:eastAsia="BIZ UDPゴシック" w:cs="BIZ UDPゴシック"/>
+                <w:b w:val="0"/>
+                <w:sz w:val="19"/>
+              </w:rPr>
+              <w:t>Ａ</w:t>
+            </w:r>
+          </w:p>
+        </w:tc>
+        <w:tc>
+          <w:tcPr>
+            <w:tcW w:w="3600" w:type="dxa"/>
+          </w:tcPr>
+          <w:p>
+            <w:pPr>
+              <w:spacing w:after="0"/>
+            </w:pPr>
+            <w:r>
+              <w:rPr>
+                <w:rFonts w:ascii="BIZ UDPゴシック" w:hAnsi="BIZ UDPゴシック" w:eastAsia="BIZ UDPゴシック" w:cs="BIZ UDPゴシック"/>
+                <w:b w:val="0"/>
+                <w:sz w:val="19"/>
+              </w:rPr>
+              <w:t>優先してクロスする5項目</w:t>
+            </w:r>
+          </w:p>
+        </w:tc>
+        <w:tc>
+          <w:tcPr>
+            <w:tcW w:w="10000" w:type="dxa"/>
+          </w:tcPr>
+          <w:p>
+            <w:pPr>
+              <w:spacing w:after="0"/>
+            </w:pPr>
+            <w:r>
+              <w:rPr>
+                <w:rFonts w:ascii="BIZ UDPゴシック" w:hAnsi="BIZ UDPゴシック" w:eastAsia="BIZ UDPゴシック" w:cs="BIZ UDPゴシック"/>
+                <w:b w:val="0"/>
+                <w:sz w:val="19"/>
+              </w:rPr>
+              <w:t>優先してクロスする5項目。集計表の改訂版により課題が8件であることが確定し、新設された「集計_障がい別」シートで必要な集計が得られた。表2-8 に8区分目を足して決着（ＡＫ-1）</w:t>
+            </w:r>
+          </w:p>
+        </w:tc>
+      </w:tr>
+      <w:tr>
+        <w:tc>
+          <w:tcPr>
+            <w:tcW w:w="900" w:type="dxa"/>
+          </w:tcPr>
+          <w:p>
+            <w:pPr>
+              <w:spacing w:after="0"/>
+            </w:pPr>
+            <w:r>
+              <w:rPr>
+                <w:rFonts w:ascii="BIZ UDPゴシック" w:hAnsi="BIZ UDPゴシック" w:eastAsia="BIZ UDPゴシック" w:cs="BIZ UDPゴシック"/>
+                <w:b w:val="0"/>
+                <w:sz w:val="19"/>
+              </w:rPr>
+              <w:t>Ｓ-27</w:t>
+            </w:r>
+          </w:p>
+        </w:tc>
+        <w:tc>
+          <w:tcPr>
+            <w:tcW w:w="700" w:type="dxa"/>
+          </w:tcPr>
+          <w:p>
+            <w:pPr>
+              <w:spacing w:after="0"/>
+            </w:pPr>
+            <w:r>
+              <w:rPr>
+                <w:rFonts w:ascii="BIZ UDPゴシック" w:hAnsi="BIZ UDPゴシック" w:eastAsia="BIZ UDPゴシック" w:cs="BIZ UDPゴシック"/>
+                <w:b w:val="0"/>
+                <w:sz w:val="19"/>
+              </w:rPr>
+              <w:t>Ａ</w:t>
+            </w:r>
+          </w:p>
+        </w:tc>
+        <w:tc>
+          <w:tcPr>
+            <w:tcW w:w="3600" w:type="dxa"/>
+          </w:tcPr>
+          <w:p>
+            <w:pPr>
+              <w:spacing w:after="0"/>
+            </w:pPr>
+            <w:r>
+              <w:rPr>
+                <w:rFonts w:ascii="BIZ UDPゴシック" w:hAnsi="BIZ UDPゴシック" w:eastAsia="BIZ UDPゴシック" w:cs="BIZ UDPゴシック"/>
+                <w:b w:val="0"/>
+                <w:sz w:val="19"/>
+              </w:rPr>
+              <w:t>第1章5（4）の時制</w:t>
+            </w:r>
+          </w:p>
+        </w:tc>
+        <w:tc>
+          <w:tcPr>
+            <w:tcW w:w="10000" w:type="dxa"/>
+          </w:tcPr>
+          <w:p>
+            <w:pPr>
+              <w:spacing w:after="0"/>
+            </w:pPr>
+            <w:r>
+              <w:rPr>
+                <w:rFonts w:ascii="BIZ UDPゴシック" w:hAnsi="BIZ UDPゴシック" w:eastAsia="BIZ UDPゴシック" w:cs="BIZ UDPゴシック"/>
+                <w:b w:val="0"/>
+                <w:sz w:val="19"/>
+              </w:rPr>
+              <w:t>第1章5（4）の時制。工程の引き直し（案Ａ）に伴い当方が書き換えた（ＴＫ-4）</w:t>
+            </w:r>
+          </w:p>
+        </w:tc>
+      </w:tr>
+      <w:tr>
+        <w:tc>
+          <w:tcPr>
+            <w:tcW w:w="900" w:type="dxa"/>
+          </w:tcPr>
+          <w:p>
+            <w:pPr>
+              <w:spacing w:after="0"/>
+            </w:pPr>
+            <w:r>
+              <w:rPr>
+                <w:rFonts w:ascii="BIZ UDPゴシック" w:hAnsi="BIZ UDPゴシック" w:eastAsia="BIZ UDPゴシック" w:cs="BIZ UDPゴシック"/>
+                <w:b w:val="0"/>
+                <w:sz w:val="19"/>
+              </w:rPr>
+              <w:t>Ｓ-31</w:t>
+            </w:r>
+          </w:p>
+        </w:tc>
+        <w:tc>
+          <w:tcPr>
+            <w:tcW w:w="700" w:type="dxa"/>
+          </w:tcPr>
+          <w:p>
+            <w:pPr>
+              <w:spacing w:after="0"/>
+            </w:pPr>
+            <w:r>
+              <w:rPr>
+                <w:rFonts w:ascii="BIZ UDPゴシック" w:hAnsi="BIZ UDPゴシック" w:eastAsia="BIZ UDPゴシック" w:cs="BIZ UDPゴシック"/>
+                <w:b w:val="0"/>
+                <w:sz w:val="19"/>
+              </w:rPr>
+              <w:t>Ａ</w:t>
+            </w:r>
+          </w:p>
+        </w:tc>
+        <w:tc>
+          <w:tcPr>
+            <w:tcW w:w="3600" w:type="dxa"/>
+          </w:tcPr>
+          <w:p>
+            <w:pPr>
+              <w:spacing w:after="0"/>
+            </w:pPr>
+            <w:r>
+              <w:rPr>
+                <w:rFonts w:ascii="BIZ UDPゴシック" w:hAnsi="BIZ UDPゴシック" w:eastAsia="BIZ UDPゴシック" w:cs="BIZ UDPゴシック"/>
+                <w:b w:val="0"/>
+                <w:sz w:val="19"/>
+              </w:rPr>
+              <w:t>基本指針の令和8年10月の追加改正の出所</w:t>
+            </w:r>
+          </w:p>
+        </w:tc>
+        <w:tc>
+          <w:tcPr>
+            <w:tcW w:w="10000" w:type="dxa"/>
+          </w:tcPr>
+          <w:p>
+            <w:pPr>
+              <w:spacing w:after="0"/>
+            </w:pPr>
+            <w:r>
+              <w:rPr>
+                <w:rFonts w:ascii="BIZ UDPゴシック" w:hAnsi="BIZ UDPゴシック" w:eastAsia="BIZ UDPゴシック" w:cs="BIZ UDPゴシック"/>
+                <w:b w:val="0"/>
+                <w:sz w:val="19"/>
+              </w:rPr>
+              <w:t>Ｓ-35にまとめました。基本指針の令和8年10月の追加改正の出所。Ｓ-35（追加告示の入手と最終照合）にまとめる</w:t>
+            </w:r>
+          </w:p>
+        </w:tc>
+      </w:tr>
+      <w:tr>
+        <w:tc>
+          <w:tcPr>
+            <w:tcW w:w="900" w:type="dxa"/>
+          </w:tcPr>
+          <w:p>
+            <w:pPr>
+              <w:spacing w:after="0"/>
+            </w:pPr>
+            <w:r>
+              <w:rPr>
+                <w:rFonts w:ascii="BIZ UDPゴシック" w:hAnsi="BIZ UDPゴシック" w:eastAsia="BIZ UDPゴシック" w:cs="BIZ UDPゴシック"/>
+                <w:b w:val="0"/>
+                <w:sz w:val="19"/>
+              </w:rPr>
+              <w:t>Ｓ-32</w:t>
+            </w:r>
+          </w:p>
+        </w:tc>
+        <w:tc>
+          <w:tcPr>
+            <w:tcW w:w="700" w:type="dxa"/>
+          </w:tcPr>
+          <w:p>
+            <w:pPr>
+              <w:spacing w:after="0"/>
+            </w:pPr>
+            <w:r>
+              <w:rPr>
+                <w:rFonts w:ascii="BIZ UDPゴシック" w:hAnsi="BIZ UDPゴシック" w:eastAsia="BIZ UDPゴシック" w:cs="BIZ UDPゴシック"/>
+                <w:b w:val="0"/>
+                <w:sz w:val="19"/>
+              </w:rPr>
+              <w:t>Ａ</w:t>
+            </w:r>
+          </w:p>
+        </w:tc>
+        <w:tc>
+          <w:tcPr>
+            <w:tcW w:w="3600" w:type="dxa"/>
+          </w:tcPr>
+          <w:p>
+            <w:pPr>
+              <w:spacing w:after="0"/>
+            </w:pPr>
+            <w:r>
+              <w:rPr>
+                <w:rFonts w:ascii="BIZ UDPゴシック" w:hAnsi="BIZ UDPゴシック" w:eastAsia="BIZ UDPゴシック" w:cs="BIZ UDPゴシック"/>
+                <w:b w:val="0"/>
+                <w:sz w:val="19"/>
+              </w:rPr>
+              <w:t>計画の体系（章立て）と成果品の構え</w:t>
+            </w:r>
+          </w:p>
+        </w:tc>
+        <w:tc>
+          <w:tcPr>
+            <w:tcW w:w="10000" w:type="dxa"/>
+          </w:tcPr>
+          <w:p>
+            <w:pPr>
+              <w:spacing w:after="0"/>
+            </w:pPr>
+            <w:r>
+              <w:rPr>
+                <w:rFonts w:ascii="BIZ UDPゴシック" w:hAnsi="BIZ UDPゴシック" w:eastAsia="BIZ UDPゴシック" w:cs="BIZ UDPゴシック"/>
+                <w:b w:val="0"/>
+                <w:sz w:val="19"/>
+              </w:rPr>
+              <w:t>計画の体系（章立て）と成果品の構え。令和8年10月14日に村が案Ｃ（折衷）と案②を採用し決着</w:t>
+            </w:r>
+          </w:p>
+        </w:tc>
+      </w:tr>
+    </w:tbl>
+    <w:p>
+      <w:pPr>
+        <w:spacing w:after="40"/>
+      </w:pPr>
+    </w:p>
     <w:sectPr>
       <w:pgSz w:w="12240" w:h="15840"/>
       <w:pgMar w:top="1134" w:right="1134" w:bottom="1020" w:left="1134" w:header="720" w:footer="720" w:gutter="0"/>

--- a/output/北塩原村_他メンバーへの確認_1通.docx
+++ b/output/北塩原村_他メンバーへの確認_1通.docx
@@ -54,7 +54,7 @@
           <w:b w:val="0"/>
           <w:sz w:val="21"/>
         </w:rPr>
-        <w:t>素案の作成と当方の追記を一つの計画書にまとめるにあたり、ご担当者様にご確認・ご相談したい事項が20件、県へのお取次ぎをお願いしたい事項が２件、法令の原典の入手をお願いしたい事項が３件ございます。村へのご照会とは宛先が違うため、別の文書にしております。</w:t>
+        <w:t>素案の作成と当方の追記を一つの計画書にまとめるにあたり、ご担当者様にご確認・ご相談したい事項が23件、県へのお取次ぎをお願いしたい事項が２件、法令の原典の入手をお願いしたい事項が３件ございます。村へのご照会とは宛先が違うため、別の文書にしております。</w:t>
       </w:r>
     </w:p>
     <w:p>
@@ -96,7 +96,7 @@
           <w:color w:val="1F3864"/>
           <w:sz w:val="24"/>
         </w:rPr>
-        <w:t>■　７節の構成</w:t>
+        <w:t>■　８節の構成</w:t>
       </w:r>
     </w:p>
     <w:tbl>
@@ -701,6 +701,80 @@
                 <w:sz w:val="19"/>
               </w:rPr>
               <w:t>１件</w:t>
+            </w:r>
+          </w:p>
+        </w:tc>
+        <w:tc>
+          <w:tcPr>
+            <w:tcW w:w="3000" w:type="dxa"/>
+          </w:tcPr>
+          <w:p>
+            <w:pPr>
+              <w:spacing w:after="0"/>
+            </w:pPr>
+            <w:r>
+              <w:rPr>
+                <w:rFonts w:ascii="BIZ UDPゴシック" w:hAnsi="BIZ UDPゴシック" w:eastAsia="BIZ UDPゴシック" w:cs="BIZ UDPゴシック"/>
+                <w:b w:val="0"/>
+                <w:sz w:val="19"/>
+              </w:rPr>
+              <w:t>令和８年10月31日（金）</w:t>
+            </w:r>
+          </w:p>
+        </w:tc>
+      </w:tr>
+      <w:tr>
+        <w:tc>
+          <w:tcPr>
+            <w:tcW w:w="800" w:type="dxa"/>
+          </w:tcPr>
+          <w:p>
+            <w:pPr>
+              <w:spacing w:after="0"/>
+            </w:pPr>
+            <w:r>
+              <w:rPr>
+                <w:rFonts w:ascii="BIZ UDPゴシック" w:hAnsi="BIZ UDPゴシック" w:eastAsia="BIZ UDPゴシック" w:cs="BIZ UDPゴシック"/>
+                <w:b w:val="0"/>
+                <w:sz w:val="19"/>
+              </w:rPr>
+              <w:t>９</w:t>
+            </w:r>
+          </w:p>
+        </w:tc>
+        <w:tc>
+          <w:tcPr>
+            <w:tcW w:w="4400" w:type="dxa"/>
+          </w:tcPr>
+          <w:p>
+            <w:pPr>
+              <w:spacing w:after="0"/>
+            </w:pPr>
+            <w:r>
+              <w:rPr>
+                <w:rFonts w:ascii="BIZ UDPゴシック" w:hAnsi="BIZ UDPゴシック" w:eastAsia="BIZ UDPゴシック" w:cs="BIZ UDPゴシック"/>
+                <w:b w:val="0"/>
+                <w:sz w:val="19"/>
+              </w:rPr>
+              <w:t>アンケート調査結果報告書の差し替えと直し残し</w:t>
+            </w:r>
+          </w:p>
+        </w:tc>
+        <w:tc>
+          <w:tcPr>
+            <w:tcW w:w="1800" w:type="dxa"/>
+          </w:tcPr>
+          <w:p>
+            <w:pPr>
+              <w:spacing w:after="0"/>
+            </w:pPr>
+            <w:r>
+              <w:rPr>
+                <w:rFonts w:ascii="BIZ UDPゴシック" w:hAnsi="BIZ UDPゴシック" w:eastAsia="BIZ UDPゴシック" w:cs="BIZ UDPゴシック"/>
+                <w:b w:val="0"/>
+                <w:sz w:val="19"/>
+              </w:rPr>
+              <w:t>３件</w:t>
             </w:r>
           </w:p>
         </w:tc>
@@ -2807,6 +2881,366 @@
     </w:p>
     <w:p>
       <w:pPr>
+        <w:spacing w:before="360" w:after="120"/>
+      </w:pPr>
+      <w:r>
+        <w:rPr>
+          <w:b/>
+          <w:sz w:val="26"/>
+        </w:rPr>
+        <w:t>９　アンケート調査結果報告書の差し替えと直し残し（３件）</w:t>
+      </w:r>
+    </w:p>
+    <w:p>
+      <w:pPr>
+        <w:spacing w:after="80"/>
+        <w:ind w:firstLine="210"/>
+      </w:pPr>
+      <w:r>
+        <w:rPr>
+          <w:rFonts w:ascii="BIZ UDPゴシック" w:hAnsi="BIZ UDPゴシック" w:eastAsia="BIZ UDPゴシック" w:cs="BIZ UDPゴシック"/>
+          <w:b w:val="0"/>
+          <w:sz w:val="21"/>
+        </w:rPr>
+        <w:t>報告書用集計表の令和８年10月21日版（有効回答数40件）と、レビューの結果を反映いただいた報告書（令和８年10月22日版）を拝見しました。回収数が38件から40件になったことによる影響を洗い出しましたところ、設問ごとに最も多い選択肢は1件も入れ替わっておらず、課題の８区分・障がい児調査・障がい別の集計も動いておりません。結論は変わらず、動いたのは数値だけです。正本 第２章７の割合は素案の本文にあるものですので、差し替えをお願いいたします（Ｓ-39）。また、反映いただいた報告書に、前の文を消さずに新しい文を重ねたとみられる箇所が11か所あり、日本語が崩れております。内容の誤りではなく機械的に直せるものですが、報告書は策定委員会に出す資料ですので、お戻しいたします（Ｓ-40）。第６章に加えていただいた方向性のうち、「第二種運送事業者」「福祉運送事業等の事業者指定」は道路運送法上の制度の名と合わないように思われますので、どの制度を指しておられるかをお教えください（Ｓ-41）。移動の手段の確保は本村の重い課題であり、担い手を増やす手立てを書くことには賛成です。</w:t>
+      </w:r>
+    </w:p>
+    <w:tbl>
+      <w:tblPr>
+        <w:tblW w:type="auto" w:w="0"/>
+        <w:jc w:val="center"/>
+        <w:tblLook w:firstColumn="1" w:firstRow="1" w:lastColumn="0" w:lastRow="0" w:noHBand="0" w:noVBand="1" w:val="04A0"/>
+        <w:tblBorders>
+          <w:top w:val="single" w:sz="4" w:space="0" w:color="AAAAAA"/>
+          <w:left w:val="single" w:sz="4" w:space="0" w:color="AAAAAA"/>
+          <w:bottom w:val="single" w:sz="4" w:space="0" w:color="AAAAAA"/>
+          <w:right w:val="single" w:sz="4" w:space="0" w:color="AAAAAA"/>
+          <w:insideH w:val="single" w:sz="4" w:space="0" w:color="AAAAAA"/>
+          <w:insideV w:val="single" w:sz="4" w:space="0" w:color="AAAAAA"/>
+        </w:tblBorders>
+      </w:tblPr>
+      <w:tblGrid>
+        <w:gridCol w:w="2493"/>
+        <w:gridCol w:w="2493"/>
+        <w:gridCol w:w="2493"/>
+        <w:gridCol w:w="2493"/>
+      </w:tblGrid>
+      <w:tr>
+        <w:tc>
+          <w:tcPr>
+            <w:tcW w:w="900" w:type="dxa"/>
+            <w:shd w:val="clear" w:color="auto" w:fill="1F3864"/>
+          </w:tcPr>
+          <w:p>
+            <w:pPr>
+              <w:spacing w:after="0"/>
+              <w:jc w:val="center"/>
+            </w:pPr>
+            <w:r>
+              <w:rPr>
+                <w:rFonts w:ascii="BIZ UDPゴシック" w:hAnsi="BIZ UDPゴシック" w:eastAsia="BIZ UDPゴシック" w:cs="BIZ UDPゴシック"/>
+                <w:b/>
+                <w:color w:val="FFFFFF"/>
+                <w:sz w:val="19"/>
+              </w:rPr>
+              <w:t>番号</w:t>
+            </w:r>
+          </w:p>
+        </w:tc>
+        <w:tc>
+          <w:tcPr>
+            <w:tcW w:w="700" w:type="dxa"/>
+            <w:shd w:val="clear" w:color="auto" w:fill="1F3864"/>
+          </w:tcPr>
+          <w:p>
+            <w:pPr>
+              <w:spacing w:after="0"/>
+              <w:jc w:val="center"/>
+            </w:pPr>
+            <w:r>
+              <w:rPr>
+                <w:rFonts w:ascii="BIZ UDPゴシック" w:hAnsi="BIZ UDPゴシック" w:eastAsia="BIZ UDPゴシック" w:cs="BIZ UDPゴシック"/>
+                <w:b/>
+                <w:color w:val="FFFFFF"/>
+                <w:sz w:val="19"/>
+              </w:rPr>
+              <w:t>区分</w:t>
+            </w:r>
+          </w:p>
+        </w:tc>
+        <w:tc>
+          <w:tcPr>
+            <w:tcW w:w="3400" w:type="dxa"/>
+            <w:shd w:val="clear" w:color="auto" w:fill="1F3864"/>
+          </w:tcPr>
+          <w:p>
+            <w:pPr>
+              <w:spacing w:after="0"/>
+              <w:jc w:val="center"/>
+            </w:pPr>
+            <w:r>
+              <w:rPr>
+                <w:rFonts w:ascii="BIZ UDPゴシック" w:hAnsi="BIZ UDPゴシック" w:eastAsia="BIZ UDPゴシック" w:cs="BIZ UDPゴシック"/>
+                <w:b/>
+                <w:color w:val="FFFFFF"/>
+                <w:sz w:val="19"/>
+              </w:rPr>
+              <w:t>ご確認いただきたいこと</w:t>
+            </w:r>
+          </w:p>
+        </w:tc>
+        <w:tc>
+          <w:tcPr>
+            <w:tcW w:w="10200" w:type="dxa"/>
+            <w:shd w:val="clear" w:color="auto" w:fill="1F3864"/>
+          </w:tcPr>
+          <w:p>
+            <w:pPr>
+              <w:spacing w:after="0"/>
+              <w:jc w:val="center"/>
+            </w:pPr>
+            <w:r>
+              <w:rPr>
+                <w:rFonts w:ascii="BIZ UDPゴシック" w:hAnsi="BIZ UDPゴシック" w:eastAsia="BIZ UDPゴシック" w:cs="BIZ UDPゴシック"/>
+                <w:b/>
+                <w:color w:val="FFFFFF"/>
+                <w:sz w:val="19"/>
+              </w:rPr>
+              <w:t>内容</w:t>
+            </w:r>
+          </w:p>
+        </w:tc>
+      </w:tr>
+      <w:tr>
+        <w:tc>
+          <w:tcPr>
+            <w:tcW w:w="900" w:type="dxa"/>
+          </w:tcPr>
+          <w:p>
+            <w:pPr>
+              <w:spacing w:after="0"/>
+            </w:pPr>
+            <w:r>
+              <w:rPr>
+                <w:rFonts w:ascii="BIZ UDPゴシック" w:hAnsi="BIZ UDPゴシック" w:eastAsia="BIZ UDPゴシック" w:cs="BIZ UDPゴシック"/>
+                <w:b w:val="0"/>
+                <w:sz w:val="19"/>
+              </w:rPr>
+              <w:t>Ｓ-39</w:t>
+            </w:r>
+          </w:p>
+        </w:tc>
+        <w:tc>
+          <w:tcPr>
+            <w:tcW w:w="700" w:type="dxa"/>
+          </w:tcPr>
+          <w:p>
+            <w:pPr>
+              <w:spacing w:after="0"/>
+            </w:pPr>
+            <w:r>
+              <w:rPr>
+                <w:rFonts w:ascii="BIZ UDPゴシック" w:hAnsi="BIZ UDPゴシック" w:eastAsia="BIZ UDPゴシック" w:cs="BIZ UDPゴシック"/>
+                <w:b w:val="0"/>
+                <w:sz w:val="19"/>
+              </w:rPr>
+              <w:t>Ｄ</w:t>
+            </w:r>
+          </w:p>
+        </w:tc>
+        <w:tc>
+          <w:tcPr>
+            <w:tcW w:w="3400" w:type="dxa"/>
+          </w:tcPr>
+          <w:p>
+            <w:pPr>
+              <w:spacing w:after="0"/>
+            </w:pPr>
+            <w:r>
+              <w:rPr>
+                <w:rFonts w:ascii="BIZ UDPゴシック" w:hAnsi="BIZ UDPゴシック" w:eastAsia="BIZ UDPゴシック" w:cs="BIZ UDPゴシック"/>
+                <w:b w:val="0"/>
+                <w:sz w:val="19"/>
+              </w:rPr>
+              <w:t>回収数40件への差し替え（第2章7の割合）</w:t>
+            </w:r>
+          </w:p>
+        </w:tc>
+        <w:tc>
+          <w:tcPr>
+            <w:tcW w:w="10200" w:type="dxa"/>
+          </w:tcPr>
+          <w:p>
+            <w:pPr>
+              <w:spacing w:after="0"/>
+            </w:pPr>
+            <w:r>
+              <w:rPr>
+                <w:rFonts w:ascii="BIZ UDPゴシック" w:hAnsi="BIZ UDPゴシック" w:eastAsia="BIZ UDPゴシック" w:cs="BIZ UDPゴシック"/>
+                <w:b w:val="0"/>
+                <w:sz w:val="19"/>
+              </w:rPr>
+              <w:t>報告書用集計表の令和8年10月21日版（有効回答数40件）を拝見しました。設問ごとに最も多い選択肢は1件も入れ替わっておらず、課題の8区分・障がい児調査・障がい別の集計も動いていません。動いたのは数値だけです。正本 第2章7 の割合は素案の本文にあるものですので、新しい集計に合わせて差し替えていただけますでしょうか。当方が足した記述（9件）は当方で直します。なお、村が力を入れるべきこと（問44）は、新しい集計では相談支援体制37.5％・災害時支援35.0％となり同率でなくなります。「各34.2％」という書き方をされている箇所は言い回しの修正が要ります。</w:t>
+            </w:r>
+          </w:p>
+        </w:tc>
+      </w:tr>
+      <w:tr>
+        <w:tc>
+          <w:tcPr>
+            <w:tcW w:w="900" w:type="dxa"/>
+          </w:tcPr>
+          <w:p>
+            <w:pPr>
+              <w:spacing w:after="0"/>
+            </w:pPr>
+            <w:r>
+              <w:rPr>
+                <w:rFonts w:ascii="BIZ UDPゴシック" w:hAnsi="BIZ UDPゴシック" w:eastAsia="BIZ UDPゴシック" w:cs="BIZ UDPゴシック"/>
+                <w:b w:val="0"/>
+                <w:sz w:val="19"/>
+              </w:rPr>
+              <w:t>Ｓ-40</w:t>
+            </w:r>
+          </w:p>
+        </w:tc>
+        <w:tc>
+          <w:tcPr>
+            <w:tcW w:w="700" w:type="dxa"/>
+          </w:tcPr>
+          <w:p>
+            <w:pPr>
+              <w:spacing w:after="0"/>
+            </w:pPr>
+            <w:r>
+              <w:rPr>
+                <w:rFonts w:ascii="BIZ UDPゴシック" w:hAnsi="BIZ UDPゴシック" w:eastAsia="BIZ UDPゴシック" w:cs="BIZ UDPゴシック"/>
+                <w:b w:val="0"/>
+                <w:sz w:val="19"/>
+              </w:rPr>
+              <w:t>Ｄ</w:t>
+            </w:r>
+          </w:p>
+        </w:tc>
+        <w:tc>
+          <w:tcPr>
+            <w:tcW w:w="3400" w:type="dxa"/>
+          </w:tcPr>
+          <w:p>
+            <w:pPr>
+              <w:spacing w:after="0"/>
+            </w:pPr>
+            <w:r>
+              <w:rPr>
+                <w:rFonts w:ascii="BIZ UDPゴシック" w:hAnsi="BIZ UDPゴシック" w:eastAsia="BIZ UDPゴシック" w:cs="BIZ UDPゴシック"/>
+                <w:b w:val="0"/>
+                <w:sz w:val="19"/>
+              </w:rPr>
+              <w:t>報告書 令和8年10月22日版の直し残し11か所</w:t>
+            </w:r>
+          </w:p>
+        </w:tc>
+        <w:tc>
+          <w:tcPr>
+            <w:tcW w:w="10200" w:type="dxa"/>
+          </w:tcPr>
+          <w:p>
+            <w:pPr>
+              <w:spacing w:after="0"/>
+            </w:pPr>
+            <w:r>
+              <w:rPr>
+                <w:rFonts w:ascii="BIZ UDPゴシック" w:hAnsi="BIZ UDPゴシック" w:eastAsia="BIZ UDPゴシック" w:cs="BIZ UDPゴシック"/>
+                <w:b w:val="0"/>
+                <w:sz w:val="19"/>
+              </w:rPr>
+              <w:t>レビューの結果を反映いただいた報告書を拝見しました。前の文を消さずに新しい文を重ねたとみられる箇所が11か所あり、日本語が崩れています（「、、」「ありとなっており」「もという回答も」「のに基づく」など）。いずれも内容の誤りではなく機械的に直せるものですが、報告書は策定委員会に出す資料であるため、お戻しいたします。箇所と直し方は「北塩原村_報告書レビュー反映版の確認.xlsx」の02シートに一覧にしています。このうち2か所は意図の確認が要ります。①障がい児調査の「移動支援」「移動に関する支援」はどちらを残されますか。②課題3の「避難所における安全性と合理的配慮のに基づく支え合いの提供体制」は、「安全性」と「支え合い」でそれぞれ何を指しておられますか。なお、変更履歴とコメントは残っておらず、ファイルの作成日時が改訂時にリセットされています。次回以降、変更履歴を付けたままお送りいただけますと、どの指摘への対応かが分かり助かります。</w:t>
+            </w:r>
+          </w:p>
+        </w:tc>
+      </w:tr>
+      <w:tr>
+        <w:tc>
+          <w:tcPr>
+            <w:tcW w:w="900" w:type="dxa"/>
+          </w:tcPr>
+          <w:p>
+            <w:pPr>
+              <w:spacing w:after="0"/>
+            </w:pPr>
+            <w:r>
+              <w:rPr>
+                <w:rFonts w:ascii="BIZ UDPゴシック" w:hAnsi="BIZ UDPゴシック" w:eastAsia="BIZ UDPゴシック" w:cs="BIZ UDPゴシック"/>
+                <w:b w:val="0"/>
+                <w:sz w:val="19"/>
+              </w:rPr>
+              <w:t>Ｓ-41</w:t>
+            </w:r>
+          </w:p>
+        </w:tc>
+        <w:tc>
+          <w:tcPr>
+            <w:tcW w:w="700" w:type="dxa"/>
+          </w:tcPr>
+          <w:p>
+            <w:pPr>
+              <w:spacing w:after="0"/>
+            </w:pPr>
+            <w:r>
+              <w:rPr>
+                <w:rFonts w:ascii="BIZ UDPゴシック" w:hAnsi="BIZ UDPゴシック" w:eastAsia="BIZ UDPゴシック" w:cs="BIZ UDPゴシック"/>
+                <w:b w:val="0"/>
+                <w:sz w:val="19"/>
+              </w:rPr>
+              <w:t>Ｄ</w:t>
+            </w:r>
+          </w:p>
+        </w:tc>
+        <w:tc>
+          <w:tcPr>
+            <w:tcW w:w="3400" w:type="dxa"/>
+          </w:tcPr>
+          <w:p>
+            <w:pPr>
+              <w:spacing w:after="0"/>
+            </w:pPr>
+            <w:r>
+              <w:rPr>
+                <w:rFonts w:ascii="BIZ UDPゴシック" w:hAnsi="BIZ UDPゴシック" w:eastAsia="BIZ UDPゴシック" w:cs="BIZ UDPゴシック"/>
+                <w:b w:val="0"/>
+                <w:sz w:val="19"/>
+              </w:rPr>
+              <w:t>第6章 課題2 の「第二種運送事業者」「福祉運送事業等の事業者指定」</w:t>
+            </w:r>
+          </w:p>
+        </w:tc>
+        <w:tc>
+          <w:tcPr>
+            <w:tcW w:w="10200" w:type="dxa"/>
+          </w:tcPr>
+          <w:p>
+            <w:pPr>
+              <w:spacing w:after="0"/>
+            </w:pPr>
+            <w:r>
+              <w:rPr>
+                <w:rFonts w:ascii="BIZ UDPゴシック" w:hAnsi="BIZ UDPゴシック" w:eastAsia="BIZ UDPゴシック" w:cs="BIZ UDPゴシック"/>
+                <w:b w:val="0"/>
+                <w:sz w:val="19"/>
+              </w:rPr>
+              <w:t>課題2 に「第二種運送事業者や、福祉事業者へ、福祉運送事業等の事業者指定を呼びかける」との方向性を加えていただきました。移動の手段の確保は本村の重い課題であり、担い手を増やす手立てを書くことに賛成です。ただし、道路運送法に「第二種運送事業者」という区分はなく、また同法による福祉輸送は「指定」ではなく許可又は登録であると理解しております。当方は道路運送法の原典を手元に持っておらず確かめられないため、どの制度を指しておられるかをお教えください。①一般乗用旅客自動車運送事業（福祉輸送事業限定。いわゆる介護タクシー）、②自家用有償旅客運送のうち福祉有償運送（ＮＰＯ法人等が行うもの）、③第二種運転免許を有する運転者の確保、のいずれでしょうか。②の場合は、市町村が主宰する運営協議会での協議が前提となると承知しておりますので、本村単独で設けるか会津北部４町村で設けるかの整理も要ります。併せて、根拠となる条文が分かる資料をお持ちでしたらご提供いただけますでしょうか。</w:t>
+            </w:r>
+          </w:p>
+        </w:tc>
+      </w:tr>
+    </w:tbl>
+    <w:p>
+      <w:pPr>
+        <w:spacing w:after="40"/>
+      </w:pPr>
+    </w:p>
+    <w:p>
+      <w:pPr>
         <w:spacing w:before="240" w:after="80"/>
       </w:pPr>
       <w:r>

--- a/output/北塩原村_他メンバーへの確認_1通.docx
+++ b/output/北塩原村_他メンバーへの確認_1通.docx
@@ -54,7 +54,7 @@
           <w:b w:val="0"/>
           <w:sz w:val="21"/>
         </w:rPr>
-        <w:t>素案の作成と当方の追記を一つの計画書にまとめるにあたり、ご担当者様にご確認・ご相談したい事項が23件、県へのお取次ぎをお願いしたい事項が２件、法令の原典の入手をお願いしたい事項が３件ございます。村へのご照会とは宛先が違うため、別の文書にしております。</w:t>
+        <w:t>素案の作成と当方の追記を一つの計画書にまとめるにあたり、ご担当者様にご確認・ご相談したい事項が24件、県へのお取次ぎをお願いしたい事項が２件、法令の原典の入手をお願いしたい事項が３件ございます。村へのご照会とは宛先が違うため、別の文書にしております。</w:t>
       </w:r>
     </w:p>
     <w:p>
@@ -96,7 +96,7 @@
           <w:color w:val="1F3864"/>
           <w:sz w:val="24"/>
         </w:rPr>
-        <w:t>■　８節の構成</w:t>
+        <w:t>■　９節の構成</w:t>
       </w:r>
     </w:p>
     <w:tbl>
@@ -756,7 +756,7 @@
                 <w:b w:val="0"/>
                 <w:sz w:val="19"/>
               </w:rPr>
-              <w:t>アンケート調査結果報告書の差し替えと直し残し</w:t>
+              <w:t>アンケート調査結果報告書の直し残しとレビューの反映</w:t>
             </w:r>
           </w:p>
         </w:tc>
@@ -793,6 +793,80 @@
                 <w:sz w:val="19"/>
               </w:rPr>
               <w:t>令和８年10月31日（金）</w:t>
+            </w:r>
+          </w:p>
+        </w:tc>
+      </w:tr>
+      <w:tr>
+        <w:tc>
+          <w:tcPr>
+            <w:tcW w:w="800" w:type="dxa"/>
+          </w:tcPr>
+          <w:p>
+            <w:pPr>
+              <w:spacing w:after="0"/>
+            </w:pPr>
+            <w:r>
+              <w:rPr>
+                <w:rFonts w:ascii="BIZ UDPゴシック" w:hAnsi="BIZ UDPゴシック" w:eastAsia="BIZ UDPゴシック" w:cs="BIZ UDPゴシック"/>
+                <w:b w:val="0"/>
+                <w:sz w:val="19"/>
+              </w:rPr>
+              <w:t>10</w:t>
+            </w:r>
+          </w:p>
+        </w:tc>
+        <w:tc>
+          <w:tcPr>
+            <w:tcW w:w="4400" w:type="dxa"/>
+          </w:tcPr>
+          <w:p>
+            <w:pPr>
+              <w:spacing w:after="0"/>
+            </w:pPr>
+            <w:r>
+              <w:rPr>
+                <w:rFonts w:ascii="BIZ UDPゴシック" w:hAnsi="BIZ UDPゴシック" w:eastAsia="BIZ UDPゴシック" w:cs="BIZ UDPゴシック"/>
+                <w:b w:val="0"/>
+                <w:sz w:val="19"/>
+              </w:rPr>
+              <w:t>第2章7の割合の差し替え（回収40件）</w:t>
+            </w:r>
+          </w:p>
+        </w:tc>
+        <w:tc>
+          <w:tcPr>
+            <w:tcW w:w="1800" w:type="dxa"/>
+          </w:tcPr>
+          <w:p>
+            <w:pPr>
+              <w:spacing w:after="0"/>
+            </w:pPr>
+            <w:r>
+              <w:rPr>
+                <w:rFonts w:ascii="BIZ UDPゴシック" w:hAnsi="BIZ UDPゴシック" w:eastAsia="BIZ UDPゴシック" w:cs="BIZ UDPゴシック"/>
+                <w:b w:val="0"/>
+                <w:sz w:val="19"/>
+              </w:rPr>
+              <w:t>１件</w:t>
+            </w:r>
+          </w:p>
+        </w:tc>
+        <w:tc>
+          <w:tcPr>
+            <w:tcW w:w="3000" w:type="dxa"/>
+          </w:tcPr>
+          <w:p>
+            <w:pPr>
+              <w:spacing w:after="0"/>
+            </w:pPr>
+            <w:r>
+              <w:rPr>
+                <w:rFonts w:ascii="BIZ UDPゴシック" w:hAnsi="BIZ UDPゴシック" w:eastAsia="BIZ UDPゴシック" w:cs="BIZ UDPゴシック"/>
+                <w:b w:val="0"/>
+                <w:sz w:val="19"/>
+              </w:rPr>
+              <w:t>令和８年11月14日（金）</w:t>
             </w:r>
           </w:p>
         </w:tc>
@@ -2888,7 +2962,7 @@
           <w:b/>
           <w:sz w:val="26"/>
         </w:rPr>
-        <w:t>９　アンケート調査結果報告書の差し替えと直し残し（３件）</w:t>
+        <w:t>９　アンケート調査結果報告書の直し残しとレビューの反映（３件）</w:t>
       </w:r>
     </w:p>
     <w:p>
@@ -2902,7 +2976,367 @@
           <w:b w:val="0"/>
           <w:sz w:val="21"/>
         </w:rPr>
-        <w:t>報告書用集計表の令和８年10月21日版（有効回答数40件）と、レビューの結果を反映いただいた報告書（令和８年10月22日版）を拝見しました。回収数が38件から40件になったことによる影響を洗い出しましたところ、設問ごとに最も多い選択肢は1件も入れ替わっておらず、課題の８区分・障がい児調査・障がい別の集計も動いておりません。結論は変わらず、動いたのは数値だけです。正本 第２章７の割合は素案の本文にあるものですので、差し替えをお願いいたします（Ｓ-39）。また、反映いただいた報告書に、前の文を消さずに新しい文を重ねたとみられる箇所が11か所あり、日本語が崩れております。内容の誤りではなく機械的に直せるものですが、報告書は策定委員会に出す資料ですので、お戻しいたします（Ｓ-40）。第６章に加えていただいた方向性のうち、「第二種運送事業者」「福祉運送事業等の事業者指定」は道路運送法上の制度の名と合わないように思われますので、どの制度を指しておられるかをお教えください（Ｓ-41）。移動の手段の確保は本村の重い課題であり、担い手を増やす手立てを書くことには賛成です。</w:t>
+        <w:t>レビューの結果を反映いただいた報告書（令和８年10月22日版）を拝見しました。前の文を消さずに新しい文を重ねたとみられる箇所が11か所あり、日本語が崩れております。内容の誤りではなく機械的に直せるものですが、報告書は策定委員会に出す資料ですので、お戻しいたします（Ｓ-40）。第６章に加えていただいた方向性のうち、「第二種運送事業者」「福祉運送事業等の事業者指定」は道路運送法上の制度の名と合わないように思われますので、どの制度を指しておられるかをお教えください（Ｓ-41）。移動の手段の確保は本村の重い課題であり、担い手を増やす手立てを書くことには賛成です。あわせて、令和８年10月５日に当方からお出ししたレビューの反映の状況を1件ずつ確かめました。すべてを報告書に入れる必要はないと考えており、報告書に入れていただきたいものと、当方の計画素案で受けているものに分けております。二重に書かないよう、どこまで報告書に入れるかを先に合わせていただけますでしょうか（Ｓ-42）。</w:t>
+      </w:r>
+    </w:p>
+    <w:tbl>
+      <w:tblPr>
+        <w:tblW w:type="auto" w:w="0"/>
+        <w:jc w:val="center"/>
+        <w:tblLook w:firstColumn="1" w:firstRow="1" w:lastColumn="0" w:lastRow="0" w:noHBand="0" w:noVBand="1" w:val="04A0"/>
+        <w:tblBorders>
+          <w:top w:val="single" w:sz="4" w:space="0" w:color="AAAAAA"/>
+          <w:left w:val="single" w:sz="4" w:space="0" w:color="AAAAAA"/>
+          <w:bottom w:val="single" w:sz="4" w:space="0" w:color="AAAAAA"/>
+          <w:right w:val="single" w:sz="4" w:space="0" w:color="AAAAAA"/>
+          <w:insideH w:val="single" w:sz="4" w:space="0" w:color="AAAAAA"/>
+          <w:insideV w:val="single" w:sz="4" w:space="0" w:color="AAAAAA"/>
+        </w:tblBorders>
+      </w:tblPr>
+      <w:tblGrid>
+        <w:gridCol w:w="2493"/>
+        <w:gridCol w:w="2493"/>
+        <w:gridCol w:w="2493"/>
+        <w:gridCol w:w="2493"/>
+      </w:tblGrid>
+      <w:tr>
+        <w:tc>
+          <w:tcPr>
+            <w:tcW w:w="900" w:type="dxa"/>
+            <w:shd w:val="clear" w:color="auto" w:fill="1F3864"/>
+          </w:tcPr>
+          <w:p>
+            <w:pPr>
+              <w:spacing w:after="0"/>
+              <w:jc w:val="center"/>
+            </w:pPr>
+            <w:r>
+              <w:rPr>
+                <w:rFonts w:ascii="BIZ UDPゴシック" w:hAnsi="BIZ UDPゴシック" w:eastAsia="BIZ UDPゴシック" w:cs="BIZ UDPゴシック"/>
+                <w:b/>
+                <w:color w:val="FFFFFF"/>
+                <w:sz w:val="19"/>
+              </w:rPr>
+              <w:t>番号</w:t>
+            </w:r>
+          </w:p>
+        </w:tc>
+        <w:tc>
+          <w:tcPr>
+            <w:tcW w:w="700" w:type="dxa"/>
+            <w:shd w:val="clear" w:color="auto" w:fill="1F3864"/>
+          </w:tcPr>
+          <w:p>
+            <w:pPr>
+              <w:spacing w:after="0"/>
+              <w:jc w:val="center"/>
+            </w:pPr>
+            <w:r>
+              <w:rPr>
+                <w:rFonts w:ascii="BIZ UDPゴシック" w:hAnsi="BIZ UDPゴシック" w:eastAsia="BIZ UDPゴシック" w:cs="BIZ UDPゴシック"/>
+                <w:b/>
+                <w:color w:val="FFFFFF"/>
+                <w:sz w:val="19"/>
+              </w:rPr>
+              <w:t>区分</w:t>
+            </w:r>
+          </w:p>
+        </w:tc>
+        <w:tc>
+          <w:tcPr>
+            <w:tcW w:w="3400" w:type="dxa"/>
+            <w:shd w:val="clear" w:color="auto" w:fill="1F3864"/>
+          </w:tcPr>
+          <w:p>
+            <w:pPr>
+              <w:spacing w:after="0"/>
+              <w:jc w:val="center"/>
+            </w:pPr>
+            <w:r>
+              <w:rPr>
+                <w:rFonts w:ascii="BIZ UDPゴシック" w:hAnsi="BIZ UDPゴシック" w:eastAsia="BIZ UDPゴシック" w:cs="BIZ UDPゴシック"/>
+                <w:b/>
+                <w:color w:val="FFFFFF"/>
+                <w:sz w:val="19"/>
+              </w:rPr>
+              <w:t>ご確認いただきたいこと</w:t>
+            </w:r>
+          </w:p>
+        </w:tc>
+        <w:tc>
+          <w:tcPr>
+            <w:tcW w:w="10200" w:type="dxa"/>
+            <w:shd w:val="clear" w:color="auto" w:fill="1F3864"/>
+          </w:tcPr>
+          <w:p>
+            <w:pPr>
+              <w:spacing w:after="0"/>
+              <w:jc w:val="center"/>
+            </w:pPr>
+            <w:r>
+              <w:rPr>
+                <w:rFonts w:ascii="BIZ UDPゴシック" w:hAnsi="BIZ UDPゴシック" w:eastAsia="BIZ UDPゴシック" w:cs="BIZ UDPゴシック"/>
+                <w:b/>
+                <w:color w:val="FFFFFF"/>
+                <w:sz w:val="19"/>
+              </w:rPr>
+              <w:t>内容</w:t>
+            </w:r>
+          </w:p>
+        </w:tc>
+      </w:tr>
+      <w:tr>
+        <w:tc>
+          <w:tcPr>
+            <w:tcW w:w="900" w:type="dxa"/>
+          </w:tcPr>
+          <w:p>
+            <w:pPr>
+              <w:spacing w:after="0"/>
+            </w:pPr>
+            <w:r>
+              <w:rPr>
+                <w:rFonts w:ascii="BIZ UDPゴシック" w:hAnsi="BIZ UDPゴシック" w:eastAsia="BIZ UDPゴシック" w:cs="BIZ UDPゴシック"/>
+                <w:b w:val="0"/>
+                <w:sz w:val="19"/>
+              </w:rPr>
+              <w:t>Ｓ-40</w:t>
+            </w:r>
+          </w:p>
+        </w:tc>
+        <w:tc>
+          <w:tcPr>
+            <w:tcW w:w="700" w:type="dxa"/>
+          </w:tcPr>
+          <w:p>
+            <w:pPr>
+              <w:spacing w:after="0"/>
+            </w:pPr>
+            <w:r>
+              <w:rPr>
+                <w:rFonts w:ascii="BIZ UDPゴシック" w:hAnsi="BIZ UDPゴシック" w:eastAsia="BIZ UDPゴシック" w:cs="BIZ UDPゴシック"/>
+                <w:b w:val="0"/>
+                <w:sz w:val="19"/>
+              </w:rPr>
+              <w:t>Ｄ</w:t>
+            </w:r>
+          </w:p>
+        </w:tc>
+        <w:tc>
+          <w:tcPr>
+            <w:tcW w:w="3400" w:type="dxa"/>
+          </w:tcPr>
+          <w:p>
+            <w:pPr>
+              <w:spacing w:after="0"/>
+            </w:pPr>
+            <w:r>
+              <w:rPr>
+                <w:rFonts w:ascii="BIZ UDPゴシック" w:hAnsi="BIZ UDPゴシック" w:eastAsia="BIZ UDPゴシック" w:cs="BIZ UDPゴシック"/>
+                <w:b w:val="0"/>
+                <w:sz w:val="19"/>
+              </w:rPr>
+              <w:t>報告書 令和8年10月22日版の直し残し11か所</w:t>
+            </w:r>
+          </w:p>
+        </w:tc>
+        <w:tc>
+          <w:tcPr>
+            <w:tcW w:w="10200" w:type="dxa"/>
+          </w:tcPr>
+          <w:p>
+            <w:pPr>
+              <w:spacing w:after="0"/>
+            </w:pPr>
+            <w:r>
+              <w:rPr>
+                <w:rFonts w:ascii="BIZ UDPゴシック" w:hAnsi="BIZ UDPゴシック" w:eastAsia="BIZ UDPゴシック" w:cs="BIZ UDPゴシック"/>
+                <w:b w:val="0"/>
+                <w:sz w:val="19"/>
+              </w:rPr>
+              <w:t>レビューの結果を反映いただいた報告書を拝見しました。前の文を消さずに新しい文を重ねたとみられる箇所が11か所あり、日本語が崩れています（「、、」「ありとなっており」「もという回答も」「のに基づく」など）。いずれも内容の誤りではなく機械的に直せるものですが、報告書は策定委員会に出す資料であるため、お戻しいたします。箇所は「北塩原村_報告書レビュー反映版の確認.xlsx」の02シートに一覧にしており、そのまま適用できる形の置換文を「北塩原村_報告書の修正方針と計画への影響.xlsx」の02シートにお付けしています。このうち1か所は意図の確認が要ります。課題3の「避難所における安全性と合理的配慮のに基づく支え合いの提供体制」は、「安全性」と「支え合い」でそれぞれ何を指しておられますか。なお障がい児調査の「移動支援」「移動に関する支援」は、問29の選択肢名が「移動支援」であることを集計表で確かめましたので、「移動支援」とする案をお示ししています。なお、変更履歴とコメントは残っておらず、ファイルの作成日時が改訂時にリセットされています。次回以降、変更履歴を付けたままお送りいただけますと、どの指摘への対応かが分かり助かります。</w:t>
+            </w:r>
+          </w:p>
+        </w:tc>
+      </w:tr>
+      <w:tr>
+        <w:tc>
+          <w:tcPr>
+            <w:tcW w:w="900" w:type="dxa"/>
+          </w:tcPr>
+          <w:p>
+            <w:pPr>
+              <w:spacing w:after="0"/>
+            </w:pPr>
+            <w:r>
+              <w:rPr>
+                <w:rFonts w:ascii="BIZ UDPゴシック" w:hAnsi="BIZ UDPゴシック" w:eastAsia="BIZ UDPゴシック" w:cs="BIZ UDPゴシック"/>
+                <w:b w:val="0"/>
+                <w:sz w:val="19"/>
+              </w:rPr>
+              <w:t>Ｓ-41</w:t>
+            </w:r>
+          </w:p>
+        </w:tc>
+        <w:tc>
+          <w:tcPr>
+            <w:tcW w:w="700" w:type="dxa"/>
+          </w:tcPr>
+          <w:p>
+            <w:pPr>
+              <w:spacing w:after="0"/>
+            </w:pPr>
+            <w:r>
+              <w:rPr>
+                <w:rFonts w:ascii="BIZ UDPゴシック" w:hAnsi="BIZ UDPゴシック" w:eastAsia="BIZ UDPゴシック" w:cs="BIZ UDPゴシック"/>
+                <w:b w:val="0"/>
+                <w:sz w:val="19"/>
+              </w:rPr>
+              <w:t>Ｄ</w:t>
+            </w:r>
+          </w:p>
+        </w:tc>
+        <w:tc>
+          <w:tcPr>
+            <w:tcW w:w="3400" w:type="dxa"/>
+          </w:tcPr>
+          <w:p>
+            <w:pPr>
+              <w:spacing w:after="0"/>
+            </w:pPr>
+            <w:r>
+              <w:rPr>
+                <w:rFonts w:ascii="BIZ UDPゴシック" w:hAnsi="BIZ UDPゴシック" w:eastAsia="BIZ UDPゴシック" w:cs="BIZ UDPゴシック"/>
+                <w:b w:val="0"/>
+                <w:sz w:val="19"/>
+              </w:rPr>
+              <w:t>第6章 課題2 の「第二種運送事業者」「福祉運送事業等の事業者指定」</w:t>
+            </w:r>
+          </w:p>
+        </w:tc>
+        <w:tc>
+          <w:tcPr>
+            <w:tcW w:w="10200" w:type="dxa"/>
+          </w:tcPr>
+          <w:p>
+            <w:pPr>
+              <w:spacing w:after="0"/>
+            </w:pPr>
+            <w:r>
+              <w:rPr>
+                <w:rFonts w:ascii="BIZ UDPゴシック" w:hAnsi="BIZ UDPゴシック" w:eastAsia="BIZ UDPゴシック" w:cs="BIZ UDPゴシック"/>
+                <w:b w:val="0"/>
+                <w:sz w:val="19"/>
+              </w:rPr>
+              <w:t>課題2 に「第二種運送事業者や、福祉事業者へ、福祉運送事業等の事業者指定を呼びかける」との方向性を加えていただきました。移動の手段の確保は本村の重い課題であり、担い手を増やす手立てを書くことに賛成です。ただし、道路運送法に「第二種運送事業者」という区分はなく、また同法による福祉輸送は「指定」ではなく許可又は登録であると理解しております。当方は道路運送法の原典を手元に持っておらず確かめられないため、どの制度を指しておられるかをお教えください。①一般乗用旅客自動車運送事業（福祉輸送事業限定。いわゆる介護タクシー）、②自家用有償旅客運送のうち福祉有償運送（ＮＰＯ法人等が行うもの）、③第二種運転免許を有する運転者の確保、のいずれでしょうか。②の場合は、市町村が主宰する運営協議会での協議が前提となると承知しておりますので、本村単独で設けるか会津北部４町村で設けるかの整理も要ります。併せて、根拠となる条文が分かる資料をお持ちでしたらご提供いただけますでしょうか。</w:t>
+            </w:r>
+          </w:p>
+        </w:tc>
+      </w:tr>
+      <w:tr>
+        <w:tc>
+          <w:tcPr>
+            <w:tcW w:w="900" w:type="dxa"/>
+          </w:tcPr>
+          <w:p>
+            <w:pPr>
+              <w:spacing w:after="0"/>
+            </w:pPr>
+            <w:r>
+              <w:rPr>
+                <w:rFonts w:ascii="BIZ UDPゴシック" w:hAnsi="BIZ UDPゴシック" w:eastAsia="BIZ UDPゴシック" w:cs="BIZ UDPゴシック"/>
+                <w:b w:val="0"/>
+                <w:sz w:val="19"/>
+              </w:rPr>
+              <w:t>Ｓ-42</w:t>
+            </w:r>
+          </w:p>
+        </w:tc>
+        <w:tc>
+          <w:tcPr>
+            <w:tcW w:w="700" w:type="dxa"/>
+          </w:tcPr>
+          <w:p>
+            <w:pPr>
+              <w:spacing w:after="0"/>
+            </w:pPr>
+            <w:r>
+              <w:rPr>
+                <w:rFonts w:ascii="BIZ UDPゴシック" w:hAnsi="BIZ UDPゴシック" w:eastAsia="BIZ UDPゴシック" w:cs="BIZ UDPゴシック"/>
+                <w:b w:val="0"/>
+                <w:sz w:val="19"/>
+              </w:rPr>
+              <w:t>Ｄ</w:t>
+            </w:r>
+          </w:p>
+        </w:tc>
+        <w:tc>
+          <w:tcPr>
+            <w:tcW w:w="3400" w:type="dxa"/>
+          </w:tcPr>
+          <w:p>
+            <w:pPr>
+              <w:spacing w:after="0"/>
+            </w:pPr>
+            <w:r>
+              <w:rPr>
+                <w:rFonts w:ascii="BIZ UDPゴシック" w:hAnsi="BIZ UDPゴシック" w:eastAsia="BIZ UDPゴシック" w:cs="BIZ UDPゴシック"/>
+                <w:b w:val="0"/>
+                <w:sz w:val="19"/>
+              </w:rPr>
+              <w:t>当方のレビュー指摘20件のうち手の付いていないものの扱い</w:t>
+            </w:r>
+          </w:p>
+        </w:tc>
+        <w:tc>
+          <w:tcPr>
+            <w:tcW w:w="10200" w:type="dxa"/>
+          </w:tcPr>
+          <w:p>
+            <w:pPr>
+              <w:spacing w:after="0"/>
+            </w:pPr>
+            <w:r>
+              <w:rPr>
+                <w:rFonts w:ascii="BIZ UDPゴシック" w:hAnsi="BIZ UDPゴシック" w:eastAsia="BIZ UDPゴシック" w:cs="BIZ UDPゴシック"/>
+                <w:b w:val="0"/>
+                <w:sz w:val="19"/>
+              </w:rPr>
+              <w:t>令和8年10月5日に当方からお出ししたレビューについて、令和8年10月22日版での反映の状況を1件ずつ確かめました（「北塩原村_報告書の修正方針と計画への影響.xlsx」の03シート）。すべてを報告書に入れる必要はないと考えております。報告書は調査の分析であり、計画の施策を書く場ではないためです。当方の整理では、報告書に入れていただきたいものが次の6項目です。①前回調査（発送164人・回収95人・回収率57.9％）との対比と、今回23.3％まで下がったことの読み方（Ｒ-1・Ｒ-2）。結果の読み方の根幹であり、委員会資料には要ると考えます。②障がい児の移動支援を課題5の方向性に加える（Ｒ-12。課題2には加えていただきました）③複数回答を区分とするクロスでは1人が複数の区分に計上され合計が全体を超える旨の注記（Ｒ-13）④第3章の本文の「100.0％」に実数を併記する（Ｒ-14。20か所）⑤表5の「特にない」「無回答」行の差（Ｒ-17）。「特にない」は45.0％から30.0％へ15.0ポイント下がっており、利用意向の広がりを示す情報です。⑥基数5未満の区分（65件中28件）への記号と表ごとの脚注（Ｒ-19）。このほかは当方の計画素案で受けておりますので、報告書は表6-1の脚注で足ります。二重に書かないよう、どこまで報告書に入れるかを先に合わせていただけますでしょうか。</w:t>
+            </w:r>
+          </w:p>
+        </w:tc>
+      </w:tr>
+    </w:tbl>
+    <w:p>
+      <w:pPr>
+        <w:spacing w:after="40"/>
+      </w:pPr>
+    </w:p>
+    <w:p>
+      <w:pPr>
+        <w:spacing w:before="360" w:after="120"/>
+      </w:pPr>
+      <w:r>
+        <w:rPr>
+          <w:b/>
+          <w:sz w:val="26"/>
+        </w:rPr>
+        <w:t>10　第2章7の割合の差し替え（回収40件）（１件）</w:t>
+      </w:r>
+    </w:p>
+    <w:p>
+      <w:pPr>
+        <w:spacing w:after="80"/>
+        <w:ind w:firstLine="210"/>
+      </w:pPr>
+      <w:r>
+        <w:rPr>
+          <w:rFonts w:ascii="BIZ UDPゴシック" w:hAnsi="BIZ UDPゴシック" w:eastAsia="BIZ UDPゴシック" w:cs="BIZ UDPゴシック"/>
+          <w:b w:val="0"/>
+          <w:sz w:val="21"/>
+        </w:rPr>
+        <w:t>報告書用集計表の令和８年10月21日版（有効回答数40件）に基づき、正本 第２章７の割合の差し替えをお願いいたします。回収数が38件から40件になったことによる影響を洗い出しましたところ、設問ごとに最も多い選択肢は1件も入れ替わっておらず、課題の８区分・障がい児調査・障がい別の集計も動いておりません。結論は変わらず、動いたのは数値だけです。第２章７の割合は素案の本文にあるものですので、新しい集計に合わせて差し替えていただけますでしょうか。当方が足した記述（８件）は当方で直します。この節を第９節より後に置いているのは、直し残し11か所のうち４か所は同じ文が正本の第２章７にあるためです。直る前に差し替えますと、崩れた文が計画の本文に入ります。また、村が力を入れるべきこと（問44）は、新しい集計では相談支援体制37.5％・災害時支援35.0％となり同率でなくなります。「各34.2％」という書き方をされている箇所は言い回しの修正が要ります。</w:t>
       </w:r>
     </w:p>
     <w:tbl>
@@ -3080,155 +3514,7 @@
                 <w:b w:val="0"/>
                 <w:sz w:val="19"/>
               </w:rPr>
-              <w:t>報告書用集計表の令和8年10月21日版（有効回答数40件）を拝見しました。設問ごとに最も多い選択肢は1件も入れ替わっておらず、課題の8区分・障がい児調査・障がい別の集計も動いていません。動いたのは数値だけです。正本 第2章7 の割合は素案の本文にあるものですので、新しい集計に合わせて差し替えていただけますでしょうか。当方が足した記述（9件）は当方で直します。なお、村が力を入れるべきこと（問44）は、新しい集計では相談支援体制37.5％・災害時支援35.0％となり同率でなくなります。「各34.2％」という書き方をされている箇所は言い回しの修正が要ります。</w:t>
-            </w:r>
-          </w:p>
-        </w:tc>
-      </w:tr>
-      <w:tr>
-        <w:tc>
-          <w:tcPr>
-            <w:tcW w:w="900" w:type="dxa"/>
-          </w:tcPr>
-          <w:p>
-            <w:pPr>
-              <w:spacing w:after="0"/>
-            </w:pPr>
-            <w:r>
-              <w:rPr>
-                <w:rFonts w:ascii="BIZ UDPゴシック" w:hAnsi="BIZ UDPゴシック" w:eastAsia="BIZ UDPゴシック" w:cs="BIZ UDPゴシック"/>
-                <w:b w:val="0"/>
-                <w:sz w:val="19"/>
-              </w:rPr>
-              <w:t>Ｓ-40</w:t>
-            </w:r>
-          </w:p>
-        </w:tc>
-        <w:tc>
-          <w:tcPr>
-            <w:tcW w:w="700" w:type="dxa"/>
-          </w:tcPr>
-          <w:p>
-            <w:pPr>
-              <w:spacing w:after="0"/>
-            </w:pPr>
-            <w:r>
-              <w:rPr>
-                <w:rFonts w:ascii="BIZ UDPゴシック" w:hAnsi="BIZ UDPゴシック" w:eastAsia="BIZ UDPゴシック" w:cs="BIZ UDPゴシック"/>
-                <w:b w:val="0"/>
-                <w:sz w:val="19"/>
-              </w:rPr>
-              <w:t>Ｄ</w:t>
-            </w:r>
-          </w:p>
-        </w:tc>
-        <w:tc>
-          <w:tcPr>
-            <w:tcW w:w="3400" w:type="dxa"/>
-          </w:tcPr>
-          <w:p>
-            <w:pPr>
-              <w:spacing w:after="0"/>
-            </w:pPr>
-            <w:r>
-              <w:rPr>
-                <w:rFonts w:ascii="BIZ UDPゴシック" w:hAnsi="BIZ UDPゴシック" w:eastAsia="BIZ UDPゴシック" w:cs="BIZ UDPゴシック"/>
-                <w:b w:val="0"/>
-                <w:sz w:val="19"/>
-              </w:rPr>
-              <w:t>報告書 令和8年10月22日版の直し残し11か所</w:t>
-            </w:r>
-          </w:p>
-        </w:tc>
-        <w:tc>
-          <w:tcPr>
-            <w:tcW w:w="10200" w:type="dxa"/>
-          </w:tcPr>
-          <w:p>
-            <w:pPr>
-              <w:spacing w:after="0"/>
-            </w:pPr>
-            <w:r>
-              <w:rPr>
-                <w:rFonts w:ascii="BIZ UDPゴシック" w:hAnsi="BIZ UDPゴシック" w:eastAsia="BIZ UDPゴシック" w:cs="BIZ UDPゴシック"/>
-                <w:b w:val="0"/>
-                <w:sz w:val="19"/>
-              </w:rPr>
-              <w:t>レビューの結果を反映いただいた報告書を拝見しました。前の文を消さずに新しい文を重ねたとみられる箇所が11か所あり、日本語が崩れています（「、、」「ありとなっており」「もという回答も」「のに基づく」など）。いずれも内容の誤りではなく機械的に直せるものですが、報告書は策定委員会に出す資料であるため、お戻しいたします。箇所と直し方は「北塩原村_報告書レビュー反映版の確認.xlsx」の02シートに一覧にしています。このうち2か所は意図の確認が要ります。①障がい児調査の「移動支援」「移動に関する支援」はどちらを残されますか。②課題3の「避難所における安全性と合理的配慮のに基づく支え合いの提供体制」は、「安全性」と「支え合い」でそれぞれ何を指しておられますか。なお、変更履歴とコメントは残っておらず、ファイルの作成日時が改訂時にリセットされています。次回以降、変更履歴を付けたままお送りいただけますと、どの指摘への対応かが分かり助かります。</w:t>
-            </w:r>
-          </w:p>
-        </w:tc>
-      </w:tr>
-      <w:tr>
-        <w:tc>
-          <w:tcPr>
-            <w:tcW w:w="900" w:type="dxa"/>
-          </w:tcPr>
-          <w:p>
-            <w:pPr>
-              <w:spacing w:after="0"/>
-            </w:pPr>
-            <w:r>
-              <w:rPr>
-                <w:rFonts w:ascii="BIZ UDPゴシック" w:hAnsi="BIZ UDPゴシック" w:eastAsia="BIZ UDPゴシック" w:cs="BIZ UDPゴシック"/>
-                <w:b w:val="0"/>
-                <w:sz w:val="19"/>
-              </w:rPr>
-              <w:t>Ｓ-41</w:t>
-            </w:r>
-          </w:p>
-        </w:tc>
-        <w:tc>
-          <w:tcPr>
-            <w:tcW w:w="700" w:type="dxa"/>
-          </w:tcPr>
-          <w:p>
-            <w:pPr>
-              <w:spacing w:after="0"/>
-            </w:pPr>
-            <w:r>
-              <w:rPr>
-                <w:rFonts w:ascii="BIZ UDPゴシック" w:hAnsi="BIZ UDPゴシック" w:eastAsia="BIZ UDPゴシック" w:cs="BIZ UDPゴシック"/>
-                <w:b w:val="0"/>
-                <w:sz w:val="19"/>
-              </w:rPr>
-              <w:t>Ｄ</w:t>
-            </w:r>
-          </w:p>
-        </w:tc>
-        <w:tc>
-          <w:tcPr>
-            <w:tcW w:w="3400" w:type="dxa"/>
-          </w:tcPr>
-          <w:p>
-            <w:pPr>
-              <w:spacing w:after="0"/>
-            </w:pPr>
-            <w:r>
-              <w:rPr>
-                <w:rFonts w:ascii="BIZ UDPゴシック" w:hAnsi="BIZ UDPゴシック" w:eastAsia="BIZ UDPゴシック" w:cs="BIZ UDPゴシック"/>
-                <w:b w:val="0"/>
-                <w:sz w:val="19"/>
-              </w:rPr>
-              <w:t>第6章 課題2 の「第二種運送事業者」「福祉運送事業等の事業者指定」</w:t>
-            </w:r>
-          </w:p>
-        </w:tc>
-        <w:tc>
-          <w:tcPr>
-            <w:tcW w:w="10200" w:type="dxa"/>
-          </w:tcPr>
-          <w:p>
-            <w:pPr>
-              <w:spacing w:after="0"/>
-            </w:pPr>
-            <w:r>
-              <w:rPr>
-                <w:rFonts w:ascii="BIZ UDPゴシック" w:hAnsi="BIZ UDPゴシック" w:eastAsia="BIZ UDPゴシック" w:cs="BIZ UDPゴシック"/>
-                <w:b w:val="0"/>
-                <w:sz w:val="19"/>
-              </w:rPr>
-              <w:t>課題2 に「第二種運送事業者や、福祉事業者へ、福祉運送事業等の事業者指定を呼びかける」との方向性を加えていただきました。移動の手段の確保は本村の重い課題であり、担い手を増やす手立てを書くことに賛成です。ただし、道路運送法に「第二種運送事業者」という区分はなく、また同法による福祉輸送は「指定」ではなく許可又は登録であると理解しております。当方は道路運送法の原典を手元に持っておらず確かめられないため、どの制度を指しておられるかをお教えください。①一般乗用旅客自動車運送事業（福祉輸送事業限定。いわゆる介護タクシー）、②自家用有償旅客運送のうち福祉有償運送（ＮＰＯ法人等が行うもの）、③第二種運転免許を有する運転者の確保、のいずれでしょうか。②の場合は、市町村が主宰する運営協議会での協議が前提となると承知しておりますので、本村単独で設けるか会津北部４町村で設けるかの整理も要ります。併せて、根拠となる条文が分かる資料をお持ちでしたらご提供いただけますでしょうか。</w:t>
+              <w:t>報告書用集計表の令和8年10月21日版（有効回答数40件）を拝見しました。設問ごとに最も多い選択肢は1件も入れ替わっておらず、課題の8区分・障がい児調査・障がい別の集計も動いていません。動いたのは数値だけです。正本 第2章7 の割合は素案の本文にあるものですので、新しい集計に合わせて差し替えていただけますでしょうか。当方が足した記述（9件）は当方で直します。なお、村が力を入れるべきこと（問44）は、新しい集計では相談支援体制37.5％・災害時支援35.0％となり同率でなくなります。「各34.2％」という書き方をされている箇所は言い回しの修正が要ります。なお、差し替えは報告書の直し残しの修正（Ｓ-40）の後にお願いいたします。直し残し11か所のうち4か所は、同じ文が正本の第2章7にあるためです（「北塩原村_報告書の修正方針と計画への影響.xlsx」の05シート）。</w:t>
             </w:r>
           </w:p>
         </w:tc>

--- a/output/北塩原村_他メンバーへの確認_1通.docx
+++ b/output/北塩原村_他メンバーへの確認_1通.docx
@@ -54,7 +54,7 @@
           <w:b w:val="0"/>
           <w:sz w:val="21"/>
         </w:rPr>
-        <w:t>素案の作成と当方の追記を一つの計画書にまとめるにあたり、ご担当者様にご確認・ご相談したい事項が24件、県へのお取次ぎをお願いしたい事項が２件、法令の原典の入手をお願いしたい事項が３件ございます。村へのご照会とは宛先が違うため、別の文書にしております。</w:t>
+        <w:t>素案の作成と当方の追記を一つの計画書にまとめるにあたり、ご担当者様にご確認・ご相談したい事項が25件、県へのお取次ぎをお願いしたい事項が２件、法令の原典の入手をお願いしたい事項が３件ございます。村へのご照会とは宛先が違うため、別の文書にしております。</w:t>
       </w:r>
     </w:p>
     <w:p>
@@ -96,7 +96,7 @@
           <w:color w:val="1F3864"/>
           <w:sz w:val="24"/>
         </w:rPr>
-        <w:t>■　９節の構成</w:t>
+        <w:t>■　10節の構成</w:t>
       </w:r>
     </w:p>
     <w:tbl>
@@ -813,6 +813,80 @@
                 <w:sz w:val="19"/>
               </w:rPr>
               <w:t>10</w:t>
+            </w:r>
+          </w:p>
+        </w:tc>
+        <w:tc>
+          <w:tcPr>
+            <w:tcW w:w="4400" w:type="dxa"/>
+          </w:tcPr>
+          <w:p>
+            <w:pPr>
+              <w:spacing w:after="0"/>
+            </w:pPr>
+            <w:r>
+              <w:rPr>
+                <w:rFonts w:ascii="BIZ UDPゴシック" w:hAnsi="BIZ UDPゴシック" w:eastAsia="BIZ UDPゴシック" w:cs="BIZ UDPゴシック"/>
+                <w:b w:val="0"/>
+                <w:sz w:val="19"/>
+              </w:rPr>
+              <w:t>第５章の実績の表の書き換え（村の資料による）</w:t>
+            </w:r>
+          </w:p>
+        </w:tc>
+        <w:tc>
+          <w:tcPr>
+            <w:tcW w:w="1800" w:type="dxa"/>
+          </w:tcPr>
+          <w:p>
+            <w:pPr>
+              <w:spacing w:after="0"/>
+            </w:pPr>
+            <w:r>
+              <w:rPr>
+                <w:rFonts w:ascii="BIZ UDPゴシック" w:hAnsi="BIZ UDPゴシック" w:eastAsia="BIZ UDPゴシック" w:cs="BIZ UDPゴシック"/>
+                <w:b w:val="0"/>
+                <w:sz w:val="19"/>
+              </w:rPr>
+              <w:t>１件</w:t>
+            </w:r>
+          </w:p>
+        </w:tc>
+        <w:tc>
+          <w:tcPr>
+            <w:tcW w:w="3000" w:type="dxa"/>
+          </w:tcPr>
+          <w:p>
+            <w:pPr>
+              <w:spacing w:after="0"/>
+            </w:pPr>
+            <w:r>
+              <w:rPr>
+                <w:rFonts w:ascii="BIZ UDPゴシック" w:hAnsi="BIZ UDPゴシック" w:eastAsia="BIZ UDPゴシック" w:cs="BIZ UDPゴシック"/>
+                <w:b w:val="0"/>
+                <w:sz w:val="19"/>
+              </w:rPr>
+              <w:t>令和８年10月31日（金）</w:t>
+            </w:r>
+          </w:p>
+        </w:tc>
+      </w:tr>
+      <w:tr>
+        <w:tc>
+          <w:tcPr>
+            <w:tcW w:w="800" w:type="dxa"/>
+          </w:tcPr>
+          <w:p>
+            <w:pPr>
+              <w:spacing w:after="0"/>
+            </w:pPr>
+            <w:r>
+              <w:rPr>
+                <w:rFonts w:ascii="BIZ UDPゴシック" w:hAnsi="BIZ UDPゴシック" w:eastAsia="BIZ UDPゴシック" w:cs="BIZ UDPゴシック"/>
+                <w:b w:val="0"/>
+                <w:sz w:val="19"/>
+              </w:rPr>
+              <w:t>11</w:t>
             </w:r>
           </w:p>
         </w:tc>
@@ -3322,7 +3396,219 @@
           <w:b/>
           <w:sz w:val="26"/>
         </w:rPr>
-        <w:t>10　第2章7の割合の差し替え（回収40件）（１件）</w:t>
+        <w:t>10　第５章の実績の表の書き換え（村の資料による）（１件）</w:t>
+      </w:r>
+    </w:p>
+    <w:p>
+      <w:pPr>
+        <w:spacing w:after="80"/>
+        <w:ind w:firstLine="210"/>
+      </w:pPr>
+      <w:r>
+        <w:rPr>
+          <w:rFonts w:ascii="BIZ UDPゴシック" w:hAnsi="BIZ UDPゴシック" w:eastAsia="BIZ UDPゴシック" w:cs="BIZ UDPゴシック"/>
+          <w:b w:val="0"/>
+          <w:sz w:val="21"/>
+        </w:rPr>
+        <w:t>令和８年10月10日にお伝えした、第５章の実績の表と村の協議会資料（資料２－３）の食い違いについてです。令和８年10月22日に村から給付の台帳のご提供があり、協議会資料の値が裏づけられましたので、実績の表と評価の文を村の資料の値に改めました。元の値に別の出所がある場合はお知らせください（Ｓ-43）。</w:t>
+      </w:r>
+    </w:p>
+    <w:tbl>
+      <w:tblPr>
+        <w:tblW w:type="auto" w:w="0"/>
+        <w:jc w:val="center"/>
+        <w:tblLook w:firstColumn="1" w:firstRow="1" w:lastColumn="0" w:lastRow="0" w:noHBand="0" w:noVBand="1" w:val="04A0"/>
+        <w:tblBorders>
+          <w:top w:val="single" w:sz="4" w:space="0" w:color="AAAAAA"/>
+          <w:left w:val="single" w:sz="4" w:space="0" w:color="AAAAAA"/>
+          <w:bottom w:val="single" w:sz="4" w:space="0" w:color="AAAAAA"/>
+          <w:right w:val="single" w:sz="4" w:space="0" w:color="AAAAAA"/>
+          <w:insideH w:val="single" w:sz="4" w:space="0" w:color="AAAAAA"/>
+          <w:insideV w:val="single" w:sz="4" w:space="0" w:color="AAAAAA"/>
+        </w:tblBorders>
+      </w:tblPr>
+      <w:tblGrid>
+        <w:gridCol w:w="2493"/>
+        <w:gridCol w:w="2493"/>
+        <w:gridCol w:w="2493"/>
+        <w:gridCol w:w="2493"/>
+      </w:tblGrid>
+      <w:tr>
+        <w:tc>
+          <w:tcPr>
+            <w:tcW w:w="900" w:type="dxa"/>
+            <w:shd w:val="clear" w:color="auto" w:fill="1F3864"/>
+          </w:tcPr>
+          <w:p>
+            <w:pPr>
+              <w:spacing w:after="0"/>
+              <w:jc w:val="center"/>
+            </w:pPr>
+            <w:r>
+              <w:rPr>
+                <w:rFonts w:ascii="BIZ UDPゴシック" w:hAnsi="BIZ UDPゴシック" w:eastAsia="BIZ UDPゴシック" w:cs="BIZ UDPゴシック"/>
+                <w:b/>
+                <w:color w:val="FFFFFF"/>
+                <w:sz w:val="19"/>
+              </w:rPr>
+              <w:t>番号</w:t>
+            </w:r>
+          </w:p>
+        </w:tc>
+        <w:tc>
+          <w:tcPr>
+            <w:tcW w:w="700" w:type="dxa"/>
+            <w:shd w:val="clear" w:color="auto" w:fill="1F3864"/>
+          </w:tcPr>
+          <w:p>
+            <w:pPr>
+              <w:spacing w:after="0"/>
+              <w:jc w:val="center"/>
+            </w:pPr>
+            <w:r>
+              <w:rPr>
+                <w:rFonts w:ascii="BIZ UDPゴシック" w:hAnsi="BIZ UDPゴシック" w:eastAsia="BIZ UDPゴシック" w:cs="BIZ UDPゴシック"/>
+                <w:b/>
+                <w:color w:val="FFFFFF"/>
+                <w:sz w:val="19"/>
+              </w:rPr>
+              <w:t>区分</w:t>
+            </w:r>
+          </w:p>
+        </w:tc>
+        <w:tc>
+          <w:tcPr>
+            <w:tcW w:w="3400" w:type="dxa"/>
+            <w:shd w:val="clear" w:color="auto" w:fill="1F3864"/>
+          </w:tcPr>
+          <w:p>
+            <w:pPr>
+              <w:spacing w:after="0"/>
+              <w:jc w:val="center"/>
+            </w:pPr>
+            <w:r>
+              <w:rPr>
+                <w:rFonts w:ascii="BIZ UDPゴシック" w:hAnsi="BIZ UDPゴシック" w:eastAsia="BIZ UDPゴシック" w:cs="BIZ UDPゴシック"/>
+                <w:b/>
+                <w:color w:val="FFFFFF"/>
+                <w:sz w:val="19"/>
+              </w:rPr>
+              <w:t>ご確認いただきたいこと</w:t>
+            </w:r>
+          </w:p>
+        </w:tc>
+        <w:tc>
+          <w:tcPr>
+            <w:tcW w:w="10200" w:type="dxa"/>
+            <w:shd w:val="clear" w:color="auto" w:fill="1F3864"/>
+          </w:tcPr>
+          <w:p>
+            <w:pPr>
+              <w:spacing w:after="0"/>
+              <w:jc w:val="center"/>
+            </w:pPr>
+            <w:r>
+              <w:rPr>
+                <w:rFonts w:ascii="BIZ UDPゴシック" w:hAnsi="BIZ UDPゴシック" w:eastAsia="BIZ UDPゴシック" w:cs="BIZ UDPゴシック"/>
+                <w:b/>
+                <w:color w:val="FFFFFF"/>
+                <w:sz w:val="19"/>
+              </w:rPr>
+              <w:t>内容</w:t>
+            </w:r>
+          </w:p>
+        </w:tc>
+      </w:tr>
+      <w:tr>
+        <w:tc>
+          <w:tcPr>
+            <w:tcW w:w="900" w:type="dxa"/>
+          </w:tcPr>
+          <w:p>
+            <w:pPr>
+              <w:spacing w:after="0"/>
+            </w:pPr>
+            <w:r>
+              <w:rPr>
+                <w:rFonts w:ascii="BIZ UDPゴシック" w:hAnsi="BIZ UDPゴシック" w:eastAsia="BIZ UDPゴシック" w:cs="BIZ UDPゴシック"/>
+                <w:b w:val="0"/>
+                <w:sz w:val="19"/>
+              </w:rPr>
+              <w:t>Ｓ-43</w:t>
+            </w:r>
+          </w:p>
+        </w:tc>
+        <w:tc>
+          <w:tcPr>
+            <w:tcW w:w="700" w:type="dxa"/>
+          </w:tcPr>
+          <w:p>
+            <w:pPr>
+              <w:spacing w:after="0"/>
+            </w:pPr>
+            <w:r>
+              <w:rPr>
+                <w:rFonts w:ascii="BIZ UDPゴシック" w:hAnsi="BIZ UDPゴシック" w:eastAsia="BIZ UDPゴシック" w:cs="BIZ UDPゴシック"/>
+                <w:b w:val="0"/>
+                <w:sz w:val="19"/>
+              </w:rPr>
+              <w:t>Ｄ</w:t>
+            </w:r>
+          </w:p>
+        </w:tc>
+        <w:tc>
+          <w:tcPr>
+            <w:tcW w:w="3400" w:type="dxa"/>
+          </w:tcPr>
+          <w:p>
+            <w:pPr>
+              <w:spacing w:after="0"/>
+            </w:pPr>
+            <w:r>
+              <w:rPr>
+                <w:rFonts w:ascii="BIZ UDPゴシック" w:hAnsi="BIZ UDPゴシック" w:eastAsia="BIZ UDPゴシック" w:cs="BIZ UDPゴシック"/>
+                <w:b w:val="0"/>
+                <w:sz w:val="19"/>
+              </w:rPr>
+              <w:t>第５章の実績の表の書き換え（村の資料による）</w:t>
+            </w:r>
+          </w:p>
+        </w:tc>
+        <w:tc>
+          <w:tcPr>
+            <w:tcW w:w="10200" w:type="dxa"/>
+          </w:tcPr>
+          <w:p>
+            <w:pPr>
+              <w:spacing w:after="0"/>
+            </w:pPr>
+            <w:r>
+              <w:rPr>
+                <w:rFonts w:ascii="BIZ UDPゴシック" w:hAnsi="BIZ UDPゴシック" w:eastAsia="BIZ UDPゴシック" w:cs="BIZ UDPゴシック"/>
+                <w:b w:val="0"/>
+                <w:sz w:val="19"/>
+              </w:rPr>
+              <w:t>正本 第５章の実績の表（表５-４から表５-14まで及び表５-29）は、他メンバー版の値のままでしたが、令和８年10月10日にお伝えしたとおり、村が自立支援協議会に出した実績（資料２－３）と食い違っておりました。令和８年10月22日に村から給付の台帳のご提供があり、資料２－３の値が裏づけられましたので、令和６・７年度を資料２－３の値に、令和８年度を台帳の値に改め、評価の文も改めました（表の34行と評価の7段落）。他メンバー版の値に別の出所（村から直接受け取られた数値など）がある場合は、お知らせいただけますでしょうか。なお、台帳は利用者ごとの記録ですので、当方では原本を共有の場所に置かず、集計値だけを用いております。</w:t>
+            </w:r>
+          </w:p>
+        </w:tc>
+      </w:tr>
+    </w:tbl>
+    <w:p>
+      <w:pPr>
+        <w:spacing w:after="40"/>
+      </w:pPr>
+    </w:p>
+    <w:p>
+      <w:pPr>
+        <w:spacing w:before="360" w:after="120"/>
+      </w:pPr>
+      <w:r>
+        <w:rPr>
+          <w:b/>
+          <w:sz w:val="26"/>
+        </w:rPr>
+        <w:t>11　第2章7の割合の差し替え（回収40件）（１件）</w:t>
       </w:r>
     </w:p>
     <w:p>

--- a/output/北塩原村_他メンバーへの確認_1通.docx
+++ b/output/北塩原村_他メンバーへの確認_1通.docx
@@ -3588,7 +3588,7 @@
                 <w:b w:val="0"/>
                 <w:sz w:val="19"/>
               </w:rPr>
-              <w:t>正本 第５章の実績の表（表５-４から表５-14まで及び表５-29）は、他メンバー版の値のままでしたが、令和８年10月10日にお伝えしたとおり、村が自立支援協議会に出した実績（資料２－３）と食い違っておりました。令和８年10月22日に村から給付の台帳のご提供があり、資料２－３の値が裏づけられましたので、令和６・７年度を資料２－３の値に、令和８年度を台帳の値に改め、評価の文も改めました（表の34行と評価の7段落）。他メンバー版の値に別の出所（村から直接受け取られた数値など）がある場合は、お知らせいただけますでしょうか。なお、台帳は利用者ごとの記録ですので、当方では原本を共有の場所に置かず、集計値だけを用いております。</w:t>
+              <w:t>正本 第５章の実績の表（表５-４から表５-14まで及び表５-29）は、他メンバー版の値のままでしたが、令和８年10月10日にお伝えしたとおり、村が自立支援協議会に出した実績（資料２－３）と食い違っておりました。令和８年10月22日に村から給付の台帳のご提供があり、資料２－３の値が裏づけられましたので、令和６・７年度を資料２－３の値に、令和８年度を台帳の値に改め、評価の文も改めました（表の35行と評価の7段落）。他メンバー版の値に別の出所（村から直接受け取られた数値など）がある場合は、お知らせいただけますでしょうか。なお、台帳は利用者ごとの記録ですので、当方では原本を共有の場所に置かず、集計値だけを用いております。</w:t>
             </w:r>
           </w:p>
         </w:tc>
